--- a/docs/word/01-可行性分析报告.docx
+++ b/docs/word/01-可行性分析报告.docx
@@ -6,7 +6,23 @@
       <w:pPr>
         <w:pStyle w:val="Heading1"/>
         <w:bidi w:val="0"/>
-        <w:spacing w:before="120" w:after="240"/>
+        <w:spacing w:before="240" w:after="283"/>
+        <w:jc w:val="left"/>
+        <w:rPr/>
+      </w:pPr>
+      <w:r>
+        <w:rPr/>
+        <w:t>01-</w:t>
+      </w:r>
+      <w:r>
+        <w:rPr/>
+        <w:t>可行性分析报告</w:t>
+      </w:r>
+    </w:p>
+    <w:p>
+      <w:pPr>
+        <w:pStyle w:val="Heading1"/>
+        <w:bidi w:val="0"/>
         <w:jc w:val="left"/>
         <w:rPr/>
       </w:pPr>
@@ -17,42 +33,36 @@
     </w:p>
     <w:tbl>
       <w:tblPr>
-        <w:tblW w:w="5000" w:type="pct"/>
+        <w:tblW w:w="6042" w:type="dxa"/>
         <w:jc w:val="left"/>
-        <w:tblInd w:w="45" w:type="dxa"/>
+        <w:tblInd w:w="28" w:type="dxa"/>
         <w:tblLayout w:type="fixed"/>
         <w:tblCellMar>
-          <w:top w:w="45" w:type="dxa"/>
-          <w:left w:w="45" w:type="dxa"/>
-          <w:bottom w:w="45" w:type="dxa"/>
-          <w:right w:w="45" w:type="dxa"/>
+          <w:top w:w="28" w:type="dxa"/>
+          <w:left w:w="28" w:type="dxa"/>
+          <w:bottom w:w="28" w:type="dxa"/>
+          <w:right w:w="28" w:type="dxa"/>
         </w:tblCellMar>
       </w:tblPr>
       <w:tblGrid>
-        <w:gridCol w:w="2508"/>
-        <w:gridCol w:w="8830"/>
+        <w:gridCol w:w="937"/>
+        <w:gridCol w:w="5105"/>
       </w:tblGrid>
       <w:tr>
-        <w:trPr>
-          <w:tblHeader w:val="true"/>
-        </w:trPr>
-        <w:tc>
-          <w:tcPr>
-            <w:tcW w:w="2508" w:type="dxa"/>
-            <w:tcBorders>
-              <w:top w:val="single" w:sz="6" w:space="0" w:color="808080"/>
-              <w:left w:val="single" w:sz="6" w:space="0" w:color="808080"/>
-              <w:bottom w:val="single" w:sz="2" w:space="0" w:color="808080"/>
-              <w:right w:val="single" w:sz="6" w:space="0" w:color="808080"/>
-            </w:tcBorders>
-            <w:shd w:fill="DCE6F1" w:val="clear"/>
+        <w:trPr/>
+        <w:tc>
+          <w:tcPr>
+            <w:tcW w:w="937" w:type="dxa"/>
+            <w:tcBorders/>
+            <w:vAlign w:val="center"/>
           </w:tcPr>
           <w:p>
             <w:pPr>
               <w:pStyle w:val="Style19"/>
-              <w:bidi w:val="0"/>
-              <w:spacing w:before="0" w:after="120"/>
-              <w:ind w:hanging="0" w:left="0" w:right="0"/>
+              <w:suppressLineNumbers/>
+              <w:shd w:fill="EEF1F4" w:val="clear"/>
+              <w:bidi w:val="0"/>
+              <w:spacing w:before="0" w:after="283"/>
               <w:jc w:val="left"/>
               <w:rPr/>
             </w:pPr>
@@ -64,21 +74,17 @@
         </w:tc>
         <w:tc>
           <w:tcPr>
-            <w:tcW w:w="8830" w:type="dxa"/>
-            <w:tcBorders>
-              <w:top w:val="single" w:sz="6" w:space="0" w:color="808080"/>
-              <w:left w:val="single" w:sz="2" w:space="0" w:color="808080"/>
-              <w:bottom w:val="single" w:sz="2" w:space="0" w:color="808080"/>
-              <w:right w:val="single" w:sz="6" w:space="0" w:color="808080"/>
-            </w:tcBorders>
-            <w:shd w:fill="DCE6F1" w:val="clear"/>
+            <w:tcW w:w="5105" w:type="dxa"/>
+            <w:tcBorders/>
+            <w:vAlign w:val="center"/>
           </w:tcPr>
           <w:p>
             <w:pPr>
               <w:pStyle w:val="Style19"/>
-              <w:bidi w:val="0"/>
-              <w:spacing w:before="0" w:after="120"/>
-              <w:ind w:hanging="0" w:left="0" w:right="0"/>
+              <w:suppressLineNumbers/>
+              <w:shd w:fill="EEF1F4" w:val="clear"/>
+              <w:bidi w:val="0"/>
+              <w:spacing w:before="0" w:after="283"/>
               <w:jc w:val="left"/>
               <w:rPr/>
             </w:pPr>
@@ -93,19 +99,15 @@
         <w:trPr/>
         <w:tc>
           <w:tcPr>
-            <w:tcW w:w="2508" w:type="dxa"/>
-            <w:tcBorders>
-              <w:left w:val="single" w:sz="6" w:space="0" w:color="808080"/>
-              <w:bottom w:val="single" w:sz="2" w:space="0" w:color="808080"/>
-              <w:right w:val="single" w:sz="6" w:space="0" w:color="808080"/>
-            </w:tcBorders>
-          </w:tcPr>
-          <w:p>
-            <w:pPr>
-              <w:pStyle w:val="Style14"/>
-              <w:bidi w:val="0"/>
-              <w:spacing w:before="0" w:after="120"/>
-              <w:ind w:hanging="0" w:left="0" w:right="0"/>
+            <w:tcW w:w="937" w:type="dxa"/>
+            <w:tcBorders/>
+            <w:vAlign w:val="center"/>
+          </w:tcPr>
+          <w:p>
+            <w:pPr>
+              <w:pStyle w:val="Style14"/>
+              <w:bidi w:val="0"/>
+              <w:spacing w:before="0" w:after="283"/>
               <w:jc w:val="left"/>
               <w:rPr/>
             </w:pPr>
@@ -117,19 +119,15 @@
         </w:tc>
         <w:tc>
           <w:tcPr>
-            <w:tcW w:w="8830" w:type="dxa"/>
-            <w:tcBorders>
-              <w:left w:val="single" w:sz="2" w:space="0" w:color="808080"/>
-              <w:bottom w:val="single" w:sz="2" w:space="0" w:color="808080"/>
-              <w:right w:val="single" w:sz="6" w:space="0" w:color="808080"/>
-            </w:tcBorders>
-          </w:tcPr>
-          <w:p>
-            <w:pPr>
-              <w:pStyle w:val="Style14"/>
-              <w:bidi w:val="0"/>
-              <w:spacing w:before="0" w:after="120"/>
-              <w:ind w:hanging="0" w:left="0" w:right="0"/>
+            <w:tcW w:w="5105" w:type="dxa"/>
+            <w:tcBorders/>
+            <w:vAlign w:val="center"/>
+          </w:tcPr>
+          <w:p>
+            <w:pPr>
+              <w:pStyle w:val="Style14"/>
+              <w:bidi w:val="0"/>
+              <w:spacing w:before="0" w:after="283"/>
               <w:jc w:val="left"/>
               <w:rPr/>
             </w:pPr>
@@ -152,19 +150,15 @@
         <w:trPr/>
         <w:tc>
           <w:tcPr>
-            <w:tcW w:w="2508" w:type="dxa"/>
-            <w:tcBorders>
-              <w:left w:val="single" w:sz="6" w:space="0" w:color="808080"/>
-              <w:bottom w:val="single" w:sz="2" w:space="0" w:color="808080"/>
-              <w:right w:val="single" w:sz="6" w:space="0" w:color="808080"/>
-            </w:tcBorders>
-          </w:tcPr>
-          <w:p>
-            <w:pPr>
-              <w:pStyle w:val="Style14"/>
-              <w:bidi w:val="0"/>
-              <w:spacing w:before="0" w:after="120"/>
-              <w:ind w:hanging="0" w:left="0" w:right="0"/>
+            <w:tcW w:w="937" w:type="dxa"/>
+            <w:tcBorders/>
+            <w:vAlign w:val="center"/>
+          </w:tcPr>
+          <w:p>
+            <w:pPr>
+              <w:pStyle w:val="Style14"/>
+              <w:bidi w:val="0"/>
+              <w:spacing w:before="0" w:after="283"/>
               <w:jc w:val="left"/>
               <w:rPr/>
             </w:pPr>
@@ -176,19 +170,15 @@
         </w:tc>
         <w:tc>
           <w:tcPr>
-            <w:tcW w:w="8830" w:type="dxa"/>
-            <w:tcBorders>
-              <w:left w:val="single" w:sz="2" w:space="0" w:color="808080"/>
-              <w:bottom w:val="single" w:sz="2" w:space="0" w:color="808080"/>
-              <w:right w:val="single" w:sz="6" w:space="0" w:color="808080"/>
-            </w:tcBorders>
-          </w:tcPr>
-          <w:p>
-            <w:pPr>
-              <w:pStyle w:val="Style14"/>
-              <w:bidi w:val="0"/>
-              <w:spacing w:before="0" w:after="120"/>
-              <w:ind w:hanging="0" w:left="0" w:right="0"/>
+            <w:tcW w:w="5105" w:type="dxa"/>
+            <w:tcBorders/>
+            <w:vAlign w:val="center"/>
+          </w:tcPr>
+          <w:p>
+            <w:pPr>
+              <w:pStyle w:val="Style14"/>
+              <w:bidi w:val="0"/>
+              <w:spacing w:before="0" w:after="283"/>
               <w:jc w:val="left"/>
               <w:rPr/>
             </w:pPr>
@@ -203,19 +193,15 @@
         <w:trPr/>
         <w:tc>
           <w:tcPr>
-            <w:tcW w:w="2508" w:type="dxa"/>
-            <w:tcBorders>
-              <w:left w:val="single" w:sz="6" w:space="0" w:color="808080"/>
-              <w:bottom w:val="single" w:sz="2" w:space="0" w:color="808080"/>
-              <w:right w:val="single" w:sz="6" w:space="0" w:color="808080"/>
-            </w:tcBorders>
-          </w:tcPr>
-          <w:p>
-            <w:pPr>
-              <w:pStyle w:val="Style14"/>
-              <w:bidi w:val="0"/>
-              <w:spacing w:before="0" w:after="120"/>
-              <w:ind w:hanging="0" w:left="0" w:right="0"/>
+            <w:tcW w:w="937" w:type="dxa"/>
+            <w:tcBorders/>
+            <w:vAlign w:val="center"/>
+          </w:tcPr>
+          <w:p>
+            <w:pPr>
+              <w:pStyle w:val="Style14"/>
+              <w:bidi w:val="0"/>
+              <w:spacing w:before="0" w:after="283"/>
               <w:jc w:val="left"/>
               <w:rPr/>
             </w:pPr>
@@ -227,19 +213,15 @@
         </w:tc>
         <w:tc>
           <w:tcPr>
-            <w:tcW w:w="8830" w:type="dxa"/>
-            <w:tcBorders>
-              <w:left w:val="single" w:sz="2" w:space="0" w:color="808080"/>
-              <w:bottom w:val="single" w:sz="2" w:space="0" w:color="808080"/>
-              <w:right w:val="single" w:sz="6" w:space="0" w:color="808080"/>
-            </w:tcBorders>
-          </w:tcPr>
-          <w:p>
-            <w:pPr>
-              <w:pStyle w:val="Style14"/>
-              <w:bidi w:val="0"/>
-              <w:spacing w:before="0" w:after="120"/>
-              <w:ind w:hanging="0" w:left="0" w:right="0"/>
+            <w:tcW w:w="5105" w:type="dxa"/>
+            <w:tcBorders/>
+            <w:vAlign w:val="center"/>
+          </w:tcPr>
+          <w:p>
+            <w:pPr>
+              <w:pStyle w:val="Style14"/>
+              <w:bidi w:val="0"/>
+              <w:spacing w:before="0" w:after="283"/>
               <w:jc w:val="left"/>
               <w:rPr/>
             </w:pPr>
@@ -254,19 +236,15 @@
         <w:trPr/>
         <w:tc>
           <w:tcPr>
-            <w:tcW w:w="2508" w:type="dxa"/>
-            <w:tcBorders>
-              <w:left w:val="single" w:sz="6" w:space="0" w:color="808080"/>
-              <w:bottom w:val="single" w:sz="6" w:space="0" w:color="808080"/>
-              <w:right w:val="single" w:sz="6" w:space="0" w:color="808080"/>
-            </w:tcBorders>
-          </w:tcPr>
-          <w:p>
-            <w:pPr>
-              <w:pStyle w:val="Style14"/>
-              <w:bidi w:val="0"/>
-              <w:spacing w:before="0" w:after="120"/>
-              <w:ind w:hanging="0" w:left="0" w:right="0"/>
+            <w:tcW w:w="937" w:type="dxa"/>
+            <w:tcBorders/>
+            <w:vAlign w:val="center"/>
+          </w:tcPr>
+          <w:p>
+            <w:pPr>
+              <w:pStyle w:val="Style14"/>
+              <w:bidi w:val="0"/>
+              <w:spacing w:before="0" w:after="283"/>
               <w:jc w:val="left"/>
               <w:rPr/>
             </w:pPr>
@@ -278,18 +256,15 @@
         </w:tc>
         <w:tc>
           <w:tcPr>
-            <w:tcW w:w="8830" w:type="dxa"/>
-            <w:tcBorders>
-              <w:left w:val="single" w:sz="2" w:space="0" w:color="808080"/>
-              <w:bottom w:val="single" w:sz="6" w:space="0" w:color="808080"/>
-              <w:right w:val="single" w:sz="6" w:space="0" w:color="808080"/>
-            </w:tcBorders>
-          </w:tcPr>
-          <w:p>
-            <w:pPr>
-              <w:pStyle w:val="Style14"/>
-              <w:bidi w:val="0"/>
-              <w:spacing w:before="0" w:after="120"/>
+            <w:tcW w:w="5105" w:type="dxa"/>
+            <w:tcBorders/>
+            <w:vAlign w:val="center"/>
+          </w:tcPr>
+          <w:p>
+            <w:pPr>
+              <w:pStyle w:val="Style14"/>
+              <w:bidi w:val="0"/>
+              <w:spacing w:before="0" w:after="283"/>
               <w:jc w:val="left"/>
               <w:rPr/>
             </w:pPr>
@@ -348,6 +323,7 @@
       <w:pPr>
         <w:pStyle w:val="BodyText"/>
         <w:bidi w:val="0"/>
+        <w:jc w:val="left"/>
         <w:rPr/>
       </w:pPr>
       <w:r>
@@ -375,6 +351,7 @@
       <w:pPr>
         <w:pStyle w:val="BodyText"/>
         <w:bidi w:val="0"/>
+        <w:jc w:val="left"/>
         <w:rPr/>
       </w:pPr>
       <w:r>
@@ -386,6 +363,7 @@
       <w:pPr>
         <w:pStyle w:val="BodyText"/>
         <w:bidi w:val="0"/>
+        <w:jc w:val="left"/>
         <w:rPr/>
       </w:pPr>
       <w:r>
@@ -429,42 +407,36 @@
     </w:p>
     <w:tbl>
       <w:tblPr>
-        <w:tblW w:w="5000" w:type="pct"/>
+        <w:tblW w:w="7782" w:type="dxa"/>
         <w:jc w:val="left"/>
-        <w:tblInd w:w="45" w:type="dxa"/>
+        <w:tblInd w:w="28" w:type="dxa"/>
         <w:tblLayout w:type="fixed"/>
         <w:tblCellMar>
-          <w:top w:w="45" w:type="dxa"/>
-          <w:left w:w="45" w:type="dxa"/>
-          <w:bottom w:w="45" w:type="dxa"/>
-          <w:right w:w="45" w:type="dxa"/>
+          <w:top w:w="28" w:type="dxa"/>
+          <w:left w:w="28" w:type="dxa"/>
+          <w:bottom w:w="28" w:type="dxa"/>
+          <w:right w:w="28" w:type="dxa"/>
         </w:tblCellMar>
       </w:tblPr>
       <w:tblGrid>
-        <w:gridCol w:w="4122"/>
-        <w:gridCol w:w="7216"/>
+        <w:gridCol w:w="1220"/>
+        <w:gridCol w:w="6562"/>
       </w:tblGrid>
       <w:tr>
-        <w:trPr>
-          <w:tblHeader w:val="true"/>
-        </w:trPr>
-        <w:tc>
-          <w:tcPr>
-            <w:tcW w:w="4122" w:type="dxa"/>
-            <w:tcBorders>
-              <w:top w:val="single" w:sz="6" w:space="0" w:color="808080"/>
-              <w:left w:val="single" w:sz="6" w:space="0" w:color="808080"/>
-              <w:bottom w:val="single" w:sz="2" w:space="0" w:color="808080"/>
-              <w:right w:val="single" w:sz="6" w:space="0" w:color="808080"/>
-            </w:tcBorders>
-            <w:shd w:fill="DCE6F1" w:val="clear"/>
+        <w:trPr/>
+        <w:tc>
+          <w:tcPr>
+            <w:tcW w:w="1220" w:type="dxa"/>
+            <w:tcBorders/>
+            <w:vAlign w:val="center"/>
           </w:tcPr>
           <w:p>
             <w:pPr>
               <w:pStyle w:val="Style19"/>
-              <w:bidi w:val="0"/>
-              <w:spacing w:before="0" w:after="120"/>
-              <w:ind w:hanging="0" w:left="0" w:right="0"/>
+              <w:suppressLineNumbers/>
+              <w:shd w:fill="EEF1F4" w:val="clear"/>
+              <w:bidi w:val="0"/>
+              <w:spacing w:before="0" w:after="283"/>
               <w:jc w:val="left"/>
               <w:rPr/>
             </w:pPr>
@@ -476,21 +448,17 @@
         </w:tc>
         <w:tc>
           <w:tcPr>
-            <w:tcW w:w="7216" w:type="dxa"/>
-            <w:tcBorders>
-              <w:top w:val="single" w:sz="6" w:space="0" w:color="808080"/>
-              <w:left w:val="single" w:sz="2" w:space="0" w:color="808080"/>
-              <w:bottom w:val="single" w:sz="2" w:space="0" w:color="808080"/>
-              <w:right w:val="single" w:sz="6" w:space="0" w:color="808080"/>
-            </w:tcBorders>
-            <w:shd w:fill="DCE6F1" w:val="clear"/>
+            <w:tcW w:w="6562" w:type="dxa"/>
+            <w:tcBorders/>
+            <w:vAlign w:val="center"/>
           </w:tcPr>
           <w:p>
             <w:pPr>
               <w:pStyle w:val="Style19"/>
-              <w:bidi w:val="0"/>
-              <w:spacing w:before="0" w:after="120"/>
-              <w:ind w:hanging="0" w:left="0" w:right="0"/>
+              <w:suppressLineNumbers/>
+              <w:shd w:fill="EEF1F4" w:val="clear"/>
+              <w:bidi w:val="0"/>
+              <w:spacing w:before="0" w:after="283"/>
               <w:jc w:val="left"/>
               <w:rPr/>
             </w:pPr>
@@ -505,19 +473,15 @@
         <w:trPr/>
         <w:tc>
           <w:tcPr>
-            <w:tcW w:w="4122" w:type="dxa"/>
-            <w:tcBorders>
-              <w:left w:val="single" w:sz="6" w:space="0" w:color="808080"/>
-              <w:bottom w:val="single" w:sz="2" w:space="0" w:color="808080"/>
-              <w:right w:val="single" w:sz="6" w:space="0" w:color="808080"/>
-            </w:tcBorders>
-          </w:tcPr>
-          <w:p>
-            <w:pPr>
-              <w:pStyle w:val="Style14"/>
-              <w:bidi w:val="0"/>
-              <w:spacing w:before="0" w:after="120"/>
-              <w:ind w:hanging="0" w:left="0" w:right="0"/>
+            <w:tcW w:w="1220" w:type="dxa"/>
+            <w:tcBorders/>
+            <w:vAlign w:val="center"/>
+          </w:tcPr>
+          <w:p>
+            <w:pPr>
+              <w:pStyle w:val="Style14"/>
+              <w:bidi w:val="0"/>
+              <w:spacing w:before="0" w:after="283"/>
               <w:jc w:val="left"/>
               <w:rPr/>
             </w:pPr>
@@ -529,19 +493,15 @@
         </w:tc>
         <w:tc>
           <w:tcPr>
-            <w:tcW w:w="7216" w:type="dxa"/>
-            <w:tcBorders>
-              <w:left w:val="single" w:sz="2" w:space="0" w:color="808080"/>
-              <w:bottom w:val="single" w:sz="2" w:space="0" w:color="808080"/>
-              <w:right w:val="single" w:sz="6" w:space="0" w:color="808080"/>
-            </w:tcBorders>
-          </w:tcPr>
-          <w:p>
-            <w:pPr>
-              <w:pStyle w:val="Style14"/>
-              <w:bidi w:val="0"/>
-              <w:spacing w:before="0" w:after="120"/>
-              <w:ind w:hanging="0" w:left="0" w:right="0"/>
+            <w:tcW w:w="6562" w:type="dxa"/>
+            <w:tcBorders/>
+            <w:vAlign w:val="center"/>
+          </w:tcPr>
+          <w:p>
+            <w:pPr>
+              <w:pStyle w:val="Style14"/>
+              <w:bidi w:val="0"/>
+              <w:spacing w:before="0" w:after="283"/>
               <w:jc w:val="left"/>
               <w:rPr/>
             </w:pPr>
@@ -560,19 +520,15 @@
         <w:trPr/>
         <w:tc>
           <w:tcPr>
-            <w:tcW w:w="4122" w:type="dxa"/>
-            <w:tcBorders>
-              <w:left w:val="single" w:sz="6" w:space="0" w:color="808080"/>
-              <w:bottom w:val="single" w:sz="2" w:space="0" w:color="808080"/>
-              <w:right w:val="single" w:sz="6" w:space="0" w:color="808080"/>
-            </w:tcBorders>
-          </w:tcPr>
-          <w:p>
-            <w:pPr>
-              <w:pStyle w:val="Style14"/>
-              <w:bidi w:val="0"/>
-              <w:spacing w:before="0" w:after="120"/>
-              <w:ind w:hanging="0" w:left="0" w:right="0"/>
+            <w:tcW w:w="1220" w:type="dxa"/>
+            <w:tcBorders/>
+            <w:vAlign w:val="center"/>
+          </w:tcPr>
+          <w:p>
+            <w:pPr>
+              <w:pStyle w:val="Style14"/>
+              <w:bidi w:val="0"/>
+              <w:spacing w:before="0" w:after="283"/>
               <w:jc w:val="left"/>
               <w:rPr/>
             </w:pPr>
@@ -584,19 +540,15 @@
         </w:tc>
         <w:tc>
           <w:tcPr>
-            <w:tcW w:w="7216" w:type="dxa"/>
-            <w:tcBorders>
-              <w:left w:val="single" w:sz="2" w:space="0" w:color="808080"/>
-              <w:bottom w:val="single" w:sz="2" w:space="0" w:color="808080"/>
-              <w:right w:val="single" w:sz="6" w:space="0" w:color="808080"/>
-            </w:tcBorders>
-          </w:tcPr>
-          <w:p>
-            <w:pPr>
-              <w:pStyle w:val="Style14"/>
-              <w:bidi w:val="0"/>
-              <w:spacing w:before="0" w:after="120"/>
-              <w:ind w:hanging="0" w:left="0" w:right="0"/>
+            <w:tcW w:w="6562" w:type="dxa"/>
+            <w:tcBorders/>
+            <w:vAlign w:val="center"/>
+          </w:tcPr>
+          <w:p>
+            <w:pPr>
+              <w:pStyle w:val="Style14"/>
+              <w:bidi w:val="0"/>
+              <w:spacing w:before="0" w:after="283"/>
               <w:jc w:val="left"/>
               <w:rPr/>
             </w:pPr>
@@ -615,19 +567,15 @@
         <w:trPr/>
         <w:tc>
           <w:tcPr>
-            <w:tcW w:w="4122" w:type="dxa"/>
-            <w:tcBorders>
-              <w:left w:val="single" w:sz="6" w:space="0" w:color="808080"/>
-              <w:bottom w:val="single" w:sz="2" w:space="0" w:color="808080"/>
-              <w:right w:val="single" w:sz="6" w:space="0" w:color="808080"/>
-            </w:tcBorders>
-          </w:tcPr>
-          <w:p>
-            <w:pPr>
-              <w:pStyle w:val="Style14"/>
-              <w:bidi w:val="0"/>
-              <w:spacing w:before="0" w:after="120"/>
-              <w:ind w:hanging="0" w:left="0" w:right="0"/>
+            <w:tcW w:w="1220" w:type="dxa"/>
+            <w:tcBorders/>
+            <w:vAlign w:val="center"/>
+          </w:tcPr>
+          <w:p>
+            <w:pPr>
+              <w:pStyle w:val="Style14"/>
+              <w:bidi w:val="0"/>
+              <w:spacing w:before="0" w:after="283"/>
               <w:jc w:val="left"/>
               <w:rPr/>
             </w:pPr>
@@ -639,19 +587,15 @@
         </w:tc>
         <w:tc>
           <w:tcPr>
-            <w:tcW w:w="7216" w:type="dxa"/>
-            <w:tcBorders>
-              <w:left w:val="single" w:sz="2" w:space="0" w:color="808080"/>
-              <w:bottom w:val="single" w:sz="2" w:space="0" w:color="808080"/>
-              <w:right w:val="single" w:sz="6" w:space="0" w:color="808080"/>
-            </w:tcBorders>
-          </w:tcPr>
-          <w:p>
-            <w:pPr>
-              <w:pStyle w:val="Style14"/>
-              <w:bidi w:val="0"/>
-              <w:spacing w:before="0" w:after="120"/>
-              <w:ind w:hanging="0" w:left="0" w:right="0"/>
+            <w:tcW w:w="6562" w:type="dxa"/>
+            <w:tcBorders/>
+            <w:vAlign w:val="center"/>
+          </w:tcPr>
+          <w:p>
+            <w:pPr>
+              <w:pStyle w:val="Style14"/>
+              <w:bidi w:val="0"/>
+              <w:spacing w:before="0" w:after="283"/>
               <w:jc w:val="left"/>
               <w:rPr/>
             </w:pPr>
@@ -666,19 +610,15 @@
         <w:trPr/>
         <w:tc>
           <w:tcPr>
-            <w:tcW w:w="4122" w:type="dxa"/>
-            <w:tcBorders>
-              <w:left w:val="single" w:sz="6" w:space="0" w:color="808080"/>
-              <w:bottom w:val="single" w:sz="2" w:space="0" w:color="808080"/>
-              <w:right w:val="single" w:sz="6" w:space="0" w:color="808080"/>
-            </w:tcBorders>
-          </w:tcPr>
-          <w:p>
-            <w:pPr>
-              <w:pStyle w:val="Style14"/>
-              <w:bidi w:val="0"/>
-              <w:spacing w:before="0" w:after="120"/>
-              <w:ind w:hanging="0" w:left="0" w:right="0"/>
+            <w:tcW w:w="1220" w:type="dxa"/>
+            <w:tcBorders/>
+            <w:vAlign w:val="center"/>
+          </w:tcPr>
+          <w:p>
+            <w:pPr>
+              <w:pStyle w:val="Style14"/>
+              <w:bidi w:val="0"/>
+              <w:spacing w:before="0" w:after="283"/>
               <w:jc w:val="left"/>
               <w:rPr/>
             </w:pPr>
@@ -690,19 +630,15 @@
         </w:tc>
         <w:tc>
           <w:tcPr>
-            <w:tcW w:w="7216" w:type="dxa"/>
-            <w:tcBorders>
-              <w:left w:val="single" w:sz="2" w:space="0" w:color="808080"/>
-              <w:bottom w:val="single" w:sz="2" w:space="0" w:color="808080"/>
-              <w:right w:val="single" w:sz="6" w:space="0" w:color="808080"/>
-            </w:tcBorders>
-          </w:tcPr>
-          <w:p>
-            <w:pPr>
-              <w:pStyle w:val="Style14"/>
-              <w:bidi w:val="0"/>
-              <w:spacing w:before="0" w:after="120"/>
-              <w:ind w:hanging="0" w:left="0" w:right="0"/>
+            <w:tcW w:w="6562" w:type="dxa"/>
+            <w:tcBorders/>
+            <w:vAlign w:val="center"/>
+          </w:tcPr>
+          <w:p>
+            <w:pPr>
+              <w:pStyle w:val="Style14"/>
+              <w:bidi w:val="0"/>
+              <w:spacing w:before="0" w:after="283"/>
               <w:jc w:val="left"/>
               <w:rPr/>
             </w:pPr>
@@ -725,19 +661,15 @@
         <w:trPr/>
         <w:tc>
           <w:tcPr>
-            <w:tcW w:w="4122" w:type="dxa"/>
-            <w:tcBorders>
-              <w:left w:val="single" w:sz="6" w:space="0" w:color="808080"/>
-              <w:bottom w:val="single" w:sz="2" w:space="0" w:color="808080"/>
-              <w:right w:val="single" w:sz="6" w:space="0" w:color="808080"/>
-            </w:tcBorders>
-          </w:tcPr>
-          <w:p>
-            <w:pPr>
-              <w:pStyle w:val="Style14"/>
-              <w:bidi w:val="0"/>
-              <w:spacing w:before="0" w:after="120"/>
-              <w:ind w:hanging="0" w:left="0" w:right="0"/>
+            <w:tcW w:w="1220" w:type="dxa"/>
+            <w:tcBorders/>
+            <w:vAlign w:val="center"/>
+          </w:tcPr>
+          <w:p>
+            <w:pPr>
+              <w:pStyle w:val="Style14"/>
+              <w:bidi w:val="0"/>
+              <w:spacing w:before="0" w:after="283"/>
               <w:jc w:val="left"/>
               <w:rPr/>
             </w:pPr>
@@ -749,19 +681,15 @@
         </w:tc>
         <w:tc>
           <w:tcPr>
-            <w:tcW w:w="7216" w:type="dxa"/>
-            <w:tcBorders>
-              <w:left w:val="single" w:sz="2" w:space="0" w:color="808080"/>
-              <w:bottom w:val="single" w:sz="2" w:space="0" w:color="808080"/>
-              <w:right w:val="single" w:sz="6" w:space="0" w:color="808080"/>
-            </w:tcBorders>
-          </w:tcPr>
-          <w:p>
-            <w:pPr>
-              <w:pStyle w:val="Style14"/>
-              <w:bidi w:val="0"/>
-              <w:spacing w:before="0" w:after="120"/>
-              <w:ind w:hanging="0" w:left="0" w:right="0"/>
+            <w:tcW w:w="6562" w:type="dxa"/>
+            <w:tcBorders/>
+            <w:vAlign w:val="center"/>
+          </w:tcPr>
+          <w:p>
+            <w:pPr>
+              <w:pStyle w:val="Style14"/>
+              <w:bidi w:val="0"/>
+              <w:spacing w:before="0" w:after="283"/>
               <w:jc w:val="left"/>
               <w:rPr/>
             </w:pPr>
@@ -776,19 +704,15 @@
         <w:trPr/>
         <w:tc>
           <w:tcPr>
-            <w:tcW w:w="4122" w:type="dxa"/>
-            <w:tcBorders>
-              <w:left w:val="single" w:sz="6" w:space="0" w:color="808080"/>
-              <w:bottom w:val="single" w:sz="6" w:space="0" w:color="808080"/>
-              <w:right w:val="single" w:sz="6" w:space="0" w:color="808080"/>
-            </w:tcBorders>
-          </w:tcPr>
-          <w:p>
-            <w:pPr>
-              <w:pStyle w:val="Style14"/>
-              <w:bidi w:val="0"/>
-              <w:spacing w:before="0" w:after="120"/>
-              <w:ind w:hanging="0" w:left="0" w:right="0"/>
+            <w:tcW w:w="1220" w:type="dxa"/>
+            <w:tcBorders/>
+            <w:vAlign w:val="center"/>
+          </w:tcPr>
+          <w:p>
+            <w:pPr>
+              <w:pStyle w:val="Style14"/>
+              <w:bidi w:val="0"/>
+              <w:spacing w:before="0" w:after="283"/>
               <w:jc w:val="left"/>
               <w:rPr/>
             </w:pPr>
@@ -804,18 +728,15 @@
         </w:tc>
         <w:tc>
           <w:tcPr>
-            <w:tcW w:w="7216" w:type="dxa"/>
-            <w:tcBorders>
-              <w:left w:val="single" w:sz="2" w:space="0" w:color="808080"/>
-              <w:bottom w:val="single" w:sz="6" w:space="0" w:color="808080"/>
-              <w:right w:val="single" w:sz="6" w:space="0" w:color="808080"/>
-            </w:tcBorders>
-          </w:tcPr>
-          <w:p>
-            <w:pPr>
-              <w:pStyle w:val="Style14"/>
-              <w:bidi w:val="0"/>
-              <w:spacing w:before="0" w:after="120"/>
+            <w:tcW w:w="6562" w:type="dxa"/>
+            <w:tcBorders/>
+            <w:vAlign w:val="center"/>
+          </w:tcPr>
+          <w:p>
+            <w:pPr>
+              <w:pStyle w:val="Style14"/>
+              <w:bidi w:val="0"/>
+              <w:spacing w:before="0" w:after="283"/>
               <w:jc w:val="left"/>
               <w:rPr/>
             </w:pPr>
@@ -896,44 +817,38 @@
     </w:p>
     <w:tbl>
       <w:tblPr>
-        <w:tblW w:w="5000" w:type="pct"/>
+        <w:tblW w:w="9334" w:type="dxa"/>
         <w:jc w:val="left"/>
-        <w:tblInd w:w="45" w:type="dxa"/>
+        <w:tblInd w:w="28" w:type="dxa"/>
         <w:tblLayout w:type="fixed"/>
         <w:tblCellMar>
-          <w:top w:w="45" w:type="dxa"/>
-          <w:left w:w="45" w:type="dxa"/>
-          <w:bottom w:w="45" w:type="dxa"/>
-          <w:right w:w="45" w:type="dxa"/>
+          <w:top w:w="28" w:type="dxa"/>
+          <w:left w:w="28" w:type="dxa"/>
+          <w:bottom w:w="28" w:type="dxa"/>
+          <w:right w:w="28" w:type="dxa"/>
         </w:tblCellMar>
       </w:tblPr>
       <w:tblGrid>
-        <w:gridCol w:w="1761"/>
-        <w:gridCol w:w="4569"/>
-        <w:gridCol w:w="3244"/>
-        <w:gridCol w:w="1764"/>
+        <w:gridCol w:w="937"/>
+        <w:gridCol w:w="3183"/>
+        <w:gridCol w:w="4655"/>
+        <w:gridCol w:w="559"/>
       </w:tblGrid>
       <w:tr>
-        <w:trPr>
-          <w:tblHeader w:val="true"/>
-        </w:trPr>
-        <w:tc>
-          <w:tcPr>
-            <w:tcW w:w="1761" w:type="dxa"/>
-            <w:tcBorders>
-              <w:top w:val="single" w:sz="6" w:space="0" w:color="808080"/>
-              <w:left w:val="single" w:sz="6" w:space="0" w:color="808080"/>
-              <w:bottom w:val="single" w:sz="2" w:space="0" w:color="808080"/>
-              <w:right w:val="single" w:sz="6" w:space="0" w:color="808080"/>
-            </w:tcBorders>
-            <w:shd w:fill="DCE6F1" w:val="clear"/>
+        <w:trPr/>
+        <w:tc>
+          <w:tcPr>
+            <w:tcW w:w="937" w:type="dxa"/>
+            <w:tcBorders/>
+            <w:vAlign w:val="center"/>
           </w:tcPr>
           <w:p>
             <w:pPr>
               <w:pStyle w:val="Style19"/>
-              <w:bidi w:val="0"/>
-              <w:spacing w:before="0" w:after="120"/>
-              <w:ind w:hanging="0" w:left="0" w:right="0"/>
+              <w:suppressLineNumbers/>
+              <w:shd w:fill="EEF1F4" w:val="clear"/>
+              <w:bidi w:val="0"/>
+              <w:spacing w:before="0" w:after="283"/>
               <w:jc w:val="left"/>
               <w:rPr/>
             </w:pPr>
@@ -945,21 +860,17 @@
         </w:tc>
         <w:tc>
           <w:tcPr>
-            <w:tcW w:w="4569" w:type="dxa"/>
-            <w:tcBorders>
-              <w:top w:val="single" w:sz="6" w:space="0" w:color="808080"/>
-              <w:left w:val="single" w:sz="2" w:space="0" w:color="808080"/>
-              <w:bottom w:val="single" w:sz="2" w:space="0" w:color="808080"/>
-              <w:right w:val="single" w:sz="6" w:space="0" w:color="808080"/>
-            </w:tcBorders>
-            <w:shd w:fill="DCE6F1" w:val="clear"/>
+            <w:tcW w:w="3183" w:type="dxa"/>
+            <w:tcBorders/>
+            <w:vAlign w:val="center"/>
           </w:tcPr>
           <w:p>
             <w:pPr>
               <w:pStyle w:val="Style19"/>
-              <w:bidi w:val="0"/>
-              <w:spacing w:before="0" w:after="120"/>
-              <w:ind w:hanging="0" w:left="0" w:right="0"/>
+              <w:suppressLineNumbers/>
+              <w:shd w:fill="EEF1F4" w:val="clear"/>
+              <w:bidi w:val="0"/>
+              <w:spacing w:before="0" w:after="283"/>
               <w:jc w:val="left"/>
               <w:rPr/>
             </w:pPr>
@@ -971,21 +882,17 @@
         </w:tc>
         <w:tc>
           <w:tcPr>
-            <w:tcW w:w="3244" w:type="dxa"/>
-            <w:tcBorders>
-              <w:top w:val="single" w:sz="6" w:space="0" w:color="808080"/>
-              <w:left w:val="single" w:sz="2" w:space="0" w:color="808080"/>
-              <w:bottom w:val="single" w:sz="2" w:space="0" w:color="808080"/>
-              <w:right w:val="single" w:sz="6" w:space="0" w:color="808080"/>
-            </w:tcBorders>
-            <w:shd w:fill="DCE6F1" w:val="clear"/>
+            <w:tcW w:w="4655" w:type="dxa"/>
+            <w:tcBorders/>
+            <w:vAlign w:val="center"/>
           </w:tcPr>
           <w:p>
             <w:pPr>
               <w:pStyle w:val="Style19"/>
-              <w:bidi w:val="0"/>
-              <w:spacing w:before="0" w:after="120"/>
-              <w:ind w:hanging="0" w:left="0" w:right="0"/>
+              <w:suppressLineNumbers/>
+              <w:shd w:fill="EEF1F4" w:val="clear"/>
+              <w:bidi w:val="0"/>
+              <w:spacing w:before="0" w:after="283"/>
               <w:jc w:val="left"/>
               <w:rPr/>
             </w:pPr>
@@ -997,21 +904,17 @@
         </w:tc>
         <w:tc>
           <w:tcPr>
-            <w:tcW w:w="1764" w:type="dxa"/>
-            <w:tcBorders>
-              <w:top w:val="single" w:sz="6" w:space="0" w:color="808080"/>
-              <w:left w:val="single" w:sz="2" w:space="0" w:color="808080"/>
-              <w:bottom w:val="single" w:sz="2" w:space="0" w:color="808080"/>
-              <w:right w:val="single" w:sz="6" w:space="0" w:color="808080"/>
-            </w:tcBorders>
-            <w:shd w:fill="DCE6F1" w:val="clear"/>
+            <w:tcW w:w="559" w:type="dxa"/>
+            <w:tcBorders/>
+            <w:vAlign w:val="center"/>
           </w:tcPr>
           <w:p>
             <w:pPr>
               <w:pStyle w:val="Style19"/>
-              <w:bidi w:val="0"/>
-              <w:spacing w:before="0" w:after="120"/>
-              <w:ind w:hanging="0" w:left="0" w:right="0"/>
+              <w:suppressLineNumbers/>
+              <w:shd w:fill="EEF1F4" w:val="clear"/>
+              <w:bidi w:val="0"/>
+              <w:spacing w:before="0" w:after="283"/>
               <w:jc w:val="left"/>
               <w:rPr/>
             </w:pPr>
@@ -1026,19 +929,15 @@
         <w:trPr/>
         <w:tc>
           <w:tcPr>
-            <w:tcW w:w="1761" w:type="dxa"/>
-            <w:tcBorders>
-              <w:left w:val="single" w:sz="6" w:space="0" w:color="808080"/>
-              <w:bottom w:val="single" w:sz="2" w:space="0" w:color="808080"/>
-              <w:right w:val="single" w:sz="6" w:space="0" w:color="808080"/>
-            </w:tcBorders>
-          </w:tcPr>
-          <w:p>
-            <w:pPr>
-              <w:pStyle w:val="Style14"/>
-              <w:bidi w:val="0"/>
-              <w:spacing w:before="0" w:after="120"/>
-              <w:ind w:hanging="0" w:left="0" w:right="0"/>
+            <w:tcW w:w="937" w:type="dxa"/>
+            <w:tcBorders/>
+            <w:vAlign w:val="center"/>
+          </w:tcPr>
+          <w:p>
+            <w:pPr>
+              <w:pStyle w:val="Style14"/>
+              <w:bidi w:val="0"/>
+              <w:spacing w:before="0" w:after="283"/>
               <w:jc w:val="left"/>
               <w:rPr/>
             </w:pPr>
@@ -1050,19 +949,15 @@
         </w:tc>
         <w:tc>
           <w:tcPr>
-            <w:tcW w:w="4569" w:type="dxa"/>
-            <w:tcBorders>
-              <w:left w:val="single" w:sz="2" w:space="0" w:color="808080"/>
-              <w:bottom w:val="single" w:sz="2" w:space="0" w:color="808080"/>
-              <w:right w:val="single" w:sz="6" w:space="0" w:color="808080"/>
-            </w:tcBorders>
-          </w:tcPr>
-          <w:p>
-            <w:pPr>
-              <w:pStyle w:val="Style14"/>
-              <w:bidi w:val="0"/>
-              <w:spacing w:before="0" w:after="120"/>
-              <w:ind w:hanging="0" w:left="0" w:right="0"/>
+            <w:tcW w:w="3183" w:type="dxa"/>
+            <w:tcBorders/>
+            <w:vAlign w:val="center"/>
+          </w:tcPr>
+          <w:p>
+            <w:pPr>
+              <w:pStyle w:val="Style14"/>
+              <w:bidi w:val="0"/>
+              <w:spacing w:before="0" w:after="283"/>
               <w:jc w:val="left"/>
               <w:rPr/>
             </w:pPr>
@@ -1074,19 +969,15 @@
         </w:tc>
         <w:tc>
           <w:tcPr>
-            <w:tcW w:w="3244" w:type="dxa"/>
-            <w:tcBorders>
-              <w:left w:val="single" w:sz="2" w:space="0" w:color="808080"/>
-              <w:bottom w:val="single" w:sz="2" w:space="0" w:color="808080"/>
-              <w:right w:val="single" w:sz="6" w:space="0" w:color="808080"/>
-            </w:tcBorders>
-          </w:tcPr>
-          <w:p>
-            <w:pPr>
-              <w:pStyle w:val="Style14"/>
-              <w:bidi w:val="0"/>
-              <w:spacing w:before="0" w:after="120"/>
-              <w:ind w:hanging="0" w:left="0" w:right="0"/>
+            <w:tcW w:w="4655" w:type="dxa"/>
+            <w:tcBorders/>
+            <w:vAlign w:val="center"/>
+          </w:tcPr>
+          <w:p>
+            <w:pPr>
+              <w:pStyle w:val="Style14"/>
+              <w:bidi w:val="0"/>
+              <w:spacing w:before="0" w:after="283"/>
               <w:jc w:val="left"/>
               <w:rPr/>
             </w:pPr>
@@ -1098,19 +989,15 @@
         </w:tc>
         <w:tc>
           <w:tcPr>
-            <w:tcW w:w="1764" w:type="dxa"/>
-            <w:tcBorders>
-              <w:left w:val="single" w:sz="2" w:space="0" w:color="808080"/>
-              <w:bottom w:val="single" w:sz="2" w:space="0" w:color="808080"/>
-              <w:right w:val="single" w:sz="6" w:space="0" w:color="808080"/>
-            </w:tcBorders>
-          </w:tcPr>
-          <w:p>
-            <w:pPr>
-              <w:pStyle w:val="Style14"/>
-              <w:bidi w:val="0"/>
-              <w:spacing w:before="0" w:after="120"/>
-              <w:ind w:hanging="0" w:left="0" w:right="0"/>
+            <w:tcW w:w="559" w:type="dxa"/>
+            <w:tcBorders/>
+            <w:vAlign w:val="center"/>
+          </w:tcPr>
+          <w:p>
+            <w:pPr>
+              <w:pStyle w:val="Style14"/>
+              <w:bidi w:val="0"/>
+              <w:spacing w:before="0" w:after="283"/>
               <w:jc w:val="left"/>
               <w:rPr/>
             </w:pPr>
@@ -1125,19 +1012,15 @@
         <w:trPr/>
         <w:tc>
           <w:tcPr>
-            <w:tcW w:w="1761" w:type="dxa"/>
-            <w:tcBorders>
-              <w:left w:val="single" w:sz="6" w:space="0" w:color="808080"/>
-              <w:bottom w:val="single" w:sz="2" w:space="0" w:color="808080"/>
-              <w:right w:val="single" w:sz="6" w:space="0" w:color="808080"/>
-            </w:tcBorders>
-          </w:tcPr>
-          <w:p>
-            <w:pPr>
-              <w:pStyle w:val="Style14"/>
-              <w:bidi w:val="0"/>
-              <w:spacing w:before="0" w:after="120"/>
-              <w:ind w:hanging="0" w:left="0" w:right="0"/>
+            <w:tcW w:w="937" w:type="dxa"/>
+            <w:tcBorders/>
+            <w:vAlign w:val="center"/>
+          </w:tcPr>
+          <w:p>
+            <w:pPr>
+              <w:pStyle w:val="Style14"/>
+              <w:bidi w:val="0"/>
+              <w:spacing w:before="0" w:after="283"/>
               <w:jc w:val="left"/>
               <w:rPr/>
             </w:pPr>
@@ -1149,19 +1032,15 @@
         </w:tc>
         <w:tc>
           <w:tcPr>
-            <w:tcW w:w="4569" w:type="dxa"/>
-            <w:tcBorders>
-              <w:left w:val="single" w:sz="2" w:space="0" w:color="808080"/>
-              <w:bottom w:val="single" w:sz="2" w:space="0" w:color="808080"/>
-              <w:right w:val="single" w:sz="6" w:space="0" w:color="808080"/>
-            </w:tcBorders>
-          </w:tcPr>
-          <w:p>
-            <w:pPr>
-              <w:pStyle w:val="Style14"/>
-              <w:bidi w:val="0"/>
-              <w:spacing w:before="0" w:after="120"/>
-              <w:ind w:hanging="0" w:left="0" w:right="0"/>
+            <w:tcW w:w="3183" w:type="dxa"/>
+            <w:tcBorders/>
+            <w:vAlign w:val="center"/>
+          </w:tcPr>
+          <w:p>
+            <w:pPr>
+              <w:pStyle w:val="Style14"/>
+              <w:bidi w:val="0"/>
+              <w:spacing w:before="0" w:after="283"/>
               <w:jc w:val="left"/>
               <w:rPr/>
             </w:pPr>
@@ -1173,19 +1052,15 @@
         </w:tc>
         <w:tc>
           <w:tcPr>
-            <w:tcW w:w="3244" w:type="dxa"/>
-            <w:tcBorders>
-              <w:left w:val="single" w:sz="2" w:space="0" w:color="808080"/>
-              <w:bottom w:val="single" w:sz="2" w:space="0" w:color="808080"/>
-              <w:right w:val="single" w:sz="6" w:space="0" w:color="808080"/>
-            </w:tcBorders>
-          </w:tcPr>
-          <w:p>
-            <w:pPr>
-              <w:pStyle w:val="Style14"/>
-              <w:bidi w:val="0"/>
-              <w:spacing w:before="0" w:after="120"/>
-              <w:ind w:hanging="0" w:left="0" w:right="0"/>
+            <w:tcW w:w="4655" w:type="dxa"/>
+            <w:tcBorders/>
+            <w:vAlign w:val="center"/>
+          </w:tcPr>
+          <w:p>
+            <w:pPr>
+              <w:pStyle w:val="Style14"/>
+              <w:bidi w:val="0"/>
+              <w:spacing w:before="0" w:after="283"/>
               <w:jc w:val="left"/>
               <w:rPr/>
             </w:pPr>
@@ -1213,19 +1088,15 @@
         </w:tc>
         <w:tc>
           <w:tcPr>
-            <w:tcW w:w="1764" w:type="dxa"/>
-            <w:tcBorders>
-              <w:left w:val="single" w:sz="2" w:space="0" w:color="808080"/>
-              <w:bottom w:val="single" w:sz="2" w:space="0" w:color="808080"/>
-              <w:right w:val="single" w:sz="6" w:space="0" w:color="808080"/>
-            </w:tcBorders>
-          </w:tcPr>
-          <w:p>
-            <w:pPr>
-              <w:pStyle w:val="Style14"/>
-              <w:bidi w:val="0"/>
-              <w:spacing w:before="0" w:after="120"/>
-              <w:ind w:hanging="0" w:left="0" w:right="0"/>
+            <w:tcW w:w="559" w:type="dxa"/>
+            <w:tcBorders/>
+            <w:vAlign w:val="center"/>
+          </w:tcPr>
+          <w:p>
+            <w:pPr>
+              <w:pStyle w:val="Style14"/>
+              <w:bidi w:val="0"/>
+              <w:spacing w:before="0" w:after="283"/>
               <w:jc w:val="left"/>
               <w:rPr/>
             </w:pPr>
@@ -1240,19 +1111,15 @@
         <w:trPr/>
         <w:tc>
           <w:tcPr>
-            <w:tcW w:w="1761" w:type="dxa"/>
-            <w:tcBorders>
-              <w:left w:val="single" w:sz="6" w:space="0" w:color="808080"/>
-              <w:bottom w:val="single" w:sz="2" w:space="0" w:color="808080"/>
-              <w:right w:val="single" w:sz="6" w:space="0" w:color="808080"/>
-            </w:tcBorders>
-          </w:tcPr>
-          <w:p>
-            <w:pPr>
-              <w:pStyle w:val="Style14"/>
-              <w:bidi w:val="0"/>
-              <w:spacing w:before="0" w:after="120"/>
-              <w:ind w:hanging="0" w:left="0" w:right="0"/>
+            <w:tcW w:w="937" w:type="dxa"/>
+            <w:tcBorders/>
+            <w:vAlign w:val="center"/>
+          </w:tcPr>
+          <w:p>
+            <w:pPr>
+              <w:pStyle w:val="Style14"/>
+              <w:bidi w:val="0"/>
+              <w:spacing w:before="0" w:after="283"/>
               <w:jc w:val="left"/>
               <w:rPr/>
             </w:pPr>
@@ -1264,19 +1131,15 @@
         </w:tc>
         <w:tc>
           <w:tcPr>
-            <w:tcW w:w="4569" w:type="dxa"/>
-            <w:tcBorders>
-              <w:left w:val="single" w:sz="2" w:space="0" w:color="808080"/>
-              <w:bottom w:val="single" w:sz="2" w:space="0" w:color="808080"/>
-              <w:right w:val="single" w:sz="6" w:space="0" w:color="808080"/>
-            </w:tcBorders>
-          </w:tcPr>
-          <w:p>
-            <w:pPr>
-              <w:pStyle w:val="Style14"/>
-              <w:bidi w:val="0"/>
-              <w:spacing w:before="0" w:after="120"/>
-              <w:ind w:hanging="0" w:left="0" w:right="0"/>
+            <w:tcW w:w="3183" w:type="dxa"/>
+            <w:tcBorders/>
+            <w:vAlign w:val="center"/>
+          </w:tcPr>
+          <w:p>
+            <w:pPr>
+              <w:pStyle w:val="Style14"/>
+              <w:bidi w:val="0"/>
+              <w:spacing w:before="0" w:after="283"/>
               <w:jc w:val="left"/>
               <w:rPr/>
             </w:pPr>
@@ -1288,19 +1151,15 @@
         </w:tc>
         <w:tc>
           <w:tcPr>
-            <w:tcW w:w="3244" w:type="dxa"/>
-            <w:tcBorders>
-              <w:left w:val="single" w:sz="2" w:space="0" w:color="808080"/>
-              <w:bottom w:val="single" w:sz="2" w:space="0" w:color="808080"/>
-              <w:right w:val="single" w:sz="6" w:space="0" w:color="808080"/>
-            </w:tcBorders>
-          </w:tcPr>
-          <w:p>
-            <w:pPr>
-              <w:pStyle w:val="Style14"/>
-              <w:bidi w:val="0"/>
-              <w:spacing w:before="0" w:after="120"/>
-              <w:ind w:hanging="0" w:left="0" w:right="0"/>
+            <w:tcW w:w="4655" w:type="dxa"/>
+            <w:tcBorders/>
+            <w:vAlign w:val="center"/>
+          </w:tcPr>
+          <w:p>
+            <w:pPr>
+              <w:pStyle w:val="Style14"/>
+              <w:bidi w:val="0"/>
+              <w:spacing w:before="0" w:after="283"/>
               <w:jc w:val="left"/>
               <w:rPr/>
             </w:pPr>
@@ -1320,19 +1179,15 @@
         </w:tc>
         <w:tc>
           <w:tcPr>
-            <w:tcW w:w="1764" w:type="dxa"/>
-            <w:tcBorders>
-              <w:left w:val="single" w:sz="2" w:space="0" w:color="808080"/>
-              <w:bottom w:val="single" w:sz="2" w:space="0" w:color="808080"/>
-              <w:right w:val="single" w:sz="6" w:space="0" w:color="808080"/>
-            </w:tcBorders>
-          </w:tcPr>
-          <w:p>
-            <w:pPr>
-              <w:pStyle w:val="Style14"/>
-              <w:bidi w:val="0"/>
-              <w:spacing w:before="0" w:after="120"/>
-              <w:ind w:hanging="0" w:left="0" w:right="0"/>
+            <w:tcW w:w="559" w:type="dxa"/>
+            <w:tcBorders/>
+            <w:vAlign w:val="center"/>
+          </w:tcPr>
+          <w:p>
+            <w:pPr>
+              <w:pStyle w:val="Style14"/>
+              <w:bidi w:val="0"/>
+              <w:spacing w:before="0" w:after="283"/>
               <w:jc w:val="left"/>
               <w:rPr/>
             </w:pPr>
@@ -1347,19 +1202,15 @@
         <w:trPr/>
         <w:tc>
           <w:tcPr>
-            <w:tcW w:w="1761" w:type="dxa"/>
-            <w:tcBorders>
-              <w:left w:val="single" w:sz="6" w:space="0" w:color="808080"/>
-              <w:bottom w:val="single" w:sz="2" w:space="0" w:color="808080"/>
-              <w:right w:val="single" w:sz="6" w:space="0" w:color="808080"/>
-            </w:tcBorders>
-          </w:tcPr>
-          <w:p>
-            <w:pPr>
-              <w:pStyle w:val="Style14"/>
-              <w:bidi w:val="0"/>
-              <w:spacing w:before="0" w:after="120"/>
-              <w:ind w:hanging="0" w:left="0" w:right="0"/>
+            <w:tcW w:w="937" w:type="dxa"/>
+            <w:tcBorders/>
+            <w:vAlign w:val="center"/>
+          </w:tcPr>
+          <w:p>
+            <w:pPr>
+              <w:pStyle w:val="Style14"/>
+              <w:bidi w:val="0"/>
+              <w:spacing w:before="0" w:after="283"/>
               <w:jc w:val="left"/>
               <w:rPr/>
             </w:pPr>
@@ -1371,19 +1222,15 @@
         </w:tc>
         <w:tc>
           <w:tcPr>
-            <w:tcW w:w="4569" w:type="dxa"/>
-            <w:tcBorders>
-              <w:left w:val="single" w:sz="2" w:space="0" w:color="808080"/>
-              <w:bottom w:val="single" w:sz="2" w:space="0" w:color="808080"/>
-              <w:right w:val="single" w:sz="6" w:space="0" w:color="808080"/>
-            </w:tcBorders>
-          </w:tcPr>
-          <w:p>
-            <w:pPr>
-              <w:pStyle w:val="Style14"/>
-              <w:bidi w:val="0"/>
-              <w:spacing w:before="0" w:after="120"/>
-              <w:ind w:hanging="0" w:left="0" w:right="0"/>
+            <w:tcW w:w="3183" w:type="dxa"/>
+            <w:tcBorders/>
+            <w:vAlign w:val="center"/>
+          </w:tcPr>
+          <w:p>
+            <w:pPr>
+              <w:pStyle w:val="Style14"/>
+              <w:bidi w:val="0"/>
+              <w:spacing w:before="0" w:after="283"/>
               <w:jc w:val="left"/>
               <w:rPr/>
             </w:pPr>
@@ -1395,19 +1242,15 @@
         </w:tc>
         <w:tc>
           <w:tcPr>
-            <w:tcW w:w="3244" w:type="dxa"/>
-            <w:tcBorders>
-              <w:left w:val="single" w:sz="2" w:space="0" w:color="808080"/>
-              <w:bottom w:val="single" w:sz="2" w:space="0" w:color="808080"/>
-              <w:right w:val="single" w:sz="6" w:space="0" w:color="808080"/>
-            </w:tcBorders>
-          </w:tcPr>
-          <w:p>
-            <w:pPr>
-              <w:pStyle w:val="Style14"/>
-              <w:bidi w:val="0"/>
-              <w:spacing w:before="0" w:after="120"/>
-              <w:ind w:hanging="0" w:left="0" w:right="0"/>
+            <w:tcW w:w="4655" w:type="dxa"/>
+            <w:tcBorders/>
+            <w:vAlign w:val="center"/>
+          </w:tcPr>
+          <w:p>
+            <w:pPr>
+              <w:pStyle w:val="Style14"/>
+              <w:bidi w:val="0"/>
+              <w:spacing w:before="0" w:after="283"/>
               <w:jc w:val="left"/>
               <w:rPr/>
             </w:pPr>
@@ -1419,19 +1262,15 @@
         </w:tc>
         <w:tc>
           <w:tcPr>
-            <w:tcW w:w="1764" w:type="dxa"/>
-            <w:tcBorders>
-              <w:left w:val="single" w:sz="2" w:space="0" w:color="808080"/>
-              <w:bottom w:val="single" w:sz="2" w:space="0" w:color="808080"/>
-              <w:right w:val="single" w:sz="6" w:space="0" w:color="808080"/>
-            </w:tcBorders>
-          </w:tcPr>
-          <w:p>
-            <w:pPr>
-              <w:pStyle w:val="Style14"/>
-              <w:bidi w:val="0"/>
-              <w:spacing w:before="0" w:after="120"/>
-              <w:ind w:hanging="0" w:left="0" w:right="0"/>
+            <w:tcW w:w="559" w:type="dxa"/>
+            <w:tcBorders/>
+            <w:vAlign w:val="center"/>
+          </w:tcPr>
+          <w:p>
+            <w:pPr>
+              <w:pStyle w:val="Style14"/>
+              <w:bidi w:val="0"/>
+              <w:spacing w:before="0" w:after="283"/>
               <w:jc w:val="left"/>
               <w:rPr/>
             </w:pPr>
@@ -1446,19 +1285,15 @@
         <w:trPr/>
         <w:tc>
           <w:tcPr>
-            <w:tcW w:w="1761" w:type="dxa"/>
-            <w:tcBorders>
-              <w:left w:val="single" w:sz="6" w:space="0" w:color="808080"/>
-              <w:bottom w:val="single" w:sz="2" w:space="0" w:color="808080"/>
-              <w:right w:val="single" w:sz="6" w:space="0" w:color="808080"/>
-            </w:tcBorders>
-          </w:tcPr>
-          <w:p>
-            <w:pPr>
-              <w:pStyle w:val="Style14"/>
-              <w:bidi w:val="0"/>
-              <w:spacing w:before="0" w:after="120"/>
-              <w:ind w:hanging="0" w:left="0" w:right="0"/>
+            <w:tcW w:w="937" w:type="dxa"/>
+            <w:tcBorders/>
+            <w:vAlign w:val="center"/>
+          </w:tcPr>
+          <w:p>
+            <w:pPr>
+              <w:pStyle w:val="Style14"/>
+              <w:bidi w:val="0"/>
+              <w:spacing w:before="0" w:after="283"/>
               <w:jc w:val="left"/>
               <w:rPr/>
             </w:pPr>
@@ -1470,19 +1305,15 @@
         </w:tc>
         <w:tc>
           <w:tcPr>
-            <w:tcW w:w="4569" w:type="dxa"/>
-            <w:tcBorders>
-              <w:left w:val="single" w:sz="2" w:space="0" w:color="808080"/>
-              <w:bottom w:val="single" w:sz="2" w:space="0" w:color="808080"/>
-              <w:right w:val="single" w:sz="6" w:space="0" w:color="808080"/>
-            </w:tcBorders>
-          </w:tcPr>
-          <w:p>
-            <w:pPr>
-              <w:pStyle w:val="Style14"/>
-              <w:bidi w:val="0"/>
-              <w:spacing w:before="0" w:after="120"/>
-              <w:ind w:hanging="0" w:left="0" w:right="0"/>
+            <w:tcW w:w="3183" w:type="dxa"/>
+            <w:tcBorders/>
+            <w:vAlign w:val="center"/>
+          </w:tcPr>
+          <w:p>
+            <w:pPr>
+              <w:pStyle w:val="Style14"/>
+              <w:bidi w:val="0"/>
+              <w:spacing w:before="0" w:after="283"/>
               <w:jc w:val="left"/>
               <w:rPr/>
             </w:pPr>
@@ -1494,19 +1325,15 @@
         </w:tc>
         <w:tc>
           <w:tcPr>
-            <w:tcW w:w="3244" w:type="dxa"/>
-            <w:tcBorders>
-              <w:left w:val="single" w:sz="2" w:space="0" w:color="808080"/>
-              <w:bottom w:val="single" w:sz="2" w:space="0" w:color="808080"/>
-              <w:right w:val="single" w:sz="6" w:space="0" w:color="808080"/>
-            </w:tcBorders>
-          </w:tcPr>
-          <w:p>
-            <w:pPr>
-              <w:pStyle w:val="Style14"/>
-              <w:bidi w:val="0"/>
-              <w:spacing w:before="0" w:after="120"/>
-              <w:ind w:hanging="0" w:left="0" w:right="0"/>
+            <w:tcW w:w="4655" w:type="dxa"/>
+            <w:tcBorders/>
+            <w:vAlign w:val="center"/>
+          </w:tcPr>
+          <w:p>
+            <w:pPr>
+              <w:pStyle w:val="Style14"/>
+              <w:bidi w:val="0"/>
+              <w:spacing w:before="0" w:after="283"/>
               <w:jc w:val="left"/>
               <w:rPr/>
             </w:pPr>
@@ -1526,19 +1353,15 @@
         </w:tc>
         <w:tc>
           <w:tcPr>
-            <w:tcW w:w="1764" w:type="dxa"/>
-            <w:tcBorders>
-              <w:left w:val="single" w:sz="2" w:space="0" w:color="808080"/>
-              <w:bottom w:val="single" w:sz="2" w:space="0" w:color="808080"/>
-              <w:right w:val="single" w:sz="6" w:space="0" w:color="808080"/>
-            </w:tcBorders>
-          </w:tcPr>
-          <w:p>
-            <w:pPr>
-              <w:pStyle w:val="Style14"/>
-              <w:bidi w:val="0"/>
-              <w:spacing w:before="0" w:after="120"/>
-              <w:ind w:hanging="0" w:left="0" w:right="0"/>
+            <w:tcW w:w="559" w:type="dxa"/>
+            <w:tcBorders/>
+            <w:vAlign w:val="center"/>
+          </w:tcPr>
+          <w:p>
+            <w:pPr>
+              <w:pStyle w:val="Style14"/>
+              <w:bidi w:val="0"/>
+              <w:spacing w:before="0" w:after="283"/>
               <w:jc w:val="left"/>
               <w:rPr/>
             </w:pPr>
@@ -1553,19 +1376,15 @@
         <w:trPr/>
         <w:tc>
           <w:tcPr>
-            <w:tcW w:w="1761" w:type="dxa"/>
-            <w:tcBorders>
-              <w:left w:val="single" w:sz="6" w:space="0" w:color="808080"/>
-              <w:bottom w:val="single" w:sz="2" w:space="0" w:color="808080"/>
-              <w:right w:val="single" w:sz="6" w:space="0" w:color="808080"/>
-            </w:tcBorders>
-          </w:tcPr>
-          <w:p>
-            <w:pPr>
-              <w:pStyle w:val="Style14"/>
-              <w:bidi w:val="0"/>
-              <w:spacing w:before="0" w:after="120"/>
-              <w:ind w:hanging="0" w:left="0" w:right="0"/>
+            <w:tcW w:w="937" w:type="dxa"/>
+            <w:tcBorders/>
+            <w:vAlign w:val="center"/>
+          </w:tcPr>
+          <w:p>
+            <w:pPr>
+              <w:pStyle w:val="Style14"/>
+              <w:bidi w:val="0"/>
+              <w:spacing w:before="0" w:after="283"/>
               <w:jc w:val="left"/>
               <w:rPr/>
             </w:pPr>
@@ -1577,19 +1396,15 @@
         </w:tc>
         <w:tc>
           <w:tcPr>
-            <w:tcW w:w="4569" w:type="dxa"/>
-            <w:tcBorders>
-              <w:left w:val="single" w:sz="2" w:space="0" w:color="808080"/>
-              <w:bottom w:val="single" w:sz="2" w:space="0" w:color="808080"/>
-              <w:right w:val="single" w:sz="6" w:space="0" w:color="808080"/>
-            </w:tcBorders>
-          </w:tcPr>
-          <w:p>
-            <w:pPr>
-              <w:pStyle w:val="Style14"/>
-              <w:bidi w:val="0"/>
-              <w:spacing w:before="0" w:after="120"/>
-              <w:ind w:hanging="0" w:left="0" w:right="0"/>
+            <w:tcW w:w="3183" w:type="dxa"/>
+            <w:tcBorders/>
+            <w:vAlign w:val="center"/>
+          </w:tcPr>
+          <w:p>
+            <w:pPr>
+              <w:pStyle w:val="Style14"/>
+              <w:bidi w:val="0"/>
+              <w:spacing w:before="0" w:after="283"/>
               <w:jc w:val="left"/>
               <w:rPr/>
             </w:pPr>
@@ -1601,19 +1416,15 @@
         </w:tc>
         <w:tc>
           <w:tcPr>
-            <w:tcW w:w="3244" w:type="dxa"/>
-            <w:tcBorders>
-              <w:left w:val="single" w:sz="2" w:space="0" w:color="808080"/>
-              <w:bottom w:val="single" w:sz="2" w:space="0" w:color="808080"/>
-              <w:right w:val="single" w:sz="6" w:space="0" w:color="808080"/>
-            </w:tcBorders>
-          </w:tcPr>
-          <w:p>
-            <w:pPr>
-              <w:pStyle w:val="Style14"/>
-              <w:bidi w:val="0"/>
-              <w:spacing w:before="0" w:after="120"/>
-              <w:ind w:hanging="0" w:left="0" w:right="0"/>
+            <w:tcW w:w="4655" w:type="dxa"/>
+            <w:tcBorders/>
+            <w:vAlign w:val="center"/>
+          </w:tcPr>
+          <w:p>
+            <w:pPr>
+              <w:pStyle w:val="Style14"/>
+              <w:bidi w:val="0"/>
+              <w:spacing w:before="0" w:after="283"/>
               <w:jc w:val="left"/>
               <w:rPr/>
             </w:pPr>
@@ -1629,19 +1440,15 @@
         </w:tc>
         <w:tc>
           <w:tcPr>
-            <w:tcW w:w="1764" w:type="dxa"/>
-            <w:tcBorders>
-              <w:left w:val="single" w:sz="2" w:space="0" w:color="808080"/>
-              <w:bottom w:val="single" w:sz="2" w:space="0" w:color="808080"/>
-              <w:right w:val="single" w:sz="6" w:space="0" w:color="808080"/>
-            </w:tcBorders>
-          </w:tcPr>
-          <w:p>
-            <w:pPr>
-              <w:pStyle w:val="Style14"/>
-              <w:bidi w:val="0"/>
-              <w:spacing w:before="0" w:after="120"/>
-              <w:ind w:hanging="0" w:left="0" w:right="0"/>
+            <w:tcW w:w="559" w:type="dxa"/>
+            <w:tcBorders/>
+            <w:vAlign w:val="center"/>
+          </w:tcPr>
+          <w:p>
+            <w:pPr>
+              <w:pStyle w:val="Style14"/>
+              <w:bidi w:val="0"/>
+              <w:spacing w:before="0" w:after="283"/>
               <w:jc w:val="left"/>
               <w:rPr/>
             </w:pPr>
@@ -1656,19 +1463,15 @@
         <w:trPr/>
         <w:tc>
           <w:tcPr>
-            <w:tcW w:w="1761" w:type="dxa"/>
-            <w:tcBorders>
-              <w:left w:val="single" w:sz="6" w:space="0" w:color="808080"/>
-              <w:bottom w:val="single" w:sz="6" w:space="0" w:color="808080"/>
-              <w:right w:val="single" w:sz="6" w:space="0" w:color="808080"/>
-            </w:tcBorders>
-          </w:tcPr>
-          <w:p>
-            <w:pPr>
-              <w:pStyle w:val="Style14"/>
-              <w:bidi w:val="0"/>
-              <w:spacing w:before="0" w:after="120"/>
-              <w:ind w:hanging="0" w:left="0" w:right="0"/>
+            <w:tcW w:w="937" w:type="dxa"/>
+            <w:tcBorders/>
+            <w:vAlign w:val="center"/>
+          </w:tcPr>
+          <w:p>
+            <w:pPr>
+              <w:pStyle w:val="Style14"/>
+              <w:bidi w:val="0"/>
+              <w:spacing w:before="0" w:after="283"/>
               <w:jc w:val="left"/>
               <w:rPr/>
             </w:pPr>
@@ -1680,19 +1483,15 @@
         </w:tc>
         <w:tc>
           <w:tcPr>
-            <w:tcW w:w="4569" w:type="dxa"/>
-            <w:tcBorders>
-              <w:left w:val="single" w:sz="2" w:space="0" w:color="808080"/>
-              <w:bottom w:val="single" w:sz="6" w:space="0" w:color="808080"/>
-              <w:right w:val="single" w:sz="6" w:space="0" w:color="808080"/>
-            </w:tcBorders>
-          </w:tcPr>
-          <w:p>
-            <w:pPr>
-              <w:pStyle w:val="Style14"/>
-              <w:bidi w:val="0"/>
-              <w:spacing w:before="0" w:after="120"/>
-              <w:ind w:hanging="0" w:left="0" w:right="0"/>
+            <w:tcW w:w="3183" w:type="dxa"/>
+            <w:tcBorders/>
+            <w:vAlign w:val="center"/>
+          </w:tcPr>
+          <w:p>
+            <w:pPr>
+              <w:pStyle w:val="Style14"/>
+              <w:bidi w:val="0"/>
+              <w:spacing w:before="0" w:after="283"/>
               <w:jc w:val="left"/>
               <w:rPr/>
             </w:pPr>
@@ -1704,19 +1503,15 @@
         </w:tc>
         <w:tc>
           <w:tcPr>
-            <w:tcW w:w="3244" w:type="dxa"/>
-            <w:tcBorders>
-              <w:left w:val="single" w:sz="2" w:space="0" w:color="808080"/>
-              <w:bottom w:val="single" w:sz="6" w:space="0" w:color="808080"/>
-              <w:right w:val="single" w:sz="6" w:space="0" w:color="808080"/>
-            </w:tcBorders>
-          </w:tcPr>
-          <w:p>
-            <w:pPr>
-              <w:pStyle w:val="Style14"/>
-              <w:bidi w:val="0"/>
-              <w:spacing w:before="0" w:after="120"/>
-              <w:ind w:hanging="0" w:left="0" w:right="0"/>
+            <w:tcW w:w="4655" w:type="dxa"/>
+            <w:tcBorders/>
+            <w:vAlign w:val="center"/>
+          </w:tcPr>
+          <w:p>
+            <w:pPr>
+              <w:pStyle w:val="Style14"/>
+              <w:bidi w:val="0"/>
+              <w:spacing w:before="0" w:after="283"/>
               <w:jc w:val="left"/>
               <w:rPr/>
             </w:pPr>
@@ -1728,18 +1523,15 @@
         </w:tc>
         <w:tc>
           <w:tcPr>
-            <w:tcW w:w="1764" w:type="dxa"/>
-            <w:tcBorders>
-              <w:left w:val="single" w:sz="2" w:space="0" w:color="808080"/>
-              <w:bottom w:val="single" w:sz="6" w:space="0" w:color="808080"/>
-              <w:right w:val="single" w:sz="6" w:space="0" w:color="808080"/>
-            </w:tcBorders>
-          </w:tcPr>
-          <w:p>
-            <w:pPr>
-              <w:pStyle w:val="Style14"/>
-              <w:bidi w:val="0"/>
-              <w:spacing w:before="0" w:after="120"/>
+            <w:tcW w:w="559" w:type="dxa"/>
+            <w:tcBorders/>
+            <w:vAlign w:val="center"/>
+          </w:tcPr>
+          <w:p>
+            <w:pPr>
+              <w:pStyle w:val="Style14"/>
+              <w:bidi w:val="0"/>
+              <w:spacing w:before="0" w:after="283"/>
               <w:jc w:val="left"/>
               <w:rPr/>
             </w:pPr>
@@ -1771,6 +1563,7 @@
       <w:pPr>
         <w:pStyle w:val="BodyText"/>
         <w:bidi w:val="0"/>
+        <w:jc w:val="left"/>
         <w:rPr/>
       </w:pPr>
       <w:r>
@@ -1824,6 +1617,7 @@
       <w:pPr>
         <w:pStyle w:val="BodyText"/>
         <w:bidi w:val="0"/>
+        <w:jc w:val="left"/>
         <w:rPr/>
       </w:pPr>
       <w:r>
@@ -1843,8 +1637,8 @@
           <w:tab w:val="left" w:pos="709" w:leader="none"/>
         </w:tabs>
         <w:bidi w:val="0"/>
-        <w:spacing w:before="0" w:after="0"/>
         <w:ind w:hanging="283" w:left="709"/>
+        <w:jc w:val="left"/>
         <w:rPr/>
       </w:pPr>
       <w:r>
@@ -1871,136 +1665,35 @@
       </w:r>
       <w:r>
         <w:rPr/>
-        <w:t xml:space="preserve">， 在 </w:t>
-      </w:r>
-      <w:r>
-        <w:rPr/>
-        <w:t xml:space="preserve">500 </w:t>
-      </w:r>
-      <w:r>
-        <w:rPr/>
-        <w:t xml:space="preserve">商品 </w:t>
-      </w:r>
-      <w:r>
-        <w:rPr/>
-        <w:t xml:space="preserve">× 5000 </w:t>
-      </w:r>
-      <w:r>
-        <w:rPr/>
-        <w:t>行为的数据规模下可在秒级完成，可接受。 后续可通过增量更新与缓存优化扩展至更大规模。</w:t>
-      </w:r>
-      <w:r>
-        <w:rPr>
-          <w:b/>
-        </w:rPr>
-        <w:t>可行</w:t>
+        <w:t xml:space="preserve">， </w:t>
       </w:r>
     </w:p>
     <w:p>
       <w:pPr>
         <w:pStyle w:val="BodyText"/>
-        <w:numPr>
-          <w:ilvl w:val="0"/>
-          <w:numId w:val="1"/>
-        </w:numPr>
-        <w:tabs>
-          <w:tab w:val="clear" w:pos="1134"/>
-          <w:tab w:val="left" w:pos="709" w:leader="none"/>
-        </w:tabs>
         <w:bidi w:val="0"/>
-        <w:spacing w:before="0" w:after="0"/>
-        <w:ind w:hanging="283" w:left="709"/>
-        <w:rPr/>
-      </w:pPr>
-      <w:r>
-        <w:rPr>
-          <w:b/>
-        </w:rPr>
-        <w:t>冷启动处理</w:t>
-      </w:r>
-      <w:r>
-        <w:rPr/>
-        <w:t xml:space="preserve">：新用户无行为时无法计算相似度，采用「热门商品 </w:t>
-      </w:r>
-      <w:r>
-        <w:rPr/>
-        <w:t xml:space="preserve">+ </w:t>
-      </w:r>
-      <w:r>
-        <w:rPr/>
-        <w:t>新品」兜底策略， 这是工业界通行做法。</w:t>
-      </w:r>
-      <w:r>
-        <w:rPr>
-          <w:b/>
-        </w:rPr>
-        <w:t>可行</w:t>
-      </w:r>
-    </w:p>
-    <w:p>
-      <w:pPr>
-        <w:pStyle w:val="BodyText"/>
-        <w:numPr>
-          <w:ilvl w:val="0"/>
-          <w:numId w:val="1"/>
-        </w:numPr>
-        <w:tabs>
-          <w:tab w:val="clear" w:pos="1134"/>
-          <w:tab w:val="left" w:pos="709" w:leader="none"/>
-        </w:tabs>
-        <w:bidi w:val="0"/>
-        <w:ind w:hanging="283" w:left="709"/>
-        <w:rPr/>
-      </w:pPr>
-      <w:r>
-        <w:rPr>
-          <w:b/>
-        </w:rPr>
-        <w:t>效果验证</w:t>
-      </w:r>
-      <w:r>
-        <w:rPr/>
-        <w:t xml:space="preserve">：采用离线指标（准确率 </w:t>
-      </w:r>
-      <w:r>
-        <w:rPr/>
-        <w:t>Precision</w:t>
-      </w:r>
-      <w:r>
-        <w:rPr/>
-        <w:t xml:space="preserve">、召回率 </w:t>
-      </w:r>
-      <w:r>
-        <w:rPr/>
-        <w:t>Recall</w:t>
-      </w:r>
-      <w:r>
-        <w:rPr/>
-        <w:t>、</w:t>
-      </w:r>
-      <w:r>
-        <w:rPr/>
-        <w:t>F1</w:t>
-      </w:r>
-      <w:r>
-        <w:rPr/>
-        <w:t xml:space="preserve">、覆盖率 </w:t>
-      </w:r>
-      <w:r>
-        <w:rPr/>
-        <w:t>Coverage</w:t>
-      </w:r>
-      <w:r>
-        <w:rPr/>
-        <w:t xml:space="preserve">） 通过留出测试集进行评估，无需线上 </w:t>
-      </w:r>
-      <w:r>
-        <w:rPr/>
-        <w:t xml:space="preserve">A/B </w:t>
-      </w:r>
-      <w:r>
-        <w:rPr/>
-        <w:t>实验即可验证算法有效性。</w:t>
+        <w:jc w:val="left"/>
+        <w:rPr/>
+      </w:pPr>
+      <w:r>
+        <w:rPr/>
+        <w:t xml:space="preserve">在 </w:t>
+      </w:r>
+      <w:r>
+        <w:rPr/>
+        <w:t xml:space="preserve">500 </w:t>
+      </w:r>
+      <w:r>
+        <w:rPr/>
+        <w:t xml:space="preserve">商品 </w:t>
+      </w:r>
+      <w:r>
+        <w:rPr/>
+        <w:t xml:space="preserve">× 5000 </w:t>
+      </w:r>
+      <w:r>
+        <w:rPr/>
+        <w:t>行为的数据规模下可在秒级完成，可接受。 后续可通过增量更新与缓存优化扩展至更大规模。</w:t>
       </w:r>
       <w:r>
         <w:rPr>
@@ -2021,8 +1714,8 @@
           <w:tab w:val="left" w:pos="709" w:leader="none"/>
         </w:tabs>
         <w:bidi w:val="0"/>
-        <w:spacing w:before="0" w:after="0"/>
         <w:ind w:hanging="283" w:left="709"/>
+        <w:jc w:val="left"/>
         <w:rPr/>
       </w:pPr>
       <w:r>
@@ -2041,79 +1734,19 @@
       </w:r>
       <w:r>
         <w:rPr/>
-        <w:t>新品」兜底策略， 这是工业界通行做法。</w:t>
-      </w:r>
-      <w:r>
-        <w:rPr>
-          <w:b/>
-        </w:rPr>
-        <w:t>可行</w:t>
+        <w:t xml:space="preserve">新品」兜底策略， </w:t>
       </w:r>
     </w:p>
     <w:p>
       <w:pPr>
         <w:pStyle w:val="BodyText"/>
-        <w:numPr>
-          <w:ilvl w:val="0"/>
-          <w:numId w:val="2"/>
-        </w:numPr>
-        <w:tabs>
-          <w:tab w:val="clear" w:pos="1134"/>
-          <w:tab w:val="left" w:pos="709" w:leader="none"/>
-        </w:tabs>
         <w:bidi w:val="0"/>
-        <w:ind w:hanging="283" w:left="709"/>
-        <w:rPr/>
-      </w:pPr>
-      <w:r>
-        <w:rPr>
-          <w:b/>
-        </w:rPr>
-        <w:t>效果验证</w:t>
-      </w:r>
-      <w:r>
-        <w:rPr/>
-        <w:t xml:space="preserve">：采用离线指标（准确率 </w:t>
-      </w:r>
-      <w:r>
-        <w:rPr/>
-        <w:t>Precision</w:t>
-      </w:r>
-      <w:r>
-        <w:rPr/>
-        <w:t xml:space="preserve">、召回率 </w:t>
-      </w:r>
-      <w:r>
-        <w:rPr/>
-        <w:t>Recall</w:t>
-      </w:r>
-      <w:r>
-        <w:rPr/>
-        <w:t>、</w:t>
-      </w:r>
-      <w:r>
-        <w:rPr/>
-        <w:t>F1</w:t>
-      </w:r>
-      <w:r>
-        <w:rPr/>
-        <w:t xml:space="preserve">、覆盖率 </w:t>
-      </w:r>
-      <w:r>
-        <w:rPr/>
-        <w:t>Coverage</w:t>
-      </w:r>
-      <w:r>
-        <w:rPr/>
-        <w:t xml:space="preserve">） 通过留出测试集进行评估，无需线上 </w:t>
-      </w:r>
-      <w:r>
-        <w:rPr/>
-        <w:t xml:space="preserve">A/B </w:t>
-      </w:r>
-      <w:r>
-        <w:rPr/>
-        <w:t>实验即可验证算法有效性。</w:t>
+        <w:jc w:val="left"/>
+        <w:rPr/>
+      </w:pPr>
+      <w:r>
+        <w:rPr/>
+        <w:t>这是工业界通行做法。</w:t>
       </w:r>
       <w:r>
         <w:rPr>
@@ -2135,6 +1768,7 @@
         </w:tabs>
         <w:bidi w:val="0"/>
         <w:ind w:hanging="283" w:left="709"/>
+        <w:jc w:val="left"/>
         <w:rPr/>
       </w:pPr>
       <w:r>
@@ -2177,7 +1811,19 @@
       </w:r>
       <w:r>
         <w:rPr/>
-        <w:t xml:space="preserve">） 通过留出测试集进行评估，无需线上 </w:t>
+        <w:t xml:space="preserve">） </w:t>
+      </w:r>
+    </w:p>
+    <w:p>
+      <w:pPr>
+        <w:pStyle w:val="BodyText"/>
+        <w:bidi w:val="0"/>
+        <w:jc w:val="left"/>
+        <w:rPr/>
+      </w:pPr>
+      <w:r>
+        <w:rPr/>
+        <w:t xml:space="preserve">通过留出测试集进行评估，无需线上 </w:t>
       </w:r>
       <w:r>
         <w:rPr/>
@@ -2196,31 +1842,6 @@
     </w:p>
     <w:p>
       <w:pPr>
-        <w:pStyle w:val="BodyText"/>
-        <w:bidi w:val="0"/>
-        <w:rPr/>
-      </w:pPr>
-      <w:r>
-        <w:rPr/>
-        <w:t xml:space="preserve">通过留出测试集进行评估，无需线上 </w:t>
-      </w:r>
-      <w:r>
-        <w:rPr/>
-        <w:t xml:space="preserve">A/B </w:t>
-      </w:r>
-      <w:r>
-        <w:rPr/>
-        <w:t>实验即可验证算法有效性。</w:t>
-      </w:r>
-      <w:r>
-        <w:rPr>
-          <w:b/>
-        </w:rPr>
-        <w:t>可行</w:t>
-      </w:r>
-    </w:p>
-    <w:p>
-      <w:pPr>
         <w:pStyle w:val="Heading4"/>
         <w:bidi w:val="0"/>
         <w:jc w:val="left"/>
@@ -2237,43 +1858,37 @@
     </w:p>
     <w:tbl>
       <w:tblPr>
-        <w:tblW w:w="5000" w:type="pct"/>
+        <w:tblW w:w="10130" w:type="dxa"/>
         <w:jc w:val="left"/>
-        <w:tblInd w:w="45" w:type="dxa"/>
+        <w:tblInd w:w="28" w:type="dxa"/>
         <w:tblLayout w:type="fixed"/>
         <w:tblCellMar>
-          <w:top w:w="45" w:type="dxa"/>
-          <w:left w:w="45" w:type="dxa"/>
-          <w:bottom w:w="45" w:type="dxa"/>
-          <w:right w:w="45" w:type="dxa"/>
+          <w:top w:w="28" w:type="dxa"/>
+          <w:left w:w="28" w:type="dxa"/>
+          <w:bottom w:w="28" w:type="dxa"/>
+          <w:right w:w="28" w:type="dxa"/>
         </w:tblCellMar>
       </w:tblPr>
       <w:tblGrid>
-        <w:gridCol w:w="3456"/>
-        <w:gridCol w:w="2191"/>
-        <w:gridCol w:w="5691"/>
+        <w:gridCol w:w="3915"/>
+        <w:gridCol w:w="514"/>
+        <w:gridCol w:w="5701"/>
       </w:tblGrid>
       <w:tr>
-        <w:trPr>
-          <w:tblHeader w:val="true"/>
-        </w:trPr>
-        <w:tc>
-          <w:tcPr>
-            <w:tcW w:w="3456" w:type="dxa"/>
-            <w:tcBorders>
-              <w:top w:val="single" w:sz="6" w:space="0" w:color="808080"/>
-              <w:left w:val="single" w:sz="6" w:space="0" w:color="808080"/>
-              <w:bottom w:val="single" w:sz="2" w:space="0" w:color="808080"/>
-              <w:right w:val="single" w:sz="6" w:space="0" w:color="808080"/>
-            </w:tcBorders>
-            <w:shd w:fill="DCE6F1" w:val="clear"/>
+        <w:trPr/>
+        <w:tc>
+          <w:tcPr>
+            <w:tcW w:w="3915" w:type="dxa"/>
+            <w:tcBorders/>
+            <w:vAlign w:val="center"/>
           </w:tcPr>
           <w:p>
             <w:pPr>
               <w:pStyle w:val="Style19"/>
-              <w:bidi w:val="0"/>
-              <w:spacing w:before="0" w:after="120"/>
-              <w:ind w:hanging="0" w:left="0" w:right="0"/>
+              <w:suppressLineNumbers/>
+              <w:shd w:fill="EEF1F4" w:val="clear"/>
+              <w:bidi w:val="0"/>
+              <w:spacing w:before="0" w:after="283"/>
               <w:jc w:val="left"/>
               <w:rPr/>
             </w:pPr>
@@ -2285,21 +1900,17 @@
         </w:tc>
         <w:tc>
           <w:tcPr>
-            <w:tcW w:w="2191" w:type="dxa"/>
-            <w:tcBorders>
-              <w:top w:val="single" w:sz="6" w:space="0" w:color="808080"/>
-              <w:left w:val="single" w:sz="2" w:space="0" w:color="808080"/>
-              <w:bottom w:val="single" w:sz="2" w:space="0" w:color="808080"/>
-              <w:right w:val="single" w:sz="6" w:space="0" w:color="808080"/>
-            </w:tcBorders>
-            <w:shd w:fill="DCE6F1" w:val="clear"/>
+            <w:tcW w:w="514" w:type="dxa"/>
+            <w:tcBorders/>
+            <w:vAlign w:val="center"/>
           </w:tcPr>
           <w:p>
             <w:pPr>
               <w:pStyle w:val="Style19"/>
-              <w:bidi w:val="0"/>
-              <w:spacing w:before="0" w:after="120"/>
-              <w:ind w:hanging="0" w:left="0" w:right="0"/>
+              <w:suppressLineNumbers/>
+              <w:shd w:fill="EEF1F4" w:val="clear"/>
+              <w:bidi w:val="0"/>
+              <w:spacing w:before="0" w:after="283"/>
               <w:jc w:val="left"/>
               <w:rPr/>
             </w:pPr>
@@ -2311,21 +1922,17 @@
         </w:tc>
         <w:tc>
           <w:tcPr>
-            <w:tcW w:w="5691" w:type="dxa"/>
-            <w:tcBorders>
-              <w:top w:val="single" w:sz="6" w:space="0" w:color="808080"/>
-              <w:left w:val="single" w:sz="2" w:space="0" w:color="808080"/>
-              <w:bottom w:val="single" w:sz="2" w:space="0" w:color="808080"/>
-              <w:right w:val="single" w:sz="6" w:space="0" w:color="808080"/>
-            </w:tcBorders>
-            <w:shd w:fill="DCE6F1" w:val="clear"/>
+            <w:tcW w:w="5701" w:type="dxa"/>
+            <w:tcBorders/>
+            <w:vAlign w:val="center"/>
           </w:tcPr>
           <w:p>
             <w:pPr>
               <w:pStyle w:val="Style19"/>
-              <w:bidi w:val="0"/>
-              <w:spacing w:before="0" w:after="120"/>
-              <w:ind w:hanging="0" w:left="0" w:right="0"/>
+              <w:suppressLineNumbers/>
+              <w:shd w:fill="EEF1F4" w:val="clear"/>
+              <w:bidi w:val="0"/>
+              <w:spacing w:before="0" w:after="283"/>
               <w:jc w:val="left"/>
               <w:rPr/>
             </w:pPr>
@@ -2340,19 +1947,15 @@
         <w:trPr/>
         <w:tc>
           <w:tcPr>
-            <w:tcW w:w="3456" w:type="dxa"/>
-            <w:tcBorders>
-              <w:left w:val="single" w:sz="6" w:space="0" w:color="808080"/>
-              <w:bottom w:val="single" w:sz="2" w:space="0" w:color="808080"/>
-              <w:right w:val="single" w:sz="6" w:space="0" w:color="808080"/>
-            </w:tcBorders>
-          </w:tcPr>
-          <w:p>
-            <w:pPr>
-              <w:pStyle w:val="Style14"/>
-              <w:bidi w:val="0"/>
-              <w:spacing w:before="0" w:after="120"/>
-              <w:ind w:hanging="0" w:left="0" w:right="0"/>
+            <w:tcW w:w="3915" w:type="dxa"/>
+            <w:tcBorders/>
+            <w:vAlign w:val="center"/>
+          </w:tcPr>
+          <w:p>
+            <w:pPr>
+              <w:pStyle w:val="Style14"/>
+              <w:bidi w:val="0"/>
+              <w:spacing w:before="0" w:after="283"/>
               <w:jc w:val="left"/>
               <w:rPr/>
             </w:pPr>
@@ -2384,19 +1987,15 @@
         </w:tc>
         <w:tc>
           <w:tcPr>
-            <w:tcW w:w="2191" w:type="dxa"/>
-            <w:tcBorders>
-              <w:left w:val="single" w:sz="2" w:space="0" w:color="808080"/>
-              <w:bottom w:val="single" w:sz="2" w:space="0" w:color="808080"/>
-              <w:right w:val="single" w:sz="6" w:space="0" w:color="808080"/>
-            </w:tcBorders>
-          </w:tcPr>
-          <w:p>
-            <w:pPr>
-              <w:pStyle w:val="Style14"/>
-              <w:bidi w:val="0"/>
-              <w:spacing w:before="0" w:after="120"/>
-              <w:ind w:hanging="0" w:left="0" w:right="0"/>
+            <w:tcW w:w="514" w:type="dxa"/>
+            <w:tcBorders/>
+            <w:vAlign w:val="center"/>
+          </w:tcPr>
+          <w:p>
+            <w:pPr>
+              <w:pStyle w:val="Style14"/>
+              <w:bidi w:val="0"/>
+              <w:spacing w:before="0" w:after="283"/>
               <w:jc w:val="left"/>
               <w:rPr/>
             </w:pPr>
@@ -2408,19 +2007,15 @@
         </w:tc>
         <w:tc>
           <w:tcPr>
-            <w:tcW w:w="5691" w:type="dxa"/>
-            <w:tcBorders>
-              <w:left w:val="single" w:sz="2" w:space="0" w:color="808080"/>
-              <w:bottom w:val="single" w:sz="2" w:space="0" w:color="808080"/>
-              <w:right w:val="single" w:sz="6" w:space="0" w:color="808080"/>
-            </w:tcBorders>
-          </w:tcPr>
-          <w:p>
-            <w:pPr>
-              <w:pStyle w:val="Style14"/>
-              <w:bidi w:val="0"/>
-              <w:spacing w:before="0" w:after="120"/>
-              <w:ind w:hanging="0" w:left="0" w:right="0"/>
+            <w:tcW w:w="5701" w:type="dxa"/>
+            <w:tcBorders/>
+            <w:vAlign w:val="center"/>
+          </w:tcPr>
+          <w:p>
+            <w:pPr>
+              <w:pStyle w:val="Style14"/>
+              <w:bidi w:val="0"/>
+              <w:spacing w:before="0" w:after="283"/>
               <w:jc w:val="left"/>
               <w:rPr/>
             </w:pPr>
@@ -2437,10 +2032,8 @@
               <w:t xml:space="preserve">，项目内声明 </w:t>
             </w:r>
             <w:r>
-              <w:rPr>
-                <w:rStyle w:val="Style10"/>
-              </w:rPr>
-              <w:t>java.version=17</w:t>
+              <w:rPr/>
+              <w:t>`java.version=17`</w:t>
             </w:r>
           </w:p>
         </w:tc>
@@ -2449,19 +2042,15 @@
         <w:trPr/>
         <w:tc>
           <w:tcPr>
-            <w:tcW w:w="3456" w:type="dxa"/>
-            <w:tcBorders>
-              <w:left w:val="single" w:sz="6" w:space="0" w:color="808080"/>
-              <w:bottom w:val="single" w:sz="2" w:space="0" w:color="808080"/>
-              <w:right w:val="single" w:sz="6" w:space="0" w:color="808080"/>
-            </w:tcBorders>
-          </w:tcPr>
-          <w:p>
-            <w:pPr>
-              <w:pStyle w:val="Style14"/>
-              <w:bidi w:val="0"/>
-              <w:spacing w:before="0" w:after="120"/>
-              <w:ind w:hanging="0" w:left="0" w:right="0"/>
+            <w:tcW w:w="3915" w:type="dxa"/>
+            <w:tcBorders/>
+            <w:vAlign w:val="center"/>
+          </w:tcPr>
+          <w:p>
+            <w:pPr>
+              <w:pStyle w:val="Style14"/>
+              <w:bidi w:val="0"/>
+              <w:spacing w:before="0" w:after="283"/>
               <w:jc w:val="left"/>
               <w:rPr/>
             </w:pPr>
@@ -2473,19 +2062,15 @@
         </w:tc>
         <w:tc>
           <w:tcPr>
-            <w:tcW w:w="2191" w:type="dxa"/>
-            <w:tcBorders>
-              <w:left w:val="single" w:sz="2" w:space="0" w:color="808080"/>
-              <w:bottom w:val="single" w:sz="2" w:space="0" w:color="808080"/>
-              <w:right w:val="single" w:sz="6" w:space="0" w:color="808080"/>
-            </w:tcBorders>
-          </w:tcPr>
-          <w:p>
-            <w:pPr>
-              <w:pStyle w:val="Style14"/>
-              <w:bidi w:val="0"/>
-              <w:spacing w:before="0" w:after="120"/>
-              <w:ind w:hanging="0" w:left="0" w:right="0"/>
+            <w:tcW w:w="514" w:type="dxa"/>
+            <w:tcBorders/>
+            <w:vAlign w:val="center"/>
+          </w:tcPr>
+          <w:p>
+            <w:pPr>
+              <w:pStyle w:val="Style14"/>
+              <w:bidi w:val="0"/>
+              <w:spacing w:before="0" w:after="283"/>
               <w:jc w:val="left"/>
               <w:rPr/>
             </w:pPr>
@@ -2497,19 +2082,15 @@
         </w:tc>
         <w:tc>
           <w:tcPr>
-            <w:tcW w:w="5691" w:type="dxa"/>
-            <w:tcBorders>
-              <w:left w:val="single" w:sz="2" w:space="0" w:color="808080"/>
-              <w:bottom w:val="single" w:sz="2" w:space="0" w:color="808080"/>
-              <w:right w:val="single" w:sz="6" w:space="0" w:color="808080"/>
-            </w:tcBorders>
-          </w:tcPr>
-          <w:p>
-            <w:pPr>
-              <w:pStyle w:val="Style14"/>
-              <w:bidi w:val="0"/>
-              <w:spacing w:before="0" w:after="120"/>
-              <w:ind w:hanging="0" w:left="0" w:right="0"/>
+            <w:tcW w:w="5701" w:type="dxa"/>
+            <w:tcBorders/>
+            <w:vAlign w:val="center"/>
+          </w:tcPr>
+          <w:p>
+            <w:pPr>
+              <w:pStyle w:val="Style14"/>
+              <w:bidi w:val="0"/>
+              <w:spacing w:before="0" w:after="283"/>
               <w:jc w:val="left"/>
               <w:rPr/>
             </w:pPr>
@@ -2532,19 +2113,15 @@
         <w:trPr/>
         <w:tc>
           <w:tcPr>
-            <w:tcW w:w="3456" w:type="dxa"/>
-            <w:tcBorders>
-              <w:left w:val="single" w:sz="6" w:space="0" w:color="808080"/>
-              <w:bottom w:val="single" w:sz="2" w:space="0" w:color="808080"/>
-              <w:right w:val="single" w:sz="6" w:space="0" w:color="808080"/>
-            </w:tcBorders>
-          </w:tcPr>
-          <w:p>
-            <w:pPr>
-              <w:pStyle w:val="Style14"/>
-              <w:bidi w:val="0"/>
-              <w:spacing w:before="0" w:after="120"/>
-              <w:ind w:hanging="0" w:left="0" w:right="0"/>
+            <w:tcW w:w="3915" w:type="dxa"/>
+            <w:tcBorders/>
+            <w:vAlign w:val="center"/>
+          </w:tcPr>
+          <w:p>
+            <w:pPr>
+              <w:pStyle w:val="Style14"/>
+              <w:bidi w:val="0"/>
+              <w:spacing w:before="0" w:after="283"/>
               <w:jc w:val="left"/>
               <w:rPr/>
             </w:pPr>
@@ -2556,19 +2133,15 @@
         </w:tc>
         <w:tc>
           <w:tcPr>
-            <w:tcW w:w="2191" w:type="dxa"/>
-            <w:tcBorders>
-              <w:left w:val="single" w:sz="2" w:space="0" w:color="808080"/>
-              <w:bottom w:val="single" w:sz="2" w:space="0" w:color="808080"/>
-              <w:right w:val="single" w:sz="6" w:space="0" w:color="808080"/>
-            </w:tcBorders>
-          </w:tcPr>
-          <w:p>
-            <w:pPr>
-              <w:pStyle w:val="Style14"/>
-              <w:bidi w:val="0"/>
-              <w:spacing w:before="0" w:after="120"/>
-              <w:ind w:hanging="0" w:left="0" w:right="0"/>
+            <w:tcW w:w="514" w:type="dxa"/>
+            <w:tcBorders/>
+            <w:vAlign w:val="center"/>
+          </w:tcPr>
+          <w:p>
+            <w:pPr>
+              <w:pStyle w:val="Style14"/>
+              <w:bidi w:val="0"/>
+              <w:spacing w:before="0" w:after="283"/>
               <w:jc w:val="left"/>
               <w:rPr/>
             </w:pPr>
@@ -2580,19 +2153,15 @@
         </w:tc>
         <w:tc>
           <w:tcPr>
-            <w:tcW w:w="5691" w:type="dxa"/>
-            <w:tcBorders>
-              <w:left w:val="single" w:sz="2" w:space="0" w:color="808080"/>
-              <w:bottom w:val="single" w:sz="2" w:space="0" w:color="808080"/>
-              <w:right w:val="single" w:sz="6" w:space="0" w:color="808080"/>
-            </w:tcBorders>
-          </w:tcPr>
-          <w:p>
-            <w:pPr>
-              <w:pStyle w:val="Style14"/>
-              <w:bidi w:val="0"/>
-              <w:spacing w:before="0" w:after="120"/>
-              <w:ind w:hanging="0" w:left="0" w:right="0"/>
+            <w:tcW w:w="5701" w:type="dxa"/>
+            <w:tcBorders/>
+            <w:vAlign w:val="center"/>
+          </w:tcPr>
+          <w:p>
+            <w:pPr>
+              <w:pStyle w:val="Style14"/>
+              <w:bidi w:val="0"/>
+              <w:spacing w:before="0" w:after="283"/>
               <w:jc w:val="left"/>
               <w:rPr/>
             </w:pPr>
@@ -2623,19 +2192,15 @@
         <w:trPr/>
         <w:tc>
           <w:tcPr>
-            <w:tcW w:w="3456" w:type="dxa"/>
-            <w:tcBorders>
-              <w:left w:val="single" w:sz="6" w:space="0" w:color="808080"/>
-              <w:bottom w:val="single" w:sz="6" w:space="0" w:color="808080"/>
-              <w:right w:val="single" w:sz="6" w:space="0" w:color="808080"/>
-            </w:tcBorders>
-          </w:tcPr>
-          <w:p>
-            <w:pPr>
-              <w:pStyle w:val="Style14"/>
-              <w:bidi w:val="0"/>
-              <w:spacing w:before="0" w:after="120"/>
-              <w:ind w:hanging="0" w:left="0" w:right="0"/>
+            <w:tcW w:w="3915" w:type="dxa"/>
+            <w:tcBorders/>
+            <w:vAlign w:val="center"/>
+          </w:tcPr>
+          <w:p>
+            <w:pPr>
+              <w:pStyle w:val="Style14"/>
+              <w:bidi w:val="0"/>
+              <w:spacing w:before="0" w:after="283"/>
               <w:jc w:val="left"/>
               <w:rPr/>
             </w:pPr>
@@ -2655,19 +2220,15 @@
         </w:tc>
         <w:tc>
           <w:tcPr>
-            <w:tcW w:w="2191" w:type="dxa"/>
-            <w:tcBorders>
-              <w:left w:val="single" w:sz="2" w:space="0" w:color="808080"/>
-              <w:bottom w:val="single" w:sz="6" w:space="0" w:color="808080"/>
-              <w:right w:val="single" w:sz="6" w:space="0" w:color="808080"/>
-            </w:tcBorders>
-          </w:tcPr>
-          <w:p>
-            <w:pPr>
-              <w:pStyle w:val="Style14"/>
-              <w:bidi w:val="0"/>
-              <w:spacing w:before="0" w:after="120"/>
-              <w:ind w:hanging="0" w:left="0" w:right="0"/>
+            <w:tcW w:w="514" w:type="dxa"/>
+            <w:tcBorders/>
+            <w:vAlign w:val="center"/>
+          </w:tcPr>
+          <w:p>
+            <w:pPr>
+              <w:pStyle w:val="Style14"/>
+              <w:bidi w:val="0"/>
+              <w:spacing w:before="0" w:after="283"/>
               <w:jc w:val="left"/>
               <w:rPr/>
             </w:pPr>
@@ -2679,18 +2240,15 @@
         </w:tc>
         <w:tc>
           <w:tcPr>
-            <w:tcW w:w="5691" w:type="dxa"/>
-            <w:tcBorders>
-              <w:left w:val="single" w:sz="2" w:space="0" w:color="808080"/>
-              <w:bottom w:val="single" w:sz="6" w:space="0" w:color="808080"/>
-              <w:right w:val="single" w:sz="6" w:space="0" w:color="808080"/>
-            </w:tcBorders>
-          </w:tcPr>
-          <w:p>
-            <w:pPr>
-              <w:pStyle w:val="Style14"/>
-              <w:bidi w:val="0"/>
-              <w:spacing w:before="0" w:after="120"/>
+            <w:tcW w:w="5701" w:type="dxa"/>
+            <w:tcBorders/>
+            <w:vAlign w:val="center"/>
+          </w:tcPr>
+          <w:p>
+            <w:pPr>
+              <w:pStyle w:val="Style14"/>
+              <w:bidi w:val="0"/>
+              <w:spacing w:before="0" w:after="283"/>
               <w:jc w:val="left"/>
               <w:rPr/>
             </w:pPr>
@@ -2714,6 +2272,7 @@
       <w:pPr>
         <w:pStyle w:val="BodyText"/>
         <w:bidi w:val="0"/>
+        <w:jc w:val="left"/>
         <w:rPr>
           <w:b/>
         </w:rPr>
@@ -2745,6 +2304,7 @@
       <w:pPr>
         <w:pStyle w:val="BodyText"/>
         <w:bidi w:val="0"/>
+        <w:jc w:val="left"/>
         <w:rPr/>
       </w:pPr>
       <w:r>
@@ -2764,43 +2324,37 @@
     </w:p>
     <w:tbl>
       <w:tblPr>
-        <w:tblW w:w="5000" w:type="pct"/>
+        <w:tblW w:w="8086" w:type="dxa"/>
         <w:jc w:val="left"/>
-        <w:tblInd w:w="45" w:type="dxa"/>
+        <w:tblInd w:w="28" w:type="dxa"/>
         <w:tblLayout w:type="fixed"/>
         <w:tblCellMar>
-          <w:top w:w="45" w:type="dxa"/>
-          <w:left w:w="45" w:type="dxa"/>
-          <w:bottom w:w="45" w:type="dxa"/>
-          <w:right w:w="45" w:type="dxa"/>
+          <w:top w:w="28" w:type="dxa"/>
+          <w:left w:w="28" w:type="dxa"/>
+          <w:bottom w:w="28" w:type="dxa"/>
+          <w:right w:w="28" w:type="dxa"/>
         </w:tblCellMar>
       </w:tblPr>
       <w:tblGrid>
-        <w:gridCol w:w="2325"/>
-        <w:gridCol w:w="6684"/>
-        <w:gridCol w:w="2329"/>
+        <w:gridCol w:w="1141"/>
+        <w:gridCol w:w="6207"/>
+        <w:gridCol w:w="738"/>
       </w:tblGrid>
       <w:tr>
-        <w:trPr>
-          <w:tblHeader w:val="true"/>
-        </w:trPr>
-        <w:tc>
-          <w:tcPr>
-            <w:tcW w:w="2325" w:type="dxa"/>
-            <w:tcBorders>
-              <w:top w:val="single" w:sz="6" w:space="0" w:color="808080"/>
-              <w:left w:val="single" w:sz="6" w:space="0" w:color="808080"/>
-              <w:bottom w:val="single" w:sz="2" w:space="0" w:color="808080"/>
-              <w:right w:val="single" w:sz="6" w:space="0" w:color="808080"/>
-            </w:tcBorders>
-            <w:shd w:fill="DCE6F1" w:val="clear"/>
+        <w:trPr/>
+        <w:tc>
+          <w:tcPr>
+            <w:tcW w:w="1141" w:type="dxa"/>
+            <w:tcBorders/>
+            <w:vAlign w:val="center"/>
           </w:tcPr>
           <w:p>
             <w:pPr>
               <w:pStyle w:val="Style19"/>
-              <w:bidi w:val="0"/>
-              <w:spacing w:before="0" w:after="120"/>
-              <w:ind w:hanging="0" w:left="0" w:right="0"/>
+              <w:suppressLineNumbers/>
+              <w:shd w:fill="EEF1F4" w:val="clear"/>
+              <w:bidi w:val="0"/>
+              <w:spacing w:before="0" w:after="283"/>
               <w:jc w:val="left"/>
               <w:rPr/>
             </w:pPr>
@@ -2812,21 +2366,17 @@
         </w:tc>
         <w:tc>
           <w:tcPr>
-            <w:tcW w:w="6684" w:type="dxa"/>
-            <w:tcBorders>
-              <w:top w:val="single" w:sz="6" w:space="0" w:color="808080"/>
-              <w:left w:val="single" w:sz="2" w:space="0" w:color="808080"/>
-              <w:bottom w:val="single" w:sz="2" w:space="0" w:color="808080"/>
-              <w:right w:val="single" w:sz="6" w:space="0" w:color="808080"/>
-            </w:tcBorders>
-            <w:shd w:fill="DCE6F1" w:val="clear"/>
+            <w:tcW w:w="6207" w:type="dxa"/>
+            <w:tcBorders/>
+            <w:vAlign w:val="center"/>
           </w:tcPr>
           <w:p>
             <w:pPr>
               <w:pStyle w:val="Style19"/>
-              <w:bidi w:val="0"/>
-              <w:spacing w:before="0" w:after="120"/>
-              <w:ind w:hanging="0" w:left="0" w:right="0"/>
+              <w:suppressLineNumbers/>
+              <w:shd w:fill="EEF1F4" w:val="clear"/>
+              <w:bidi w:val="0"/>
+              <w:spacing w:before="0" w:after="283"/>
               <w:jc w:val="left"/>
               <w:rPr/>
             </w:pPr>
@@ -2838,21 +2388,17 @@
         </w:tc>
         <w:tc>
           <w:tcPr>
-            <w:tcW w:w="2329" w:type="dxa"/>
-            <w:tcBorders>
-              <w:top w:val="single" w:sz="6" w:space="0" w:color="808080"/>
-              <w:left w:val="single" w:sz="2" w:space="0" w:color="808080"/>
-              <w:bottom w:val="single" w:sz="2" w:space="0" w:color="808080"/>
-              <w:right w:val="single" w:sz="6" w:space="0" w:color="808080"/>
-            </w:tcBorders>
-            <w:shd w:fill="DCE6F1" w:val="clear"/>
+            <w:tcW w:w="738" w:type="dxa"/>
+            <w:tcBorders/>
+            <w:vAlign w:val="center"/>
           </w:tcPr>
           <w:p>
             <w:pPr>
               <w:pStyle w:val="Style19"/>
-              <w:bidi w:val="0"/>
-              <w:spacing w:before="0" w:after="120"/>
-              <w:ind w:hanging="0" w:left="0" w:right="0"/>
+              <w:suppressLineNumbers/>
+              <w:shd w:fill="EEF1F4" w:val="clear"/>
+              <w:bidi w:val="0"/>
+              <w:spacing w:before="0" w:after="283"/>
               <w:jc w:val="left"/>
               <w:rPr/>
             </w:pPr>
@@ -2867,19 +2413,15 @@
         <w:trPr/>
         <w:tc>
           <w:tcPr>
-            <w:tcW w:w="2325" w:type="dxa"/>
-            <w:tcBorders>
-              <w:left w:val="single" w:sz="6" w:space="0" w:color="808080"/>
-              <w:bottom w:val="single" w:sz="2" w:space="0" w:color="808080"/>
-              <w:right w:val="single" w:sz="6" w:space="0" w:color="808080"/>
-            </w:tcBorders>
-          </w:tcPr>
-          <w:p>
-            <w:pPr>
-              <w:pStyle w:val="Style14"/>
-              <w:bidi w:val="0"/>
-              <w:spacing w:before="0" w:after="120"/>
-              <w:ind w:hanging="0" w:left="0" w:right="0"/>
+            <w:tcW w:w="1141" w:type="dxa"/>
+            <w:tcBorders/>
+            <w:vAlign w:val="center"/>
+          </w:tcPr>
+          <w:p>
+            <w:pPr>
+              <w:pStyle w:val="Style14"/>
+              <w:bidi w:val="0"/>
+              <w:spacing w:before="0" w:after="283"/>
               <w:jc w:val="left"/>
               <w:rPr/>
             </w:pPr>
@@ -2891,19 +2433,15 @@
         </w:tc>
         <w:tc>
           <w:tcPr>
-            <w:tcW w:w="6684" w:type="dxa"/>
-            <w:tcBorders>
-              <w:left w:val="single" w:sz="2" w:space="0" w:color="808080"/>
-              <w:bottom w:val="single" w:sz="2" w:space="0" w:color="808080"/>
-              <w:right w:val="single" w:sz="6" w:space="0" w:color="808080"/>
-            </w:tcBorders>
-          </w:tcPr>
-          <w:p>
-            <w:pPr>
-              <w:pStyle w:val="Style14"/>
-              <w:bidi w:val="0"/>
-              <w:spacing w:before="0" w:after="120"/>
-              <w:ind w:hanging="0" w:left="0" w:right="0"/>
+            <w:tcW w:w="6207" w:type="dxa"/>
+            <w:tcBorders/>
+            <w:vAlign w:val="center"/>
+          </w:tcPr>
+          <w:p>
+            <w:pPr>
+              <w:pStyle w:val="Style14"/>
+              <w:bidi w:val="0"/>
+              <w:spacing w:before="0" w:after="283"/>
               <w:jc w:val="left"/>
               <w:rPr/>
             </w:pPr>
@@ -2931,19 +2469,15 @@
         </w:tc>
         <w:tc>
           <w:tcPr>
-            <w:tcW w:w="2329" w:type="dxa"/>
-            <w:tcBorders>
-              <w:left w:val="single" w:sz="2" w:space="0" w:color="808080"/>
-              <w:bottom w:val="single" w:sz="2" w:space="0" w:color="808080"/>
-              <w:right w:val="single" w:sz="6" w:space="0" w:color="808080"/>
-            </w:tcBorders>
-          </w:tcPr>
-          <w:p>
-            <w:pPr>
-              <w:pStyle w:val="Style14"/>
-              <w:bidi w:val="0"/>
-              <w:spacing w:before="0" w:after="120"/>
-              <w:ind w:hanging="0" w:left="0" w:right="0"/>
+            <w:tcW w:w="738" w:type="dxa"/>
+            <w:tcBorders/>
+            <w:vAlign w:val="center"/>
+          </w:tcPr>
+          <w:p>
+            <w:pPr>
+              <w:pStyle w:val="Style14"/>
+              <w:bidi w:val="0"/>
+              <w:spacing w:before="0" w:after="283"/>
               <w:jc w:val="left"/>
               <w:rPr/>
             </w:pPr>
@@ -2962,19 +2496,15 @@
         <w:trPr/>
         <w:tc>
           <w:tcPr>
-            <w:tcW w:w="2325" w:type="dxa"/>
-            <w:tcBorders>
-              <w:left w:val="single" w:sz="6" w:space="0" w:color="808080"/>
-              <w:bottom w:val="single" w:sz="2" w:space="0" w:color="808080"/>
-              <w:right w:val="single" w:sz="6" w:space="0" w:color="808080"/>
-            </w:tcBorders>
-          </w:tcPr>
-          <w:p>
-            <w:pPr>
-              <w:pStyle w:val="Style14"/>
-              <w:bidi w:val="0"/>
-              <w:spacing w:before="0" w:after="120"/>
-              <w:ind w:hanging="0" w:left="0" w:right="0"/>
+            <w:tcW w:w="1141" w:type="dxa"/>
+            <w:tcBorders/>
+            <w:vAlign w:val="center"/>
+          </w:tcPr>
+          <w:p>
+            <w:pPr>
+              <w:pStyle w:val="Style14"/>
+              <w:bidi w:val="0"/>
+              <w:spacing w:before="0" w:after="283"/>
               <w:jc w:val="left"/>
               <w:rPr/>
             </w:pPr>
@@ -2986,19 +2516,15 @@
         </w:tc>
         <w:tc>
           <w:tcPr>
-            <w:tcW w:w="6684" w:type="dxa"/>
-            <w:tcBorders>
-              <w:left w:val="single" w:sz="2" w:space="0" w:color="808080"/>
-              <w:bottom w:val="single" w:sz="2" w:space="0" w:color="808080"/>
-              <w:right w:val="single" w:sz="6" w:space="0" w:color="808080"/>
-            </w:tcBorders>
-          </w:tcPr>
-          <w:p>
-            <w:pPr>
-              <w:pStyle w:val="Style14"/>
-              <w:bidi w:val="0"/>
-              <w:spacing w:before="0" w:after="120"/>
-              <w:ind w:hanging="0" w:left="0" w:right="0"/>
+            <w:tcW w:w="6207" w:type="dxa"/>
+            <w:tcBorders/>
+            <w:vAlign w:val="center"/>
+          </w:tcPr>
+          <w:p>
+            <w:pPr>
+              <w:pStyle w:val="Style14"/>
+              <w:bidi w:val="0"/>
+              <w:spacing w:before="0" w:after="283"/>
               <w:jc w:val="left"/>
               <w:rPr/>
             </w:pPr>
@@ -3038,19 +2564,15 @@
         </w:tc>
         <w:tc>
           <w:tcPr>
-            <w:tcW w:w="2329" w:type="dxa"/>
-            <w:tcBorders>
-              <w:left w:val="single" w:sz="2" w:space="0" w:color="808080"/>
-              <w:bottom w:val="single" w:sz="2" w:space="0" w:color="808080"/>
-              <w:right w:val="single" w:sz="6" w:space="0" w:color="808080"/>
-            </w:tcBorders>
-          </w:tcPr>
-          <w:p>
-            <w:pPr>
-              <w:pStyle w:val="Style14"/>
-              <w:bidi w:val="0"/>
-              <w:spacing w:before="0" w:after="120"/>
-              <w:ind w:hanging="0" w:left="0" w:right="0"/>
+            <w:tcW w:w="738" w:type="dxa"/>
+            <w:tcBorders/>
+            <w:vAlign w:val="center"/>
+          </w:tcPr>
+          <w:p>
+            <w:pPr>
+              <w:pStyle w:val="Style14"/>
+              <w:bidi w:val="0"/>
+              <w:spacing w:before="0" w:after="283"/>
               <w:jc w:val="left"/>
               <w:rPr/>
             </w:pPr>
@@ -3069,19 +2591,15 @@
         <w:trPr/>
         <w:tc>
           <w:tcPr>
-            <w:tcW w:w="2325" w:type="dxa"/>
-            <w:tcBorders>
-              <w:left w:val="single" w:sz="6" w:space="0" w:color="808080"/>
-              <w:bottom w:val="single" w:sz="2" w:space="0" w:color="808080"/>
-              <w:right w:val="single" w:sz="6" w:space="0" w:color="808080"/>
-            </w:tcBorders>
-          </w:tcPr>
-          <w:p>
-            <w:pPr>
-              <w:pStyle w:val="Style14"/>
-              <w:bidi w:val="0"/>
-              <w:spacing w:before="0" w:after="120"/>
-              <w:ind w:hanging="0" w:left="0" w:right="0"/>
+            <w:tcW w:w="1141" w:type="dxa"/>
+            <w:tcBorders/>
+            <w:vAlign w:val="center"/>
+          </w:tcPr>
+          <w:p>
+            <w:pPr>
+              <w:pStyle w:val="Style14"/>
+              <w:bidi w:val="0"/>
+              <w:spacing w:before="0" w:after="283"/>
               <w:jc w:val="left"/>
               <w:rPr/>
             </w:pPr>
@@ -3093,19 +2611,15 @@
         </w:tc>
         <w:tc>
           <w:tcPr>
-            <w:tcW w:w="6684" w:type="dxa"/>
-            <w:tcBorders>
-              <w:left w:val="single" w:sz="2" w:space="0" w:color="808080"/>
-              <w:bottom w:val="single" w:sz="2" w:space="0" w:color="808080"/>
-              <w:right w:val="single" w:sz="6" w:space="0" w:color="808080"/>
-            </w:tcBorders>
-          </w:tcPr>
-          <w:p>
-            <w:pPr>
-              <w:pStyle w:val="Style14"/>
-              <w:bidi w:val="0"/>
-              <w:spacing w:before="0" w:after="120"/>
-              <w:ind w:hanging="0" w:left="0" w:right="0"/>
+            <w:tcW w:w="6207" w:type="dxa"/>
+            <w:tcBorders/>
+            <w:vAlign w:val="center"/>
+          </w:tcPr>
+          <w:p>
+            <w:pPr>
+              <w:pStyle w:val="Style14"/>
+              <w:bidi w:val="0"/>
+              <w:spacing w:before="0" w:after="283"/>
               <w:jc w:val="left"/>
               <w:rPr/>
             </w:pPr>
@@ -3121,19 +2635,15 @@
         </w:tc>
         <w:tc>
           <w:tcPr>
-            <w:tcW w:w="2329" w:type="dxa"/>
-            <w:tcBorders>
-              <w:left w:val="single" w:sz="2" w:space="0" w:color="808080"/>
-              <w:bottom w:val="single" w:sz="2" w:space="0" w:color="808080"/>
-              <w:right w:val="single" w:sz="6" w:space="0" w:color="808080"/>
-            </w:tcBorders>
-          </w:tcPr>
-          <w:p>
-            <w:pPr>
-              <w:pStyle w:val="Style14"/>
-              <w:bidi w:val="0"/>
-              <w:spacing w:before="0" w:after="120"/>
-              <w:ind w:hanging="0" w:left="0" w:right="0"/>
+            <w:tcW w:w="738" w:type="dxa"/>
+            <w:tcBorders/>
+            <w:vAlign w:val="center"/>
+          </w:tcPr>
+          <w:p>
+            <w:pPr>
+              <w:pStyle w:val="Style14"/>
+              <w:bidi w:val="0"/>
+              <w:spacing w:before="0" w:after="283"/>
               <w:jc w:val="left"/>
               <w:rPr/>
             </w:pPr>
@@ -3152,19 +2662,15 @@
         <w:trPr/>
         <w:tc>
           <w:tcPr>
-            <w:tcW w:w="2325" w:type="dxa"/>
-            <w:tcBorders>
-              <w:left w:val="single" w:sz="6" w:space="0" w:color="808080"/>
-              <w:bottom w:val="single" w:sz="2" w:space="0" w:color="808080"/>
-              <w:right w:val="single" w:sz="6" w:space="0" w:color="808080"/>
-            </w:tcBorders>
-          </w:tcPr>
-          <w:p>
-            <w:pPr>
-              <w:pStyle w:val="Style14"/>
-              <w:bidi w:val="0"/>
-              <w:spacing w:before="0" w:after="120"/>
-              <w:ind w:hanging="0" w:left="0" w:right="0"/>
+            <w:tcW w:w="1141" w:type="dxa"/>
+            <w:tcBorders/>
+            <w:vAlign w:val="center"/>
+          </w:tcPr>
+          <w:p>
+            <w:pPr>
+              <w:pStyle w:val="Style14"/>
+              <w:bidi w:val="0"/>
+              <w:spacing w:before="0" w:after="283"/>
               <w:jc w:val="left"/>
               <w:rPr/>
             </w:pPr>
@@ -3176,19 +2682,15 @@
         </w:tc>
         <w:tc>
           <w:tcPr>
-            <w:tcW w:w="6684" w:type="dxa"/>
-            <w:tcBorders>
-              <w:left w:val="single" w:sz="2" w:space="0" w:color="808080"/>
-              <w:bottom w:val="single" w:sz="2" w:space="0" w:color="808080"/>
-              <w:right w:val="single" w:sz="6" w:space="0" w:color="808080"/>
-            </w:tcBorders>
-          </w:tcPr>
-          <w:p>
-            <w:pPr>
-              <w:pStyle w:val="Style14"/>
-              <w:bidi w:val="0"/>
-              <w:spacing w:before="0" w:after="120"/>
-              <w:ind w:hanging="0" w:left="0" w:right="0"/>
+            <w:tcW w:w="6207" w:type="dxa"/>
+            <w:tcBorders/>
+            <w:vAlign w:val="center"/>
+          </w:tcPr>
+          <w:p>
+            <w:pPr>
+              <w:pStyle w:val="Style14"/>
+              <w:bidi w:val="0"/>
+              <w:spacing w:before="0" w:after="283"/>
               <w:jc w:val="left"/>
               <w:rPr/>
             </w:pPr>
@@ -3200,19 +2702,15 @@
         </w:tc>
         <w:tc>
           <w:tcPr>
-            <w:tcW w:w="2329" w:type="dxa"/>
-            <w:tcBorders>
-              <w:left w:val="single" w:sz="2" w:space="0" w:color="808080"/>
-              <w:bottom w:val="single" w:sz="2" w:space="0" w:color="808080"/>
-              <w:right w:val="single" w:sz="6" w:space="0" w:color="808080"/>
-            </w:tcBorders>
-          </w:tcPr>
-          <w:p>
-            <w:pPr>
-              <w:pStyle w:val="Style14"/>
-              <w:bidi w:val="0"/>
-              <w:spacing w:before="0" w:after="120"/>
-              <w:ind w:hanging="0" w:left="0" w:right="0"/>
+            <w:tcW w:w="738" w:type="dxa"/>
+            <w:tcBorders/>
+            <w:vAlign w:val="center"/>
+          </w:tcPr>
+          <w:p>
+            <w:pPr>
+              <w:pStyle w:val="Style14"/>
+              <w:bidi w:val="0"/>
+              <w:spacing w:before="0" w:after="283"/>
               <w:jc w:val="left"/>
               <w:rPr/>
             </w:pPr>
@@ -3231,19 +2729,15 @@
         <w:trPr/>
         <w:tc>
           <w:tcPr>
-            <w:tcW w:w="2325" w:type="dxa"/>
-            <w:tcBorders>
-              <w:left w:val="single" w:sz="6" w:space="0" w:color="808080"/>
-              <w:bottom w:val="single" w:sz="2" w:space="0" w:color="808080"/>
-              <w:right w:val="single" w:sz="6" w:space="0" w:color="808080"/>
-            </w:tcBorders>
-          </w:tcPr>
-          <w:p>
-            <w:pPr>
-              <w:pStyle w:val="Style14"/>
-              <w:bidi w:val="0"/>
-              <w:spacing w:before="0" w:after="120"/>
-              <w:ind w:hanging="0" w:left="0" w:right="0"/>
+            <w:tcW w:w="1141" w:type="dxa"/>
+            <w:tcBorders/>
+            <w:vAlign w:val="center"/>
+          </w:tcPr>
+          <w:p>
+            <w:pPr>
+              <w:pStyle w:val="Style14"/>
+              <w:bidi w:val="0"/>
+              <w:spacing w:before="0" w:after="283"/>
               <w:jc w:val="left"/>
               <w:rPr/>
             </w:pPr>
@@ -3255,19 +2749,15 @@
         </w:tc>
         <w:tc>
           <w:tcPr>
-            <w:tcW w:w="6684" w:type="dxa"/>
-            <w:tcBorders>
-              <w:left w:val="single" w:sz="2" w:space="0" w:color="808080"/>
-              <w:bottom w:val="single" w:sz="2" w:space="0" w:color="808080"/>
-              <w:right w:val="single" w:sz="6" w:space="0" w:color="808080"/>
-            </w:tcBorders>
-          </w:tcPr>
-          <w:p>
-            <w:pPr>
-              <w:pStyle w:val="Style14"/>
-              <w:bidi w:val="0"/>
-              <w:spacing w:before="0" w:after="120"/>
-              <w:ind w:hanging="0" w:left="0" w:right="0"/>
+            <w:tcW w:w="6207" w:type="dxa"/>
+            <w:tcBorders/>
+            <w:vAlign w:val="center"/>
+          </w:tcPr>
+          <w:p>
+            <w:pPr>
+              <w:pStyle w:val="Style14"/>
+              <w:bidi w:val="0"/>
+              <w:spacing w:before="0" w:after="283"/>
               <w:jc w:val="left"/>
               <w:rPr/>
             </w:pPr>
@@ -3279,19 +2769,15 @@
         </w:tc>
         <w:tc>
           <w:tcPr>
-            <w:tcW w:w="2329" w:type="dxa"/>
-            <w:tcBorders>
-              <w:left w:val="single" w:sz="2" w:space="0" w:color="808080"/>
-              <w:bottom w:val="single" w:sz="2" w:space="0" w:color="808080"/>
-              <w:right w:val="single" w:sz="6" w:space="0" w:color="808080"/>
-            </w:tcBorders>
-          </w:tcPr>
-          <w:p>
-            <w:pPr>
-              <w:pStyle w:val="Style14"/>
-              <w:bidi w:val="0"/>
-              <w:spacing w:before="0" w:after="120"/>
-              <w:ind w:hanging="0" w:left="0" w:right="0"/>
+            <w:tcW w:w="738" w:type="dxa"/>
+            <w:tcBorders/>
+            <w:vAlign w:val="center"/>
+          </w:tcPr>
+          <w:p>
+            <w:pPr>
+              <w:pStyle w:val="Style14"/>
+              <w:bidi w:val="0"/>
+              <w:spacing w:before="0" w:after="283"/>
               <w:jc w:val="left"/>
               <w:rPr/>
             </w:pPr>
@@ -3310,19 +2796,15 @@
         <w:trPr/>
         <w:tc>
           <w:tcPr>
-            <w:tcW w:w="2325" w:type="dxa"/>
-            <w:tcBorders>
-              <w:left w:val="single" w:sz="6" w:space="0" w:color="808080"/>
-              <w:bottom w:val="single" w:sz="6" w:space="0" w:color="808080"/>
-              <w:right w:val="single" w:sz="6" w:space="0" w:color="808080"/>
-            </w:tcBorders>
-          </w:tcPr>
-          <w:p>
-            <w:pPr>
-              <w:pStyle w:val="Style14"/>
-              <w:bidi w:val="0"/>
-              <w:spacing w:before="0" w:after="120"/>
-              <w:ind w:hanging="0" w:left="0" w:right="0"/>
+            <w:tcW w:w="1141" w:type="dxa"/>
+            <w:tcBorders/>
+            <w:vAlign w:val="center"/>
+          </w:tcPr>
+          <w:p>
+            <w:pPr>
+              <w:pStyle w:val="Style14"/>
+              <w:bidi w:val="0"/>
+              <w:spacing w:before="0" w:after="283"/>
               <w:jc w:val="left"/>
               <w:rPr/>
             </w:pPr>
@@ -3334,19 +2816,15 @@
         </w:tc>
         <w:tc>
           <w:tcPr>
-            <w:tcW w:w="6684" w:type="dxa"/>
-            <w:tcBorders>
-              <w:left w:val="single" w:sz="2" w:space="0" w:color="808080"/>
-              <w:bottom w:val="single" w:sz="6" w:space="0" w:color="808080"/>
-              <w:right w:val="single" w:sz="6" w:space="0" w:color="808080"/>
-            </w:tcBorders>
-          </w:tcPr>
-          <w:p>
-            <w:pPr>
-              <w:pStyle w:val="Style14"/>
-              <w:bidi w:val="0"/>
-              <w:spacing w:before="0" w:after="120"/>
-              <w:ind w:hanging="0" w:left="0" w:right="0"/>
+            <w:tcW w:w="6207" w:type="dxa"/>
+            <w:tcBorders/>
+            <w:vAlign w:val="center"/>
+          </w:tcPr>
+          <w:p>
+            <w:pPr>
+              <w:pStyle w:val="Style14"/>
+              <w:bidi w:val="0"/>
+              <w:spacing w:before="0" w:after="283"/>
               <w:jc w:val="left"/>
               <w:rPr/>
             </w:pPr>
@@ -3358,18 +2836,15 @@
         </w:tc>
         <w:tc>
           <w:tcPr>
-            <w:tcW w:w="2329" w:type="dxa"/>
-            <w:tcBorders>
-              <w:left w:val="single" w:sz="2" w:space="0" w:color="808080"/>
-              <w:bottom w:val="single" w:sz="6" w:space="0" w:color="808080"/>
-              <w:right w:val="single" w:sz="6" w:space="0" w:color="808080"/>
-            </w:tcBorders>
-          </w:tcPr>
-          <w:p>
-            <w:pPr>
-              <w:pStyle w:val="Style14"/>
-              <w:bidi w:val="0"/>
-              <w:spacing w:before="0" w:after="120"/>
+            <w:tcW w:w="738" w:type="dxa"/>
+            <w:tcBorders/>
+            <w:vAlign w:val="center"/>
+          </w:tcPr>
+          <w:p>
+            <w:pPr>
+              <w:pStyle w:val="Style14"/>
+              <w:bidi w:val="0"/>
+              <w:spacing w:before="0" w:after="283"/>
               <w:jc w:val="left"/>
               <w:rPr/>
             </w:pPr>
@@ -3385,6 +2860,7 @@
       <w:pPr>
         <w:pStyle w:val="BodyText"/>
         <w:bidi w:val="0"/>
+        <w:jc w:val="left"/>
         <w:rPr/>
       </w:pPr>
       <w:r>
@@ -3426,8 +2902,8 @@
           <w:tab w:val="left" w:pos="709" w:leader="none"/>
         </w:tabs>
         <w:bidi w:val="0"/>
-        <w:spacing w:before="0" w:after="0"/>
         <w:ind w:hanging="283" w:left="709"/>
+        <w:jc w:val="left"/>
         <w:rPr/>
       </w:pPr>
       <w:r>
@@ -3446,117 +2922,27 @@
       </w:r>
       <w:r>
         <w:rPr/>
-        <w:t xml:space="preserve">架构，用户使用浏览器即可访问，无需安装客户端， 相较参考项目 </w:t>
-      </w:r>
-      <w:r>
-        <w:rPr/>
-        <w:t xml:space="preserve">Thymeleaf </w:t>
-      </w:r>
-      <w:r>
-        <w:rPr/>
-        <w:t>服务端渲染的单体程序，前后端分离更贴近当前工程实践。</w:t>
+        <w:t xml:space="preserve">架构，用户使用浏览器即可访问，无需安装客户端， </w:t>
       </w:r>
     </w:p>
     <w:p>
       <w:pPr>
         <w:pStyle w:val="BodyText"/>
-        <w:numPr>
-          <w:ilvl w:val="0"/>
-          <w:numId w:val="4"/>
-        </w:numPr>
-        <w:tabs>
-          <w:tab w:val="clear" w:pos="1134"/>
-          <w:tab w:val="left" w:pos="709" w:leader="none"/>
-        </w:tabs>
         <w:bidi w:val="0"/>
-        <w:spacing w:before="0" w:after="0"/>
-        <w:ind w:hanging="283" w:left="709"/>
-        <w:rPr/>
-      </w:pPr>
-      <w:r>
-        <w:rPr>
-          <w:b/>
-        </w:rPr>
-        <w:t>部署运维</w:t>
-      </w:r>
-      <w:r>
-        <w:rPr/>
-        <w:t xml:space="preserve">：提供 </w:t>
-      </w:r>
-      <w:r>
-        <w:rPr>
-          <w:rStyle w:val="Style10"/>
-        </w:rPr>
-        <w:t>docker-compose</w:t>
-      </w:r>
-      <w:r>
-        <w:rPr/>
-        <w:t xml:space="preserve"> </w:t>
-      </w:r>
-      <w:r>
-        <w:rPr/>
-        <w:t xml:space="preserve">一键启动与本地启动两种方式， 配套部署手册与初始化 </w:t>
-      </w:r>
-      <w:r>
-        <w:rPr/>
-        <w:t xml:space="preserve">SQL </w:t>
-      </w:r>
-      <w:r>
-        <w:rPr/>
-        <w:t>脚本，具备基本的计算机操作能力即可完成部署。</w:t>
-      </w:r>
-    </w:p>
-    <w:p>
-      <w:pPr>
-        <w:pStyle w:val="BodyText"/>
-        <w:numPr>
-          <w:ilvl w:val="0"/>
-          <w:numId w:val="4"/>
-        </w:numPr>
-        <w:tabs>
-          <w:tab w:val="clear" w:pos="1134"/>
-          <w:tab w:val="left" w:pos="709" w:leader="none"/>
-        </w:tabs>
-        <w:bidi w:val="0"/>
-        <w:spacing w:before="0" w:after="0"/>
-        <w:ind w:hanging="283" w:left="709"/>
-        <w:rPr/>
-      </w:pPr>
-      <w:r>
-        <w:rPr>
-          <w:b/>
-        </w:rPr>
-        <w:t>数据初始化</w:t>
-      </w:r>
-      <w:r>
-        <w:rPr/>
-        <w:t>：提供种子数据生成器，一键生成可复现的演示数据， 避免手工录入，降低环境准备成本。</w:t>
-      </w:r>
-    </w:p>
-    <w:p>
-      <w:pPr>
-        <w:pStyle w:val="BodyText"/>
-        <w:numPr>
-          <w:ilvl w:val="0"/>
-          <w:numId w:val="4"/>
-        </w:numPr>
-        <w:tabs>
-          <w:tab w:val="clear" w:pos="1134"/>
-          <w:tab w:val="left" w:pos="709" w:leader="none"/>
-        </w:tabs>
-        <w:bidi w:val="0"/>
-        <w:ind w:hanging="283" w:left="709"/>
-        <w:rPr/>
-      </w:pPr>
-      <w:r>
-        <w:rPr>
-          <w:b/>
-        </w:rPr>
-        <w:t>可维护性</w:t>
-      </w:r>
-      <w:r>
-        <w:rPr/>
-        <w:t>：采用分层架构与统一响应体，模块职责清晰， 配合单元测试与接口文档，后续维护与扩展成本低。</w:t>
+        <w:jc w:val="left"/>
+        <w:rPr/>
+      </w:pPr>
+      <w:r>
+        <w:rPr/>
+        <w:t xml:space="preserve">相较参考项目 </w:t>
+      </w:r>
+      <w:r>
+        <w:rPr/>
+        <w:t xml:space="preserve">Thymeleaf </w:t>
+      </w:r>
+      <w:r>
+        <w:rPr/>
+        <w:t>服务端渲染的单体程序，前后端分离更贴近当前工程实践。</w:t>
       </w:r>
     </w:p>
     <w:p>
@@ -3571,45 +2957,47 @@
           <w:tab w:val="left" w:pos="709" w:leader="none"/>
         </w:tabs>
         <w:bidi w:val="0"/>
-        <w:spacing w:before="0" w:after="0"/>
         <w:ind w:hanging="283" w:left="709"/>
+        <w:jc w:val="left"/>
         <w:rPr/>
       </w:pPr>
       <w:r>
         <w:rPr>
           <w:b/>
         </w:rPr>
-        <w:t>数据初始化</w:t>
-      </w:r>
-      <w:r>
-        <w:rPr/>
-        <w:t>：提供种子数据生成器，一键生成可复现的演示数据， 避免手工录入，降低环境准备成本。</w:t>
+        <w:t>部署运维</w:t>
+      </w:r>
+      <w:r>
+        <w:rPr/>
+        <w:t xml:space="preserve">：提供 </w:t>
+      </w:r>
+      <w:r>
+        <w:rPr/>
+        <w:t xml:space="preserve">`docker-compose` </w:t>
+      </w:r>
+      <w:r>
+        <w:rPr/>
+        <w:t xml:space="preserve">一键启动与本地启动两种方式， </w:t>
       </w:r>
     </w:p>
     <w:p>
       <w:pPr>
         <w:pStyle w:val="BodyText"/>
-        <w:numPr>
-          <w:ilvl w:val="0"/>
-          <w:numId w:val="5"/>
-        </w:numPr>
-        <w:tabs>
-          <w:tab w:val="clear" w:pos="1134"/>
-          <w:tab w:val="left" w:pos="709" w:leader="none"/>
-        </w:tabs>
         <w:bidi w:val="0"/>
-        <w:ind w:hanging="283" w:left="709"/>
-        <w:rPr/>
-      </w:pPr>
-      <w:r>
-        <w:rPr>
-          <w:b/>
-        </w:rPr>
-        <w:t>可维护性</w:t>
-      </w:r>
-      <w:r>
-        <w:rPr/>
-        <w:t>：采用分层架构与统一响应体，模块职责清晰， 配合单元测试与接口文档，后续维护与扩展成本低。</w:t>
+        <w:jc w:val="left"/>
+        <w:rPr/>
+      </w:pPr>
+      <w:r>
+        <w:rPr/>
+        <w:t xml:space="preserve">配套部署手册与初始化 </w:t>
+      </w:r>
+      <w:r>
+        <w:rPr/>
+        <w:t xml:space="preserve">SQL </w:t>
+      </w:r>
+      <w:r>
+        <w:rPr/>
+        <w:t>脚本，具备基本的计算机操作能力即可完成部署。</w:t>
       </w:r>
     </w:p>
     <w:p>
@@ -3625,59 +3013,30 @@
         </w:tabs>
         <w:bidi w:val="0"/>
         <w:ind w:hanging="283" w:left="709"/>
+        <w:jc w:val="left"/>
         <w:rPr/>
       </w:pPr>
       <w:r>
         <w:rPr>
           <w:b/>
         </w:rPr>
-        <w:t>可维护性</w:t>
-      </w:r>
-      <w:r>
-        <w:rPr/>
-        <w:t>：采用分层架构与统一响应体，模块职责清晰， 配合单元测试与接口文档，后续维护与扩展成本低。</w:t>
+        <w:t>数据初始化</w:t>
+      </w:r>
+      <w:r>
+        <w:rPr/>
+        <w:t xml:space="preserve">：提供种子数据生成器，一键生成可复现的演示数据， </w:t>
       </w:r>
     </w:p>
     <w:p>
       <w:pPr>
         <w:pStyle w:val="BodyText"/>
         <w:bidi w:val="0"/>
-        <w:rPr/>
-      </w:pPr>
-      <w:r>
-        <w:rPr/>
-        <w:t>配合单元测试与接口文档，后续维护与扩展成本低。</w:t>
-      </w:r>
-    </w:p>
-    <w:p>
-      <w:pPr>
-        <w:pStyle w:val="BodyText"/>
-        <w:bidi w:val="0"/>
-        <w:rPr>
-          <w:b/>
-        </w:rPr>
-      </w:pPr>
-      <w:r>
-        <w:rPr>
-          <w:b/>
-        </w:rPr>
-        <w:t>结论：操作可行性成立。</w:t>
-      </w:r>
-    </w:p>
-    <w:p>
-      <w:pPr>
-        <w:pStyle w:val="Heading3"/>
-        <w:bidi w:val="0"/>
         <w:jc w:val="left"/>
         <w:rPr/>
       </w:pPr>
       <w:r>
         <w:rPr/>
-        <w:t xml:space="preserve">2.4 </w:t>
-      </w:r>
-      <w:r>
-        <w:rPr/>
-        <w:t>法律可行性</w:t>
+        <w:t>避免手工录入，降低环境准备成本。</w:t>
       </w:r>
     </w:p>
     <w:p>
@@ -3692,112 +3051,63 @@
           <w:tab w:val="left" w:pos="709" w:leader="none"/>
         </w:tabs>
         <w:bidi w:val="0"/>
-        <w:spacing w:before="0" w:after="0"/>
         <w:ind w:hanging="283" w:left="709"/>
-        <w:rPr/>
-      </w:pPr>
-      <w:r>
-        <w:rPr/>
-        <w:t>全部软件依赖均为开源许可（</w:t>
-      </w:r>
-      <w:r>
-        <w:rPr/>
-        <w:t>Apache-2.0</w:t>
-      </w:r>
-      <w:r>
-        <w:rPr/>
-        <w:t>、</w:t>
-      </w:r>
-      <w:r>
-        <w:rPr/>
-        <w:t xml:space="preserve">MIT </w:t>
-      </w:r>
-      <w:r>
-        <w:rPr/>
-        <w:t>等），商业友好，无授权风险。</w:t>
-      </w:r>
-    </w:p>
-    <w:p>
-      <w:pPr>
-        <w:pStyle w:val="BodyText"/>
-        <w:numPr>
-          <w:ilvl w:val="0"/>
-          <w:numId w:val="7"/>
-        </w:numPr>
-        <w:tabs>
-          <w:tab w:val="clear" w:pos="1134"/>
-          <w:tab w:val="left" w:pos="709" w:leader="none"/>
-        </w:tabs>
-        <w:bidi w:val="0"/>
-        <w:spacing w:before="0" w:after="0"/>
-        <w:ind w:hanging="283" w:left="709"/>
-        <w:rPr/>
-      </w:pPr>
-      <w:r>
-        <w:rPr/>
-        <w:t>商品与用户数据由程序生成的</w:t>
-      </w:r>
+        <w:jc w:val="left"/>
+        <w:rPr/>
+      </w:pPr>
       <w:r>
         <w:rPr>
           <w:b/>
         </w:rPr>
-        <w:t>模拟数据</w:t>
-      </w:r>
-      <w:r>
-        <w:rPr/>
-        <w:t>构成，不涉及真实个人信息， 不触及《个人信息保护法》相关问题。</w:t>
+        <w:t>可维护性</w:t>
+      </w:r>
+      <w:r>
+        <w:rPr/>
+        <w:t xml:space="preserve">：采用分层架构与统一响应体，模块职责清晰， </w:t>
       </w:r>
     </w:p>
     <w:p>
       <w:pPr>
         <w:pStyle w:val="BodyText"/>
-        <w:numPr>
-          <w:ilvl w:val="0"/>
-          <w:numId w:val="7"/>
-        </w:numPr>
-        <w:tabs>
-          <w:tab w:val="clear" w:pos="1134"/>
-          <w:tab w:val="left" w:pos="709" w:leader="none"/>
-        </w:tabs>
         <w:bidi w:val="0"/>
-        <w:spacing w:before="0" w:after="0"/>
-        <w:ind w:hanging="283" w:left="709"/>
-        <w:rPr/>
-      </w:pPr>
-      <w:r>
-        <w:rPr/>
-        <w:t>系统在设计中遵循密码加密存储、参数化查询防注入等安全规范， 符合《网络安全法》对信息系统安全的基本要求。</w:t>
+        <w:jc w:val="left"/>
+        <w:rPr/>
+      </w:pPr>
+      <w:r>
+        <w:rPr/>
+        <w:t>配合单元测试与接口文档，后续维护与扩展成本低。</w:t>
       </w:r>
     </w:p>
     <w:p>
       <w:pPr>
         <w:pStyle w:val="BodyText"/>
-        <w:numPr>
-          <w:ilvl w:val="0"/>
-          <w:numId w:val="7"/>
-        </w:numPr>
-        <w:tabs>
-          <w:tab w:val="clear" w:pos="1134"/>
-          <w:tab w:val="left" w:pos="709" w:leader="none"/>
-        </w:tabs>
         <w:bidi w:val="0"/>
-        <w:ind w:hanging="283" w:left="709"/>
-        <w:rPr/>
-      </w:pPr>
-      <w:r>
-        <w:rPr/>
-        <w:t>系统不提供第三方支付、不采集真实用户隐私数据，无合规风险。</w:t>
+        <w:jc w:val="left"/>
+        <w:rPr>
+          <w:b/>
+        </w:rPr>
+      </w:pPr>
+      <w:r>
+        <w:rPr>
+          <w:b/>
+        </w:rPr>
+        <w:t>结论：操作可行性成立。</w:t>
       </w:r>
     </w:p>
     <w:p>
       <w:pPr>
-        <w:pStyle w:val="BodyText"/>
+        <w:pStyle w:val="Heading3"/>
         <w:bidi w:val="0"/>
-        <w:rPr/>
-      </w:pPr>
-      <w:r>
-        <w:rPr/>
-        <w:t>符合《网络安全法》对信息系统安全的基本要求。</w:t>
+        <w:jc w:val="left"/>
+        <w:rPr/>
+      </w:pPr>
+      <w:r>
+        <w:rPr/>
+        <w:t xml:space="preserve">2.4 </w:t>
+      </w:r>
+      <w:r>
+        <w:rPr/>
+        <w:t>法律可行性</w:t>
       </w:r>
     </w:p>
     <w:p>
@@ -3812,1271 +3122,73 @@
           <w:tab w:val="left" w:pos="709" w:leader="none"/>
         </w:tabs>
         <w:bidi w:val="0"/>
+        <w:spacing w:before="0" w:after="0"/>
         <w:ind w:hanging="283" w:left="709"/>
-        <w:rPr/>
-      </w:pPr>
-      <w:r>
-        <w:rPr/>
-        <w:t>系统不提供第三方支付、不采集真实用户隐私数据，无合规风险。</w:t>
+        <w:jc w:val="left"/>
+        <w:rPr/>
+      </w:pPr>
+      <w:r>
+        <w:rPr/>
+        <w:t>全部软件依赖均为开源许可（</w:t>
+      </w:r>
+      <w:r>
+        <w:rPr/>
+        <w:t>Apache-2.0</w:t>
+      </w:r>
+      <w:r>
+        <w:rPr/>
+        <w:t>、</w:t>
+      </w:r>
+      <w:r>
+        <w:rPr/>
+        <w:t xml:space="preserve">MIT </w:t>
+      </w:r>
+      <w:r>
+        <w:rPr/>
+        <w:t xml:space="preserve">等），商业友好，无授权风险。 </w:t>
       </w:r>
     </w:p>
     <w:p>
       <w:pPr>
         <w:pStyle w:val="BodyText"/>
+        <w:numPr>
+          <w:ilvl w:val="0"/>
+          <w:numId w:val="8"/>
+        </w:numPr>
+        <w:tabs>
+          <w:tab w:val="clear" w:pos="1134"/>
+          <w:tab w:val="left" w:pos="709" w:leader="none"/>
+        </w:tabs>
         <w:bidi w:val="0"/>
+        <w:ind w:hanging="283" w:left="709"/>
+        <w:jc w:val="left"/>
+        <w:rPr/>
+      </w:pPr>
+      <w:r>
+        <w:rPr/>
+        <w:t>商品与用户数据由程序生成的</w:t>
+      </w:r>
+      <w:r>
         <w:rPr>
           <w:b/>
         </w:rPr>
-      </w:pPr>
-      <w:r>
-        <w:rPr>
-          <w:b/>
-        </w:rPr>
-        <w:t>结论：法律可行性成立。</w:t>
+        <w:t>模拟数据</w:t>
+      </w:r>
+      <w:r>
+        <w:rPr/>
+        <w:t xml:space="preserve">构成，不涉及真实个人信息， </w:t>
       </w:r>
     </w:p>
     <w:p>
       <w:pPr>
-        <w:pStyle w:val="Style13"/>
+        <w:pStyle w:val="BodyText"/>
         <w:bidi w:val="0"/>
         <w:jc w:val="left"/>
         <w:rPr/>
       </w:pPr>
       <w:r>
         <w:rPr/>
-      </w:r>
-    </w:p>
-    <w:p>
-      <w:pPr>
-        <w:pStyle w:val="Heading2"/>
-        <w:bidi w:val="0"/>
-        <w:jc w:val="left"/>
-        <w:rPr/>
-      </w:pPr>
-      <w:r>
-        <w:rPr/>
-        <w:t xml:space="preserve">3. </w:t>
-      </w:r>
-      <w:r>
-        <w:rPr/>
-        <w:t>与参考项目的对比论证</w:t>
-      </w:r>
-    </w:p>
-    <w:p>
-      <w:pPr>
-        <w:pStyle w:val="BodyText"/>
-        <w:bidi w:val="0"/>
-        <w:rPr/>
-      </w:pPr>
-      <w:r>
-        <w:rPr/>
-        <w:t xml:space="preserve">参考项目为「新蜂商城 </w:t>
-      </w:r>
-      <w:r>
-        <w:rPr/>
-        <w:t>newbee-mall</w:t>
-      </w:r>
-      <w:r>
-        <w:rPr/>
-        <w:t>」（</w:t>
-      </w:r>
-      <w:r>
-        <w:rPr/>
-        <w:t>Spring Boot 2.3.7 + Thymeleaf + MyBatis</w:t>
-      </w:r>
-      <w:r>
-        <w:rPr/>
-        <w:t>，</w:t>
-      </w:r>
-      <w:r>
-        <w:rPr/>
-        <w:t xml:space="preserve">7293 </w:t>
-      </w:r>
-      <w:r>
-        <w:rPr/>
-        <w:t xml:space="preserve">行，测试未纳入 </w:t>
-      </w:r>
-      <w:r>
-        <w:rPr/>
-        <w:t xml:space="preserve">Maven </w:t>
-      </w:r>
-      <w:r>
-        <w:rPr/>
-        <w:t>标准目录因而不会被执行）。 本项目的改进必要性论证如下：</w:t>
-      </w:r>
-    </w:p>
-    <w:tbl>
-      <w:tblPr>
-        <w:tblW w:w="5000" w:type="pct"/>
-        <w:jc w:val="left"/>
-        <w:tblInd w:w="45" w:type="dxa"/>
-        <w:tblLayout w:type="fixed"/>
-        <w:tblCellMar>
-          <w:top w:w="45" w:type="dxa"/>
-          <w:left w:w="45" w:type="dxa"/>
-          <w:bottom w:w="45" w:type="dxa"/>
-          <w:right w:w="45" w:type="dxa"/>
-        </w:tblCellMar>
-      </w:tblPr>
-      <w:tblGrid>
-        <w:gridCol w:w="1499"/>
-        <w:gridCol w:w="3168"/>
-        <w:gridCol w:w="4588"/>
-        <w:gridCol w:w="2083"/>
-      </w:tblGrid>
-      <w:tr>
-        <w:trPr>
-          <w:tblHeader w:val="true"/>
-        </w:trPr>
-        <w:tc>
-          <w:tcPr>
-            <w:tcW w:w="1499" w:type="dxa"/>
-            <w:tcBorders>
-              <w:top w:val="single" w:sz="6" w:space="0" w:color="808080"/>
-              <w:left w:val="single" w:sz="6" w:space="0" w:color="808080"/>
-              <w:bottom w:val="single" w:sz="2" w:space="0" w:color="808080"/>
-              <w:right w:val="single" w:sz="6" w:space="0" w:color="808080"/>
-            </w:tcBorders>
-            <w:shd w:fill="DCE6F1" w:val="clear"/>
-          </w:tcPr>
-          <w:p>
-            <w:pPr>
-              <w:pStyle w:val="Style19"/>
-              <w:bidi w:val="0"/>
-              <w:spacing w:before="0" w:after="120"/>
-              <w:ind w:hanging="0" w:left="0" w:right="0"/>
-              <w:jc w:val="left"/>
-              <w:rPr/>
-            </w:pPr>
-            <w:r>
-              <w:rPr/>
-              <w:t>对比维度</w:t>
-            </w:r>
-          </w:p>
-        </w:tc>
-        <w:tc>
-          <w:tcPr>
-            <w:tcW w:w="3168" w:type="dxa"/>
-            <w:tcBorders>
-              <w:top w:val="single" w:sz="6" w:space="0" w:color="808080"/>
-              <w:left w:val="single" w:sz="2" w:space="0" w:color="808080"/>
-              <w:bottom w:val="single" w:sz="2" w:space="0" w:color="808080"/>
-              <w:right w:val="single" w:sz="6" w:space="0" w:color="808080"/>
-            </w:tcBorders>
-            <w:shd w:fill="DCE6F1" w:val="clear"/>
-          </w:tcPr>
-          <w:p>
-            <w:pPr>
-              <w:pStyle w:val="Style19"/>
-              <w:bidi w:val="0"/>
-              <w:spacing w:before="0" w:after="120"/>
-              <w:ind w:hanging="0" w:left="0" w:right="0"/>
-              <w:jc w:val="left"/>
-              <w:rPr/>
-            </w:pPr>
-            <w:r>
-              <w:rPr/>
-              <w:t>参考项目</w:t>
-            </w:r>
-          </w:p>
-        </w:tc>
-        <w:tc>
-          <w:tcPr>
-            <w:tcW w:w="4588" w:type="dxa"/>
-            <w:tcBorders>
-              <w:top w:val="single" w:sz="6" w:space="0" w:color="808080"/>
-              <w:left w:val="single" w:sz="2" w:space="0" w:color="808080"/>
-              <w:bottom w:val="single" w:sz="2" w:space="0" w:color="808080"/>
-              <w:right w:val="single" w:sz="6" w:space="0" w:color="808080"/>
-            </w:tcBorders>
-            <w:shd w:fill="DCE6F1" w:val="clear"/>
-          </w:tcPr>
-          <w:p>
-            <w:pPr>
-              <w:pStyle w:val="Style19"/>
-              <w:bidi w:val="0"/>
-              <w:spacing w:before="0" w:after="120"/>
-              <w:ind w:hanging="0" w:left="0" w:right="0"/>
-              <w:jc w:val="left"/>
-              <w:rPr/>
-            </w:pPr>
-            <w:r>
-              <w:rPr/>
-              <w:t>本项目</w:t>
-            </w:r>
-          </w:p>
-        </w:tc>
-        <w:tc>
-          <w:tcPr>
-            <w:tcW w:w="2083" w:type="dxa"/>
-            <w:tcBorders>
-              <w:top w:val="single" w:sz="6" w:space="0" w:color="808080"/>
-              <w:left w:val="single" w:sz="2" w:space="0" w:color="808080"/>
-              <w:bottom w:val="single" w:sz="2" w:space="0" w:color="808080"/>
-              <w:right w:val="single" w:sz="6" w:space="0" w:color="808080"/>
-            </w:tcBorders>
-            <w:shd w:fill="DCE6F1" w:val="clear"/>
-          </w:tcPr>
-          <w:p>
-            <w:pPr>
-              <w:pStyle w:val="Style19"/>
-              <w:bidi w:val="0"/>
-              <w:spacing w:before="0" w:after="120"/>
-              <w:ind w:hanging="0" w:left="0" w:right="0"/>
-              <w:jc w:val="left"/>
-              <w:rPr/>
-            </w:pPr>
-            <w:r>
-              <w:rPr/>
-              <w:t>改进必要性</w:t>
-            </w:r>
-          </w:p>
-        </w:tc>
-      </w:tr>
-      <w:tr>
-        <w:trPr/>
-        <w:tc>
-          <w:tcPr>
-            <w:tcW w:w="1499" w:type="dxa"/>
-            <w:tcBorders>
-              <w:left w:val="single" w:sz="6" w:space="0" w:color="808080"/>
-              <w:bottom w:val="single" w:sz="2" w:space="0" w:color="808080"/>
-              <w:right w:val="single" w:sz="6" w:space="0" w:color="808080"/>
-            </w:tcBorders>
-          </w:tcPr>
-          <w:p>
-            <w:pPr>
-              <w:pStyle w:val="Style14"/>
-              <w:bidi w:val="0"/>
-              <w:spacing w:before="0" w:after="120"/>
-              <w:ind w:hanging="0" w:left="0" w:right="0"/>
-              <w:jc w:val="left"/>
-              <w:rPr/>
-            </w:pPr>
-            <w:r>
-              <w:rPr/>
-              <w:t>架构形态</w:t>
-            </w:r>
-          </w:p>
-        </w:tc>
-        <w:tc>
-          <w:tcPr>
-            <w:tcW w:w="3168" w:type="dxa"/>
-            <w:tcBorders>
-              <w:left w:val="single" w:sz="2" w:space="0" w:color="808080"/>
-              <w:bottom w:val="single" w:sz="2" w:space="0" w:color="808080"/>
-              <w:right w:val="single" w:sz="6" w:space="0" w:color="808080"/>
-            </w:tcBorders>
-          </w:tcPr>
-          <w:p>
-            <w:pPr>
-              <w:pStyle w:val="Style14"/>
-              <w:bidi w:val="0"/>
-              <w:spacing w:before="0" w:after="120"/>
-              <w:ind w:hanging="0" w:left="0" w:right="0"/>
-              <w:jc w:val="left"/>
-              <w:rPr/>
-            </w:pPr>
-            <w:r>
-              <w:rPr/>
-              <w:t xml:space="preserve">C/S </w:t>
-            </w:r>
-            <w:r>
-              <w:rPr/>
-              <w:t>单机桌面</w:t>
-            </w:r>
-          </w:p>
-        </w:tc>
-        <w:tc>
-          <w:tcPr>
-            <w:tcW w:w="4588" w:type="dxa"/>
-            <w:tcBorders>
-              <w:left w:val="single" w:sz="2" w:space="0" w:color="808080"/>
-              <w:bottom w:val="single" w:sz="2" w:space="0" w:color="808080"/>
-              <w:right w:val="single" w:sz="6" w:space="0" w:color="808080"/>
-            </w:tcBorders>
-          </w:tcPr>
-          <w:p>
-            <w:pPr>
-              <w:pStyle w:val="Style14"/>
-              <w:bidi w:val="0"/>
-              <w:spacing w:before="0" w:after="120"/>
-              <w:ind w:hanging="0" w:left="0" w:right="0"/>
-              <w:jc w:val="left"/>
-              <w:rPr/>
-            </w:pPr>
-            <w:r>
-              <w:rPr/>
-              <w:t xml:space="preserve">B/S </w:t>
-            </w:r>
-            <w:r>
-              <w:rPr/>
-              <w:t>前后端分离</w:t>
-            </w:r>
-          </w:p>
-        </w:tc>
-        <w:tc>
-          <w:tcPr>
-            <w:tcW w:w="2083" w:type="dxa"/>
-            <w:tcBorders>
-              <w:left w:val="single" w:sz="2" w:space="0" w:color="808080"/>
-              <w:bottom w:val="single" w:sz="2" w:space="0" w:color="808080"/>
-              <w:right w:val="single" w:sz="6" w:space="0" w:color="808080"/>
-            </w:tcBorders>
-          </w:tcPr>
-          <w:p>
-            <w:pPr>
-              <w:pStyle w:val="Style14"/>
-              <w:bidi w:val="0"/>
-              <w:spacing w:before="0" w:after="120"/>
-              <w:ind w:hanging="0" w:left="0" w:right="0"/>
-              <w:jc w:val="left"/>
-              <w:rPr/>
-            </w:pPr>
-            <w:r>
-              <w:rPr/>
-              <w:t>桌面程序无法多人访问，已不符合主流</w:t>
-            </w:r>
-          </w:p>
-        </w:tc>
-      </w:tr>
-      <w:tr>
-        <w:trPr/>
-        <w:tc>
-          <w:tcPr>
-            <w:tcW w:w="1499" w:type="dxa"/>
-            <w:tcBorders>
-              <w:left w:val="single" w:sz="6" w:space="0" w:color="808080"/>
-              <w:bottom w:val="single" w:sz="2" w:space="0" w:color="808080"/>
-              <w:right w:val="single" w:sz="6" w:space="0" w:color="808080"/>
-            </w:tcBorders>
-          </w:tcPr>
-          <w:p>
-            <w:pPr>
-              <w:pStyle w:val="Style14"/>
-              <w:bidi w:val="0"/>
-              <w:spacing w:before="0" w:after="120"/>
-              <w:ind w:hanging="0" w:left="0" w:right="0"/>
-              <w:jc w:val="left"/>
-              <w:rPr/>
-            </w:pPr>
-            <w:r>
-              <w:rPr/>
-              <w:t>连接管理</w:t>
-            </w:r>
-          </w:p>
-        </w:tc>
-        <w:tc>
-          <w:tcPr>
-            <w:tcW w:w="3168" w:type="dxa"/>
-            <w:tcBorders>
-              <w:left w:val="single" w:sz="2" w:space="0" w:color="808080"/>
-              <w:bottom w:val="single" w:sz="2" w:space="0" w:color="808080"/>
-              <w:right w:val="single" w:sz="6" w:space="0" w:color="808080"/>
-            </w:tcBorders>
-          </w:tcPr>
-          <w:p>
-            <w:pPr>
-              <w:pStyle w:val="Style14"/>
-              <w:bidi w:val="0"/>
-              <w:spacing w:before="0" w:after="120"/>
-              <w:ind w:hanging="0" w:left="0" w:right="0"/>
-              <w:jc w:val="left"/>
-              <w:rPr/>
-            </w:pPr>
-            <w:r>
-              <w:rPr/>
-              <w:t xml:space="preserve">每次新建，从不关 </w:t>
-            </w:r>
-            <w:r>
-              <w:rPr/>
-              <w:t>Statement</w:t>
-            </w:r>
-          </w:p>
-        </w:tc>
-        <w:tc>
-          <w:tcPr>
-            <w:tcW w:w="4588" w:type="dxa"/>
-            <w:tcBorders>
-              <w:left w:val="single" w:sz="2" w:space="0" w:color="808080"/>
-              <w:bottom w:val="single" w:sz="2" w:space="0" w:color="808080"/>
-              <w:right w:val="single" w:sz="6" w:space="0" w:color="808080"/>
-            </w:tcBorders>
-          </w:tcPr>
-          <w:p>
-            <w:pPr>
-              <w:pStyle w:val="Style14"/>
-              <w:bidi w:val="0"/>
-              <w:spacing w:before="0" w:after="120"/>
-              <w:ind w:hanging="0" w:left="0" w:right="0"/>
-              <w:jc w:val="left"/>
-              <w:rPr/>
-            </w:pPr>
-            <w:r>
-              <w:rPr/>
-              <w:t xml:space="preserve">HikariCP </w:t>
-            </w:r>
-            <w:r>
-              <w:rPr/>
-              <w:t xml:space="preserve">连接池 </w:t>
-            </w:r>
-            <w:r>
-              <w:rPr/>
-              <w:t xml:space="preserve">+ </w:t>
-            </w:r>
-            <w:r>
-              <w:rPr/>
-              <w:t>框架托管</w:t>
-            </w:r>
-          </w:p>
-        </w:tc>
-        <w:tc>
-          <w:tcPr>
-            <w:tcW w:w="2083" w:type="dxa"/>
-            <w:tcBorders>
-              <w:left w:val="single" w:sz="2" w:space="0" w:color="808080"/>
-              <w:bottom w:val="single" w:sz="2" w:space="0" w:color="808080"/>
-              <w:right w:val="single" w:sz="6" w:space="0" w:color="808080"/>
-            </w:tcBorders>
-          </w:tcPr>
-          <w:p>
-            <w:pPr>
-              <w:pStyle w:val="Style14"/>
-              <w:bidi w:val="0"/>
-              <w:spacing w:before="0" w:after="120"/>
-              <w:ind w:hanging="0" w:left="0" w:right="0"/>
-              <w:jc w:val="left"/>
-              <w:rPr/>
-            </w:pPr>
-            <w:r>
-              <w:rPr/>
-              <w:t>原实现存在资源泄漏，属严重缺陷</w:t>
-            </w:r>
-          </w:p>
-        </w:tc>
-      </w:tr>
-      <w:tr>
-        <w:trPr/>
-        <w:tc>
-          <w:tcPr>
-            <w:tcW w:w="1499" w:type="dxa"/>
-            <w:tcBorders>
-              <w:left w:val="single" w:sz="6" w:space="0" w:color="808080"/>
-              <w:bottom w:val="single" w:sz="2" w:space="0" w:color="808080"/>
-              <w:right w:val="single" w:sz="6" w:space="0" w:color="808080"/>
-            </w:tcBorders>
-          </w:tcPr>
-          <w:p>
-            <w:pPr>
-              <w:pStyle w:val="Style14"/>
-              <w:bidi w:val="0"/>
-              <w:spacing w:before="0" w:after="120"/>
-              <w:ind w:hanging="0" w:left="0" w:right="0"/>
-              <w:jc w:val="left"/>
-              <w:rPr/>
-            </w:pPr>
-            <w:r>
-              <w:rPr/>
-              <w:t>密码安全</w:t>
-            </w:r>
-          </w:p>
-        </w:tc>
-        <w:tc>
-          <w:tcPr>
-            <w:tcW w:w="3168" w:type="dxa"/>
-            <w:tcBorders>
-              <w:left w:val="single" w:sz="2" w:space="0" w:color="808080"/>
-              <w:bottom w:val="single" w:sz="2" w:space="0" w:color="808080"/>
-              <w:right w:val="single" w:sz="6" w:space="0" w:color="808080"/>
-            </w:tcBorders>
-          </w:tcPr>
-          <w:p>
-            <w:pPr>
-              <w:pStyle w:val="Style14"/>
-              <w:bidi w:val="0"/>
-              <w:spacing w:before="0" w:after="120"/>
-              <w:ind w:hanging="0" w:left="0" w:right="0"/>
-              <w:jc w:val="left"/>
-              <w:rPr/>
-            </w:pPr>
-            <w:r>
-              <w:rPr/>
-              <w:t>明文存储与比对</w:t>
-            </w:r>
-          </w:p>
-        </w:tc>
-        <w:tc>
-          <w:tcPr>
-            <w:tcW w:w="4588" w:type="dxa"/>
-            <w:tcBorders>
-              <w:left w:val="single" w:sz="2" w:space="0" w:color="808080"/>
-              <w:bottom w:val="single" w:sz="2" w:space="0" w:color="808080"/>
-              <w:right w:val="single" w:sz="6" w:space="0" w:color="808080"/>
-            </w:tcBorders>
-          </w:tcPr>
-          <w:p>
-            <w:pPr>
-              <w:pStyle w:val="Style14"/>
-              <w:bidi w:val="0"/>
-              <w:spacing w:before="0" w:after="120"/>
-              <w:ind w:hanging="0" w:left="0" w:right="0"/>
-              <w:jc w:val="left"/>
-              <w:rPr/>
-            </w:pPr>
-            <w:r>
-              <w:rPr/>
-              <w:t xml:space="preserve">BCrypt </w:t>
-            </w:r>
-            <w:r>
-              <w:rPr/>
-              <w:t xml:space="preserve">加盐 </w:t>
-            </w:r>
-            <w:r>
-              <w:rPr/>
-              <w:t>+ JWT</w:t>
-            </w:r>
-          </w:p>
-        </w:tc>
-        <w:tc>
-          <w:tcPr>
-            <w:tcW w:w="2083" w:type="dxa"/>
-            <w:tcBorders>
-              <w:left w:val="single" w:sz="2" w:space="0" w:color="808080"/>
-              <w:bottom w:val="single" w:sz="2" w:space="0" w:color="808080"/>
-              <w:right w:val="single" w:sz="6" w:space="0" w:color="808080"/>
-            </w:tcBorders>
-          </w:tcPr>
-          <w:p>
-            <w:pPr>
-              <w:pStyle w:val="Style14"/>
-              <w:bidi w:val="0"/>
-              <w:spacing w:before="0" w:after="120"/>
-              <w:ind w:hanging="0" w:left="0" w:right="0"/>
-              <w:jc w:val="left"/>
-              <w:rPr/>
-            </w:pPr>
-            <w:r>
-              <w:rPr/>
-              <w:t>明文密码属高危安全问题</w:t>
-            </w:r>
-          </w:p>
-        </w:tc>
-      </w:tr>
-      <w:tr>
-        <w:trPr/>
-        <w:tc>
-          <w:tcPr>
-            <w:tcW w:w="1499" w:type="dxa"/>
-            <w:tcBorders>
-              <w:left w:val="single" w:sz="6" w:space="0" w:color="808080"/>
-              <w:bottom w:val="single" w:sz="2" w:space="0" w:color="808080"/>
-              <w:right w:val="single" w:sz="6" w:space="0" w:color="808080"/>
-            </w:tcBorders>
-          </w:tcPr>
-          <w:p>
-            <w:pPr>
-              <w:pStyle w:val="Style14"/>
-              <w:bidi w:val="0"/>
-              <w:spacing w:before="0" w:after="120"/>
-              <w:ind w:hanging="0" w:left="0" w:right="0"/>
-              <w:jc w:val="left"/>
-              <w:rPr/>
-            </w:pPr>
-            <w:r>
-              <w:rPr/>
-              <w:t xml:space="preserve">SQL </w:t>
-            </w:r>
-            <w:r>
-              <w:rPr/>
-              <w:t>安全</w:t>
-            </w:r>
-          </w:p>
-        </w:tc>
-        <w:tc>
-          <w:tcPr>
-            <w:tcW w:w="3168" w:type="dxa"/>
-            <w:tcBorders>
-              <w:left w:val="single" w:sz="2" w:space="0" w:color="808080"/>
-              <w:bottom w:val="single" w:sz="2" w:space="0" w:color="808080"/>
-              <w:right w:val="single" w:sz="6" w:space="0" w:color="808080"/>
-            </w:tcBorders>
-          </w:tcPr>
-          <w:p>
-            <w:pPr>
-              <w:pStyle w:val="Style14"/>
-              <w:bidi w:val="0"/>
-              <w:spacing w:before="0" w:after="120"/>
-              <w:ind w:hanging="0" w:left="0" w:right="0"/>
-              <w:jc w:val="left"/>
-              <w:rPr/>
-            </w:pPr>
-            <w:r>
-              <w:rPr/>
-              <w:t>存在字符串拼接</w:t>
-            </w:r>
-          </w:p>
-        </w:tc>
-        <w:tc>
-          <w:tcPr>
-            <w:tcW w:w="4588" w:type="dxa"/>
-            <w:tcBorders>
-              <w:left w:val="single" w:sz="2" w:space="0" w:color="808080"/>
-              <w:bottom w:val="single" w:sz="2" w:space="0" w:color="808080"/>
-              <w:right w:val="single" w:sz="6" w:space="0" w:color="808080"/>
-            </w:tcBorders>
-          </w:tcPr>
-          <w:p>
-            <w:pPr>
-              <w:pStyle w:val="Style14"/>
-              <w:bidi w:val="0"/>
-              <w:spacing w:before="0" w:after="120"/>
-              <w:ind w:hanging="0" w:left="0" w:right="0"/>
-              <w:jc w:val="left"/>
-              <w:rPr/>
-            </w:pPr>
-            <w:r>
-              <w:rPr/>
-              <w:t>全参数化查询</w:t>
-            </w:r>
-          </w:p>
-        </w:tc>
-        <w:tc>
-          <w:tcPr>
-            <w:tcW w:w="2083" w:type="dxa"/>
-            <w:tcBorders>
-              <w:left w:val="single" w:sz="2" w:space="0" w:color="808080"/>
-              <w:bottom w:val="single" w:sz="2" w:space="0" w:color="808080"/>
-              <w:right w:val="single" w:sz="6" w:space="0" w:color="808080"/>
-            </w:tcBorders>
-          </w:tcPr>
-          <w:p>
-            <w:pPr>
-              <w:pStyle w:val="Style14"/>
-              <w:bidi w:val="0"/>
-              <w:spacing w:before="0" w:after="120"/>
-              <w:ind w:hanging="0" w:left="0" w:right="0"/>
-              <w:jc w:val="left"/>
-              <w:rPr/>
-            </w:pPr>
-            <w:r>
-              <w:rPr/>
-              <w:t>存在注入风险</w:t>
-            </w:r>
-          </w:p>
-        </w:tc>
-      </w:tr>
-      <w:tr>
-        <w:trPr/>
-        <w:tc>
-          <w:tcPr>
-            <w:tcW w:w="1499" w:type="dxa"/>
-            <w:tcBorders>
-              <w:left w:val="single" w:sz="6" w:space="0" w:color="808080"/>
-              <w:bottom w:val="single" w:sz="2" w:space="0" w:color="808080"/>
-              <w:right w:val="single" w:sz="6" w:space="0" w:color="808080"/>
-            </w:tcBorders>
-          </w:tcPr>
-          <w:p>
-            <w:pPr>
-              <w:pStyle w:val="Style14"/>
-              <w:bidi w:val="0"/>
-              <w:spacing w:before="0" w:after="120"/>
-              <w:ind w:hanging="0" w:left="0" w:right="0"/>
-              <w:jc w:val="left"/>
-              <w:rPr/>
-            </w:pPr>
-            <w:r>
-              <w:rPr/>
-              <w:t>分层</w:t>
-            </w:r>
-          </w:p>
-        </w:tc>
-        <w:tc>
-          <w:tcPr>
-            <w:tcW w:w="3168" w:type="dxa"/>
-            <w:tcBorders>
-              <w:left w:val="single" w:sz="2" w:space="0" w:color="808080"/>
-              <w:bottom w:val="single" w:sz="2" w:space="0" w:color="808080"/>
-              <w:right w:val="single" w:sz="6" w:space="0" w:color="808080"/>
-            </w:tcBorders>
-          </w:tcPr>
-          <w:p>
-            <w:pPr>
-              <w:pStyle w:val="Style14"/>
-              <w:bidi w:val="0"/>
-              <w:spacing w:before="0" w:after="120"/>
-              <w:ind w:hanging="0" w:left="0" w:right="0"/>
-              <w:jc w:val="left"/>
-              <w:rPr/>
-            </w:pPr>
-            <w:r>
-              <w:rPr/>
-              <w:t xml:space="preserve">界面直接调用 </w:t>
-            </w:r>
-            <w:r>
-              <w:rPr/>
-              <w:t>Dao</w:t>
-            </w:r>
-          </w:p>
-        </w:tc>
-        <w:tc>
-          <w:tcPr>
-            <w:tcW w:w="4588" w:type="dxa"/>
-            <w:tcBorders>
-              <w:left w:val="single" w:sz="2" w:space="0" w:color="808080"/>
-              <w:bottom w:val="single" w:sz="2" w:space="0" w:color="808080"/>
-              <w:right w:val="single" w:sz="6" w:space="0" w:color="808080"/>
-            </w:tcBorders>
-          </w:tcPr>
-          <w:p>
-            <w:pPr>
-              <w:pStyle w:val="Style14"/>
-              <w:bidi w:val="0"/>
-              <w:spacing w:before="0" w:after="120"/>
-              <w:ind w:hanging="0" w:left="0" w:right="0"/>
-              <w:jc w:val="left"/>
-              <w:rPr/>
-            </w:pPr>
-            <w:r>
-              <w:rPr/>
-              <w:t xml:space="preserve">Controller→Service→Mapper </w:t>
-            </w:r>
-            <w:r>
-              <w:rPr/>
-              <w:t>四层</w:t>
-            </w:r>
-          </w:p>
-        </w:tc>
-        <w:tc>
-          <w:tcPr>
-            <w:tcW w:w="2083" w:type="dxa"/>
-            <w:tcBorders>
-              <w:left w:val="single" w:sz="2" w:space="0" w:color="808080"/>
-              <w:bottom w:val="single" w:sz="2" w:space="0" w:color="808080"/>
-              <w:right w:val="single" w:sz="6" w:space="0" w:color="808080"/>
-            </w:tcBorders>
-          </w:tcPr>
-          <w:p>
-            <w:pPr>
-              <w:pStyle w:val="Style14"/>
-              <w:bidi w:val="0"/>
-              <w:spacing w:before="0" w:after="120"/>
-              <w:ind w:hanging="0" w:left="0" w:right="0"/>
-              <w:jc w:val="left"/>
-              <w:rPr/>
-            </w:pPr>
-            <w:r>
-              <w:rPr/>
-              <w:t>业务逻辑无法复用与测试</w:t>
-            </w:r>
-          </w:p>
-        </w:tc>
-      </w:tr>
-      <w:tr>
-        <w:trPr/>
-        <w:tc>
-          <w:tcPr>
-            <w:tcW w:w="1499" w:type="dxa"/>
-            <w:tcBorders>
-              <w:left w:val="single" w:sz="6" w:space="0" w:color="808080"/>
-              <w:bottom w:val="single" w:sz="2" w:space="0" w:color="808080"/>
-              <w:right w:val="single" w:sz="6" w:space="0" w:color="808080"/>
-            </w:tcBorders>
-          </w:tcPr>
-          <w:p>
-            <w:pPr>
-              <w:pStyle w:val="Style14"/>
-              <w:bidi w:val="0"/>
-              <w:spacing w:before="0" w:after="120"/>
-              <w:ind w:hanging="0" w:left="0" w:right="0"/>
-              <w:jc w:val="left"/>
-              <w:rPr/>
-            </w:pPr>
-            <w:r>
-              <w:rPr/>
-              <w:t>测试</w:t>
-            </w:r>
-          </w:p>
-        </w:tc>
-        <w:tc>
-          <w:tcPr>
-            <w:tcW w:w="3168" w:type="dxa"/>
-            <w:tcBorders>
-              <w:left w:val="single" w:sz="2" w:space="0" w:color="808080"/>
-              <w:bottom w:val="single" w:sz="2" w:space="0" w:color="808080"/>
-              <w:right w:val="single" w:sz="6" w:space="0" w:color="808080"/>
-            </w:tcBorders>
-          </w:tcPr>
-          <w:p>
-            <w:pPr>
-              <w:pStyle w:val="Style14"/>
-              <w:bidi w:val="0"/>
-              <w:spacing w:before="0" w:after="120"/>
-              <w:ind w:hanging="0" w:left="0" w:right="0"/>
-              <w:jc w:val="left"/>
-              <w:rPr/>
-            </w:pPr>
-            <w:r>
-              <w:rPr/>
-              <w:t>无</w:t>
-            </w:r>
-          </w:p>
-        </w:tc>
-        <w:tc>
-          <w:tcPr>
-            <w:tcW w:w="4588" w:type="dxa"/>
-            <w:tcBorders>
-              <w:left w:val="single" w:sz="2" w:space="0" w:color="808080"/>
-              <w:bottom w:val="single" w:sz="2" w:space="0" w:color="808080"/>
-              <w:right w:val="single" w:sz="6" w:space="0" w:color="808080"/>
-            </w:tcBorders>
-          </w:tcPr>
-          <w:p>
-            <w:pPr>
-              <w:pStyle w:val="Style14"/>
-              <w:bidi w:val="0"/>
-              <w:spacing w:before="0" w:after="120"/>
-              <w:ind w:hanging="0" w:left="0" w:right="0"/>
-              <w:jc w:val="left"/>
-              <w:rPr/>
-            </w:pPr>
-            <w:r>
-              <w:rPr/>
-              <w:t xml:space="preserve">JUnit 5 </w:t>
-            </w:r>
-            <w:r>
-              <w:rPr/>
-              <w:t>全覆盖，交付前全通过</w:t>
-            </w:r>
-          </w:p>
-        </w:tc>
-        <w:tc>
-          <w:tcPr>
-            <w:tcW w:w="2083" w:type="dxa"/>
-            <w:tcBorders>
-              <w:left w:val="single" w:sz="2" w:space="0" w:color="808080"/>
-              <w:bottom w:val="single" w:sz="2" w:space="0" w:color="808080"/>
-              <w:right w:val="single" w:sz="6" w:space="0" w:color="808080"/>
-            </w:tcBorders>
-          </w:tcPr>
-          <w:p>
-            <w:pPr>
-              <w:pStyle w:val="Style14"/>
-              <w:bidi w:val="0"/>
-              <w:spacing w:before="0" w:after="120"/>
-              <w:ind w:hanging="0" w:left="0" w:right="0"/>
-              <w:jc w:val="left"/>
-              <w:rPr/>
-            </w:pPr>
-            <w:r>
-              <w:rPr/>
-              <w:t>无测试无法保证质量</w:t>
-            </w:r>
-          </w:p>
-        </w:tc>
-      </w:tr>
-      <w:tr>
-        <w:trPr/>
-        <w:tc>
-          <w:tcPr>
-            <w:tcW w:w="1499" w:type="dxa"/>
-            <w:tcBorders>
-              <w:left w:val="single" w:sz="6" w:space="0" w:color="808080"/>
-              <w:bottom w:val="single" w:sz="2" w:space="0" w:color="808080"/>
-              <w:right w:val="single" w:sz="6" w:space="0" w:color="808080"/>
-            </w:tcBorders>
-          </w:tcPr>
-          <w:p>
-            <w:pPr>
-              <w:pStyle w:val="Style14"/>
-              <w:bidi w:val="0"/>
-              <w:spacing w:before="0" w:after="120"/>
-              <w:ind w:hanging="0" w:left="0" w:right="0"/>
-              <w:jc w:val="left"/>
-              <w:rPr/>
-            </w:pPr>
-            <w:r>
-              <w:rPr/>
-              <w:t>构建</w:t>
-            </w:r>
-          </w:p>
-        </w:tc>
-        <w:tc>
-          <w:tcPr>
-            <w:tcW w:w="3168" w:type="dxa"/>
-            <w:tcBorders>
-              <w:left w:val="single" w:sz="2" w:space="0" w:color="808080"/>
-              <w:bottom w:val="single" w:sz="2" w:space="0" w:color="808080"/>
-              <w:right w:val="single" w:sz="6" w:space="0" w:color="808080"/>
-            </w:tcBorders>
-          </w:tcPr>
-          <w:p>
-            <w:pPr>
-              <w:pStyle w:val="Style14"/>
-              <w:bidi w:val="0"/>
-              <w:spacing w:before="0" w:after="120"/>
-              <w:ind w:hanging="0" w:left="0" w:right="0"/>
-              <w:jc w:val="left"/>
-              <w:rPr/>
-            </w:pPr>
-            <w:r>
-              <w:rPr/>
-              <w:t xml:space="preserve">Eclipse </w:t>
-            </w:r>
-            <w:r>
-              <w:rPr/>
-              <w:t xml:space="preserve">手工配 </w:t>
-            </w:r>
-            <w:r>
-              <w:rPr/>
-              <w:t>jar</w:t>
-            </w:r>
-          </w:p>
-        </w:tc>
-        <w:tc>
-          <w:tcPr>
-            <w:tcW w:w="4588" w:type="dxa"/>
-            <w:tcBorders>
-              <w:left w:val="single" w:sz="2" w:space="0" w:color="808080"/>
-              <w:bottom w:val="single" w:sz="2" w:space="0" w:color="808080"/>
-              <w:right w:val="single" w:sz="6" w:space="0" w:color="808080"/>
-            </w:tcBorders>
-          </w:tcPr>
-          <w:p>
-            <w:pPr>
-              <w:pStyle w:val="Style14"/>
-              <w:bidi w:val="0"/>
-              <w:spacing w:before="0" w:after="120"/>
-              <w:ind w:hanging="0" w:left="0" w:right="0"/>
-              <w:jc w:val="left"/>
-              <w:rPr/>
-            </w:pPr>
-            <w:r>
-              <w:rPr/>
-              <w:t>Maven + Wrapper</w:t>
-            </w:r>
-          </w:p>
-        </w:tc>
-        <w:tc>
-          <w:tcPr>
-            <w:tcW w:w="2083" w:type="dxa"/>
-            <w:tcBorders>
-              <w:left w:val="single" w:sz="2" w:space="0" w:color="808080"/>
-              <w:bottom w:val="single" w:sz="2" w:space="0" w:color="808080"/>
-              <w:right w:val="single" w:sz="6" w:space="0" w:color="808080"/>
-            </w:tcBorders>
-          </w:tcPr>
-          <w:p>
-            <w:pPr>
-              <w:pStyle w:val="Style14"/>
-              <w:bidi w:val="0"/>
-              <w:spacing w:before="0" w:after="120"/>
-              <w:ind w:hanging="0" w:left="0" w:right="0"/>
-              <w:jc w:val="left"/>
-              <w:rPr/>
-            </w:pPr>
-            <w:r>
-              <w:rPr/>
-              <w:t>依赖不可复现，换机即失效</w:t>
-            </w:r>
-          </w:p>
-        </w:tc>
-      </w:tr>
-      <w:tr>
-        <w:trPr/>
-        <w:tc>
-          <w:tcPr>
-            <w:tcW w:w="1499" w:type="dxa"/>
-            <w:tcBorders>
-              <w:left w:val="single" w:sz="6" w:space="0" w:color="808080"/>
-              <w:bottom w:val="single" w:sz="2" w:space="0" w:color="808080"/>
-              <w:right w:val="single" w:sz="6" w:space="0" w:color="808080"/>
-            </w:tcBorders>
-          </w:tcPr>
-          <w:p>
-            <w:pPr>
-              <w:pStyle w:val="Style14"/>
-              <w:bidi w:val="0"/>
-              <w:spacing w:before="0" w:after="120"/>
-              <w:ind w:hanging="0" w:left="0" w:right="0"/>
-              <w:jc w:val="left"/>
-              <w:rPr/>
-            </w:pPr>
-            <w:r>
-              <w:rPr/>
-              <w:t>版本控制</w:t>
-            </w:r>
-          </w:p>
-        </w:tc>
-        <w:tc>
-          <w:tcPr>
-            <w:tcW w:w="3168" w:type="dxa"/>
-            <w:tcBorders>
-              <w:left w:val="single" w:sz="2" w:space="0" w:color="808080"/>
-              <w:bottom w:val="single" w:sz="2" w:space="0" w:color="808080"/>
-              <w:right w:val="single" w:sz="6" w:space="0" w:color="808080"/>
-            </w:tcBorders>
-          </w:tcPr>
-          <w:p>
-            <w:pPr>
-              <w:pStyle w:val="Style14"/>
-              <w:bidi w:val="0"/>
-              <w:spacing w:before="0" w:after="120"/>
-              <w:ind w:hanging="0" w:left="0" w:right="0"/>
-              <w:jc w:val="left"/>
-              <w:rPr/>
-            </w:pPr>
-            <w:r>
-              <w:rPr/>
-              <w:t>无</w:t>
-            </w:r>
-          </w:p>
-        </w:tc>
-        <w:tc>
-          <w:tcPr>
-            <w:tcW w:w="4588" w:type="dxa"/>
-            <w:tcBorders>
-              <w:left w:val="single" w:sz="2" w:space="0" w:color="808080"/>
-              <w:bottom w:val="single" w:sz="2" w:space="0" w:color="808080"/>
-              <w:right w:val="single" w:sz="6" w:space="0" w:color="808080"/>
-            </w:tcBorders>
-          </w:tcPr>
-          <w:p>
-            <w:pPr>
-              <w:pStyle w:val="Style14"/>
-              <w:bidi w:val="0"/>
-              <w:spacing w:before="0" w:after="120"/>
-              <w:ind w:hanging="0" w:left="0" w:right="0"/>
-              <w:jc w:val="left"/>
-              <w:rPr/>
-            </w:pPr>
-            <w:r>
-              <w:rPr/>
-              <w:t>Git + Conventional Commits + GitHub</w:t>
-            </w:r>
-          </w:p>
-        </w:tc>
-        <w:tc>
-          <w:tcPr>
-            <w:tcW w:w="2083" w:type="dxa"/>
-            <w:tcBorders>
-              <w:left w:val="single" w:sz="2" w:space="0" w:color="808080"/>
-              <w:bottom w:val="single" w:sz="2" w:space="0" w:color="808080"/>
-              <w:right w:val="single" w:sz="6" w:space="0" w:color="808080"/>
-            </w:tcBorders>
-          </w:tcPr>
-          <w:p>
-            <w:pPr>
-              <w:pStyle w:val="Style14"/>
-              <w:bidi w:val="0"/>
-              <w:spacing w:before="0" w:after="120"/>
-              <w:ind w:hanging="0" w:left="0" w:right="0"/>
-              <w:jc w:val="left"/>
-              <w:rPr/>
-            </w:pPr>
-            <w:r>
-              <w:rPr/>
-              <w:t>无法追踪与回滚</w:t>
-            </w:r>
-          </w:p>
-        </w:tc>
-      </w:tr>
-      <w:tr>
-        <w:trPr/>
-        <w:tc>
-          <w:tcPr>
-            <w:tcW w:w="1499" w:type="dxa"/>
-            <w:tcBorders>
-              <w:left w:val="single" w:sz="6" w:space="0" w:color="808080"/>
-              <w:bottom w:val="single" w:sz="6" w:space="0" w:color="808080"/>
-              <w:right w:val="single" w:sz="6" w:space="0" w:color="808080"/>
-            </w:tcBorders>
-          </w:tcPr>
-          <w:p>
-            <w:pPr>
-              <w:pStyle w:val="Style14"/>
-              <w:bidi w:val="0"/>
-              <w:spacing w:before="0" w:after="120"/>
-              <w:ind w:hanging="0" w:left="0" w:right="0"/>
-              <w:jc w:val="left"/>
-              <w:rPr/>
-            </w:pPr>
-            <w:r>
-              <w:rPr/>
-              <w:t>业务深度</w:t>
-            </w:r>
-          </w:p>
-        </w:tc>
-        <w:tc>
-          <w:tcPr>
-            <w:tcW w:w="3168" w:type="dxa"/>
-            <w:tcBorders>
-              <w:left w:val="single" w:sz="2" w:space="0" w:color="808080"/>
-              <w:bottom w:val="single" w:sz="6" w:space="0" w:color="808080"/>
-              <w:right w:val="single" w:sz="6" w:space="0" w:color="808080"/>
-            </w:tcBorders>
-          </w:tcPr>
-          <w:p>
-            <w:pPr>
-              <w:pStyle w:val="Style14"/>
-              <w:bidi w:val="0"/>
-              <w:spacing w:before="0" w:after="120"/>
-              <w:ind w:hanging="0" w:left="0" w:right="0"/>
-              <w:jc w:val="left"/>
-              <w:rPr/>
-            </w:pPr>
-            <w:r>
-              <w:rPr/>
-              <w:t xml:space="preserve">CRUD </w:t>
-            </w:r>
-            <w:r>
-              <w:rPr/>
-              <w:t>管理信息系统</w:t>
-            </w:r>
-          </w:p>
-        </w:tc>
-        <w:tc>
-          <w:tcPr>
-            <w:tcW w:w="4588" w:type="dxa"/>
-            <w:tcBorders>
-              <w:left w:val="single" w:sz="2" w:space="0" w:color="808080"/>
-              <w:bottom w:val="single" w:sz="6" w:space="0" w:color="808080"/>
-              <w:right w:val="single" w:sz="6" w:space="0" w:color="808080"/>
-            </w:tcBorders>
-          </w:tcPr>
-          <w:p>
-            <w:pPr>
-              <w:pStyle w:val="Style14"/>
-              <w:bidi w:val="0"/>
-              <w:spacing w:before="0" w:after="120"/>
-              <w:ind w:hanging="0" w:left="0" w:right="0"/>
-              <w:jc w:val="left"/>
-              <w:rPr/>
-            </w:pPr>
-            <w:r>
-              <w:rPr/>
-              <w:t>含推荐算法核心</w:t>
-            </w:r>
-          </w:p>
-        </w:tc>
-        <w:tc>
-          <w:tcPr>
-            <w:tcW w:w="2083" w:type="dxa"/>
-            <w:tcBorders>
-              <w:left w:val="single" w:sz="2" w:space="0" w:color="808080"/>
-              <w:bottom w:val="single" w:sz="6" w:space="0" w:color="808080"/>
-              <w:right w:val="single" w:sz="6" w:space="0" w:color="808080"/>
-            </w:tcBorders>
-          </w:tcPr>
-          <w:p>
-            <w:pPr>
-              <w:pStyle w:val="Style14"/>
-              <w:bidi w:val="0"/>
-              <w:spacing w:before="0" w:after="120"/>
-              <w:jc w:val="left"/>
-              <w:rPr/>
-            </w:pPr>
-            <w:r>
-              <w:rPr/>
-              <w:t>技术含量与区分度显著提升</w:t>
-            </w:r>
-          </w:p>
-        </w:tc>
-      </w:tr>
-    </w:tbl>
-    <w:p>
-      <w:pPr>
-        <w:pStyle w:val="BodyText"/>
-        <w:bidi w:val="0"/>
-        <w:rPr>
-          <w:b/>
-        </w:rPr>
-      </w:pPr>
-      <w:r>
-        <w:rPr>
-          <w:b/>
-        </w:rPr>
-        <w:t>结论：本项目在参考项目基础上进行了系统性重构与升级，改进必要且方向明确。</w:t>
-      </w:r>
-    </w:p>
-    <w:p>
-      <w:pPr>
-        <w:pStyle w:val="Style13"/>
-        <w:bidi w:val="0"/>
-        <w:jc w:val="left"/>
-        <w:rPr/>
-      </w:pPr>
-      <w:r>
-        <w:rPr/>
-      </w:r>
-    </w:p>
-    <w:p>
-      <w:pPr>
-        <w:pStyle w:val="Heading2"/>
-        <w:bidi w:val="0"/>
-        <w:jc w:val="left"/>
-        <w:rPr/>
-      </w:pPr>
-      <w:r>
-        <w:rPr/>
-        <w:t xml:space="preserve">4. </w:t>
-      </w:r>
-      <w:r>
-        <w:rPr/>
-        <w:t>结论与建议</w:t>
-      </w:r>
-    </w:p>
-    <w:p>
-      <w:pPr>
-        <w:pStyle w:val="Heading3"/>
-        <w:bidi w:val="0"/>
-        <w:jc w:val="left"/>
-        <w:rPr/>
-      </w:pPr>
-      <w:r>
-        <w:rPr/>
-        <w:t xml:space="preserve">4.1 </w:t>
-      </w:r>
-      <w:r>
-        <w:rPr/>
-        <w:t>可行性结论</w:t>
-      </w:r>
-    </w:p>
-    <w:p>
-      <w:pPr>
-        <w:pStyle w:val="BodyText"/>
-        <w:bidi w:val="0"/>
-        <w:rPr/>
-      </w:pPr>
-      <w:r>
-        <w:rPr/>
-        <w:t xml:space="preserve">技术、经济、操作、法律四个维度的可行性均成立， </w:t>
-      </w:r>
-      <w:r>
-        <w:rPr>
-          <w:b/>
-        </w:rPr>
-        <w:t>项目可行，建议立项实施</w:t>
-      </w:r>
-      <w:r>
-        <w:rPr/>
-        <w:t>。</w:t>
-      </w:r>
-    </w:p>
-    <w:p>
-      <w:pPr>
-        <w:pStyle w:val="Heading3"/>
-        <w:bidi w:val="0"/>
-        <w:jc w:val="left"/>
-        <w:rPr/>
-      </w:pPr>
-      <w:r>
-        <w:rPr/>
-        <w:t xml:space="preserve">4.2 </w:t>
-      </w:r>
-      <w:r>
-        <w:rPr/>
-        <w:t>实施建议</w:t>
+        <w:t>不触及《个人信息保护法》相关问题。</w:t>
       </w:r>
     </w:p>
     <w:p>
@@ -5091,159 +3203,25 @@
           <w:tab w:val="left" w:pos="709" w:leader="none"/>
         </w:tabs>
         <w:bidi w:val="0"/>
-        <w:spacing w:before="0" w:after="0"/>
         <w:ind w:hanging="283" w:left="709"/>
-        <w:rPr/>
-      </w:pPr>
-      <w:r>
-        <w:rPr>
-          <w:b/>
-        </w:rPr>
-        <w:t>严格遵循软件工程流程</w:t>
-      </w:r>
-      <w:r>
-        <w:rPr/>
-        <w:t>：依次产出可行性分析 → 需求规格 → 概要设计 → 详细设计 → 编码 → 测试 → 部署文档，每个阶段产出对应文档并纳入版本控制。</w:t>
+        <w:jc w:val="left"/>
+        <w:rPr/>
+      </w:pPr>
+      <w:r>
+        <w:rPr/>
+        <w:t xml:space="preserve">系统在设计中遵循密码加密存储、参数化查询防注入等安全规范， </w:t>
       </w:r>
     </w:p>
     <w:p>
       <w:pPr>
         <w:pStyle w:val="BodyText"/>
-        <w:numPr>
-          <w:ilvl w:val="0"/>
-          <w:numId w:val="9"/>
-        </w:numPr>
-        <w:tabs>
-          <w:tab w:val="clear" w:pos="1134"/>
-          <w:tab w:val="left" w:pos="709" w:leader="none"/>
-        </w:tabs>
         <w:bidi w:val="0"/>
-        <w:spacing w:before="0" w:after="0"/>
-        <w:ind w:hanging="283" w:left="709"/>
-        <w:rPr/>
-      </w:pPr>
-      <w:r>
-        <w:rPr>
-          <w:b/>
-        </w:rPr>
-        <w:t>测试驱动核心算法</w:t>
-      </w:r>
-      <w:r>
-        <w:rPr/>
-        <w:t>：推荐算法为核心竞争力，必须编写完整单元测试， 并输出离线评测指标作为效果证明。</w:t>
-      </w:r>
-    </w:p>
-    <w:p>
-      <w:pPr>
-        <w:pStyle w:val="BodyText"/>
-        <w:numPr>
-          <w:ilvl w:val="0"/>
-          <w:numId w:val="9"/>
-        </w:numPr>
-        <w:tabs>
-          <w:tab w:val="clear" w:pos="1134"/>
-          <w:tab w:val="left" w:pos="709" w:leader="none"/>
-        </w:tabs>
-        <w:bidi w:val="0"/>
-        <w:spacing w:before="0" w:after="0"/>
-        <w:ind w:hanging="283" w:left="709"/>
-        <w:rPr/>
-      </w:pPr>
-      <w:r>
-        <w:rPr>
-          <w:b/>
-        </w:rPr>
-        <w:t>每改动一次即提交一次</w:t>
-      </w:r>
-      <w:r>
-        <w:rPr/>
-        <w:t xml:space="preserve">：遵循 </w:t>
-      </w:r>
-      <w:r>
-        <w:rPr>
-          <w:rStyle w:val="Style10"/>
-        </w:rPr>
-        <w:t>AGENTS.md</w:t>
-      </w:r>
-      <w:r>
-        <w:rPr/>
-        <w:t xml:space="preserve"> </w:t>
-      </w:r>
-      <w:r>
-        <w:rPr/>
-        <w:t xml:space="preserve">约定，保持 </w:t>
-      </w:r>
-      <w:r>
-        <w:rPr/>
-        <w:t xml:space="preserve">commit </w:t>
-      </w:r>
-      <w:r>
-        <w:rPr/>
-        <w:t>粒度清晰， 确保任意阶段均可回滚。</w:t>
-      </w:r>
-    </w:p>
-    <w:p>
-      <w:pPr>
-        <w:pStyle w:val="BodyText"/>
-        <w:numPr>
-          <w:ilvl w:val="0"/>
-          <w:numId w:val="9"/>
-        </w:numPr>
-        <w:tabs>
-          <w:tab w:val="clear" w:pos="1134"/>
-          <w:tab w:val="left" w:pos="709" w:leader="none"/>
-        </w:tabs>
-        <w:bidi w:val="0"/>
-        <w:spacing w:before="0" w:after="0"/>
-        <w:ind w:hanging="283" w:left="709"/>
-        <w:rPr/>
-      </w:pPr>
-      <w:r>
-        <w:rPr>
-          <w:b/>
-        </w:rPr>
-        <w:t>分阶段推进</w:t>
-      </w:r>
-      <w:r>
-        <w:rPr/>
-        <w:t>：优先打通「数据库 → 后端骨架 → 算法 → 接口」主线， 再补全前端界面，避免并行推进导致主线断裂。</w:t>
-      </w:r>
-    </w:p>
-    <w:p>
-      <w:pPr>
-        <w:pStyle w:val="BodyText"/>
-        <w:numPr>
-          <w:ilvl w:val="0"/>
-          <w:numId w:val="9"/>
-        </w:numPr>
-        <w:tabs>
-          <w:tab w:val="clear" w:pos="1134"/>
-          <w:tab w:val="left" w:pos="709" w:leader="none"/>
-        </w:tabs>
-        <w:bidi w:val="0"/>
-        <w:ind w:hanging="283" w:left="709"/>
-        <w:rPr/>
-      </w:pPr>
-      <w:r>
-        <w:rPr>
-          <w:b/>
-        </w:rPr>
-        <w:t>预留扩展点</w:t>
-      </w:r>
-      <w:r>
-        <w:rPr/>
-        <w:t>：推荐引擎采用策略模式抽象，便于后续接入 内容推荐、矩阵分解等算法而不改动上层代码。</w:t>
-      </w:r>
-    </w:p>
-    <w:p>
-      <w:pPr>
-        <w:pStyle w:val="BodyText"/>
-        <w:bidi w:val="0"/>
-        <w:rPr/>
-      </w:pPr>
-      <w:r>
-        <w:rPr/>
-        <w:t>确保任意阶段均可回滚。</w:t>
+        <w:jc w:val="left"/>
+        <w:rPr/>
+      </w:pPr>
+      <w:r>
+        <w:rPr/>
+        <w:t>符合《网络安全法》对信息系统安全的基本要求。</w:t>
       </w:r>
     </w:p>
     <w:p>
@@ -5258,45 +3236,1115 @@
           <w:tab w:val="left" w:pos="709" w:leader="none"/>
         </w:tabs>
         <w:bidi w:val="0"/>
-        <w:spacing w:before="0" w:after="0"/>
         <w:ind w:hanging="283" w:left="709"/>
-        <w:rPr/>
-      </w:pPr>
-      <w:r>
+        <w:jc w:val="left"/>
+        <w:rPr/>
+      </w:pPr>
+      <w:r>
+        <w:rPr/>
+        <w:t xml:space="preserve">系统不提供第三方支付、不采集真实用户隐私数据，无合规风险。 </w:t>
+      </w:r>
+    </w:p>
+    <w:p>
+      <w:pPr>
+        <w:pStyle w:val="BodyText"/>
+        <w:bidi w:val="0"/>
+        <w:jc w:val="left"/>
         <w:rPr>
           <w:b/>
         </w:rPr>
-        <w:t>分阶段推进</w:t>
-      </w:r>
-      <w:r>
-        <w:rPr/>
-        <w:t>：优先打通「数据库 → 后端骨架 → 算法 → 接口」主线， 再补全前端界面，避免并行推进导致主线断裂。</w:t>
-      </w:r>
-    </w:p>
-    <w:p>
-      <w:pPr>
-        <w:pStyle w:val="BodyText"/>
-        <w:numPr>
-          <w:ilvl w:val="0"/>
-          <w:numId w:val="10"/>
-        </w:numPr>
-        <w:tabs>
-          <w:tab w:val="clear" w:pos="1134"/>
-          <w:tab w:val="left" w:pos="709" w:leader="none"/>
-        </w:tabs>
-        <w:bidi w:val="0"/>
-        <w:ind w:hanging="283" w:left="709"/>
-        <w:rPr/>
       </w:pPr>
       <w:r>
         <w:rPr>
           <w:b/>
         </w:rPr>
-        <w:t>预留扩展点</w:t>
-      </w:r>
-      <w:r>
-        <w:rPr/>
-        <w:t>：推荐引擎采用策略模式抽象，便于后续接入 内容推荐、矩阵分解等算法而不改动上层代码。</w:t>
+        <w:t>结论：法律可行性成立。</w:t>
+      </w:r>
+    </w:p>
+    <w:p>
+      <w:pPr>
+        <w:pStyle w:val="Style13"/>
+        <w:bidi w:val="0"/>
+        <w:jc w:val="left"/>
+        <w:rPr/>
+      </w:pPr>
+      <w:r>
+        <w:rPr/>
+      </w:r>
+    </w:p>
+    <w:p>
+      <w:pPr>
+        <w:pStyle w:val="Heading2"/>
+        <w:bidi w:val="0"/>
+        <w:jc w:val="left"/>
+        <w:rPr/>
+      </w:pPr>
+      <w:r>
+        <w:rPr/>
+        <w:t xml:space="preserve">3. </w:t>
+      </w:r>
+      <w:r>
+        <w:rPr/>
+        <w:t>与参考项目的对比论证</w:t>
+      </w:r>
+    </w:p>
+    <w:p>
+      <w:pPr>
+        <w:pStyle w:val="BodyText"/>
+        <w:bidi w:val="0"/>
+        <w:jc w:val="left"/>
+        <w:rPr/>
+      </w:pPr>
+      <w:r>
+        <w:rPr/>
+        <w:t xml:space="preserve">参考项目为「新蜂商城 </w:t>
+      </w:r>
+      <w:r>
+        <w:rPr/>
+        <w:t>newbee-mall</w:t>
+      </w:r>
+      <w:r>
+        <w:rPr/>
+        <w:t>」（</w:t>
+      </w:r>
+      <w:r>
+        <w:rPr/>
+        <w:t>Spring Boot 2.3.7 + Thymeleaf + MyBatis</w:t>
+      </w:r>
+      <w:r>
+        <w:rPr/>
+        <w:t>，</w:t>
+      </w:r>
+      <w:r>
+        <w:rPr/>
+        <w:t xml:space="preserve">7293 </w:t>
+      </w:r>
+      <w:r>
+        <w:rPr/>
+        <w:t xml:space="preserve">行，测试未纳入 </w:t>
+      </w:r>
+      <w:r>
+        <w:rPr/>
+        <w:t xml:space="preserve">Maven </w:t>
+      </w:r>
+      <w:r>
+        <w:rPr/>
+        <w:t>标准目录因而不会被执行）。 本项目的改进必要性论证如下：</w:t>
+      </w:r>
+    </w:p>
+    <w:tbl>
+      <w:tblPr>
+        <w:tblW w:w="11251" w:type="dxa"/>
+        <w:jc w:val="left"/>
+        <w:tblInd w:w="28" w:type="dxa"/>
+        <w:tblLayout w:type="fixed"/>
+        <w:tblCellMar>
+          <w:top w:w="28" w:type="dxa"/>
+          <w:left w:w="28" w:type="dxa"/>
+          <w:bottom w:w="28" w:type="dxa"/>
+          <w:right w:w="28" w:type="dxa"/>
+        </w:tblCellMar>
+      </w:tblPr>
+      <w:tblGrid>
+        <w:gridCol w:w="977"/>
+        <w:gridCol w:w="2804"/>
+        <w:gridCol w:w="3851"/>
+        <w:gridCol w:w="3619"/>
+      </w:tblGrid>
+      <w:tr>
+        <w:trPr/>
+        <w:tc>
+          <w:tcPr>
+            <w:tcW w:w="977" w:type="dxa"/>
+            <w:tcBorders/>
+            <w:vAlign w:val="center"/>
+          </w:tcPr>
+          <w:p>
+            <w:pPr>
+              <w:pStyle w:val="Style19"/>
+              <w:suppressLineNumbers/>
+              <w:shd w:fill="EEF1F4" w:val="clear"/>
+              <w:bidi w:val="0"/>
+              <w:spacing w:before="0" w:after="283"/>
+              <w:jc w:val="left"/>
+              <w:rPr/>
+            </w:pPr>
+            <w:r>
+              <w:rPr/>
+              <w:t>对比维度</w:t>
+            </w:r>
+          </w:p>
+        </w:tc>
+        <w:tc>
+          <w:tcPr>
+            <w:tcW w:w="2804" w:type="dxa"/>
+            <w:tcBorders/>
+            <w:vAlign w:val="center"/>
+          </w:tcPr>
+          <w:p>
+            <w:pPr>
+              <w:pStyle w:val="Style19"/>
+              <w:suppressLineNumbers/>
+              <w:shd w:fill="EEF1F4" w:val="clear"/>
+              <w:bidi w:val="0"/>
+              <w:spacing w:before="0" w:after="283"/>
+              <w:jc w:val="left"/>
+              <w:rPr/>
+            </w:pPr>
+            <w:r>
+              <w:rPr/>
+              <w:t>参考项目</w:t>
+            </w:r>
+          </w:p>
+        </w:tc>
+        <w:tc>
+          <w:tcPr>
+            <w:tcW w:w="3851" w:type="dxa"/>
+            <w:tcBorders/>
+            <w:vAlign w:val="center"/>
+          </w:tcPr>
+          <w:p>
+            <w:pPr>
+              <w:pStyle w:val="Style19"/>
+              <w:suppressLineNumbers/>
+              <w:shd w:fill="EEF1F4" w:val="clear"/>
+              <w:bidi w:val="0"/>
+              <w:spacing w:before="0" w:after="283"/>
+              <w:jc w:val="left"/>
+              <w:rPr/>
+            </w:pPr>
+            <w:r>
+              <w:rPr/>
+              <w:t>本项目</w:t>
+            </w:r>
+          </w:p>
+        </w:tc>
+        <w:tc>
+          <w:tcPr>
+            <w:tcW w:w="3619" w:type="dxa"/>
+            <w:tcBorders/>
+            <w:vAlign w:val="center"/>
+          </w:tcPr>
+          <w:p>
+            <w:pPr>
+              <w:pStyle w:val="Style19"/>
+              <w:suppressLineNumbers/>
+              <w:shd w:fill="EEF1F4" w:val="clear"/>
+              <w:bidi w:val="0"/>
+              <w:spacing w:before="0" w:after="283"/>
+              <w:jc w:val="left"/>
+              <w:rPr/>
+            </w:pPr>
+            <w:r>
+              <w:rPr/>
+              <w:t>改进必要性</w:t>
+            </w:r>
+          </w:p>
+        </w:tc>
+      </w:tr>
+      <w:tr>
+        <w:trPr/>
+        <w:tc>
+          <w:tcPr>
+            <w:tcW w:w="977" w:type="dxa"/>
+            <w:tcBorders/>
+            <w:vAlign w:val="center"/>
+          </w:tcPr>
+          <w:p>
+            <w:pPr>
+              <w:pStyle w:val="Style14"/>
+              <w:bidi w:val="0"/>
+              <w:spacing w:before="0" w:after="283"/>
+              <w:jc w:val="left"/>
+              <w:rPr/>
+            </w:pPr>
+            <w:r>
+              <w:rPr/>
+              <w:t>架构形态</w:t>
+            </w:r>
+          </w:p>
+        </w:tc>
+        <w:tc>
+          <w:tcPr>
+            <w:tcW w:w="2804" w:type="dxa"/>
+            <w:tcBorders/>
+            <w:vAlign w:val="center"/>
+          </w:tcPr>
+          <w:p>
+            <w:pPr>
+              <w:pStyle w:val="Style14"/>
+              <w:bidi w:val="0"/>
+              <w:spacing w:before="0" w:after="283"/>
+              <w:jc w:val="left"/>
+              <w:rPr/>
+            </w:pPr>
+            <w:r>
+              <w:rPr/>
+              <w:t xml:space="preserve">C/S </w:t>
+            </w:r>
+            <w:r>
+              <w:rPr/>
+              <w:t>单机桌面</w:t>
+            </w:r>
+          </w:p>
+        </w:tc>
+        <w:tc>
+          <w:tcPr>
+            <w:tcW w:w="3851" w:type="dxa"/>
+            <w:tcBorders/>
+            <w:vAlign w:val="center"/>
+          </w:tcPr>
+          <w:p>
+            <w:pPr>
+              <w:pStyle w:val="Style14"/>
+              <w:bidi w:val="0"/>
+              <w:spacing w:before="0" w:after="283"/>
+              <w:jc w:val="left"/>
+              <w:rPr/>
+            </w:pPr>
+            <w:r>
+              <w:rPr/>
+              <w:t xml:space="preserve">B/S </w:t>
+            </w:r>
+            <w:r>
+              <w:rPr/>
+              <w:t>前后端分离</w:t>
+            </w:r>
+          </w:p>
+        </w:tc>
+        <w:tc>
+          <w:tcPr>
+            <w:tcW w:w="3619" w:type="dxa"/>
+            <w:tcBorders/>
+            <w:vAlign w:val="center"/>
+          </w:tcPr>
+          <w:p>
+            <w:pPr>
+              <w:pStyle w:val="Style14"/>
+              <w:bidi w:val="0"/>
+              <w:spacing w:before="0" w:after="283"/>
+              <w:jc w:val="left"/>
+              <w:rPr/>
+            </w:pPr>
+            <w:r>
+              <w:rPr/>
+              <w:t>桌面程序无法多人访问，已不符合主流</w:t>
+            </w:r>
+          </w:p>
+        </w:tc>
+      </w:tr>
+      <w:tr>
+        <w:trPr/>
+        <w:tc>
+          <w:tcPr>
+            <w:tcW w:w="977" w:type="dxa"/>
+            <w:tcBorders/>
+            <w:vAlign w:val="center"/>
+          </w:tcPr>
+          <w:p>
+            <w:pPr>
+              <w:pStyle w:val="Style14"/>
+              <w:bidi w:val="0"/>
+              <w:spacing w:before="0" w:after="283"/>
+              <w:jc w:val="left"/>
+              <w:rPr/>
+            </w:pPr>
+            <w:r>
+              <w:rPr/>
+              <w:t>连接管理</w:t>
+            </w:r>
+          </w:p>
+        </w:tc>
+        <w:tc>
+          <w:tcPr>
+            <w:tcW w:w="2804" w:type="dxa"/>
+            <w:tcBorders/>
+            <w:vAlign w:val="center"/>
+          </w:tcPr>
+          <w:p>
+            <w:pPr>
+              <w:pStyle w:val="Style14"/>
+              <w:bidi w:val="0"/>
+              <w:spacing w:before="0" w:after="283"/>
+              <w:jc w:val="left"/>
+              <w:rPr/>
+            </w:pPr>
+            <w:r>
+              <w:rPr/>
+              <w:t xml:space="preserve">每次新建，从不关 </w:t>
+            </w:r>
+            <w:r>
+              <w:rPr/>
+              <w:t>Statement</w:t>
+            </w:r>
+          </w:p>
+        </w:tc>
+        <w:tc>
+          <w:tcPr>
+            <w:tcW w:w="3851" w:type="dxa"/>
+            <w:tcBorders/>
+            <w:vAlign w:val="center"/>
+          </w:tcPr>
+          <w:p>
+            <w:pPr>
+              <w:pStyle w:val="Style14"/>
+              <w:bidi w:val="0"/>
+              <w:spacing w:before="0" w:after="283"/>
+              <w:jc w:val="left"/>
+              <w:rPr/>
+            </w:pPr>
+            <w:r>
+              <w:rPr/>
+              <w:t xml:space="preserve">HikariCP </w:t>
+            </w:r>
+            <w:r>
+              <w:rPr/>
+              <w:t xml:space="preserve">连接池 </w:t>
+            </w:r>
+            <w:r>
+              <w:rPr/>
+              <w:t xml:space="preserve">+ </w:t>
+            </w:r>
+            <w:r>
+              <w:rPr/>
+              <w:t>框架托管</w:t>
+            </w:r>
+          </w:p>
+        </w:tc>
+        <w:tc>
+          <w:tcPr>
+            <w:tcW w:w="3619" w:type="dxa"/>
+            <w:tcBorders/>
+            <w:vAlign w:val="center"/>
+          </w:tcPr>
+          <w:p>
+            <w:pPr>
+              <w:pStyle w:val="Style14"/>
+              <w:bidi w:val="0"/>
+              <w:spacing w:before="0" w:after="283"/>
+              <w:jc w:val="left"/>
+              <w:rPr/>
+            </w:pPr>
+            <w:r>
+              <w:rPr/>
+              <w:t>原实现存在资源泄漏，属严重缺陷</w:t>
+            </w:r>
+          </w:p>
+        </w:tc>
+      </w:tr>
+      <w:tr>
+        <w:trPr/>
+        <w:tc>
+          <w:tcPr>
+            <w:tcW w:w="977" w:type="dxa"/>
+            <w:tcBorders/>
+            <w:vAlign w:val="center"/>
+          </w:tcPr>
+          <w:p>
+            <w:pPr>
+              <w:pStyle w:val="Style14"/>
+              <w:bidi w:val="0"/>
+              <w:spacing w:before="0" w:after="283"/>
+              <w:jc w:val="left"/>
+              <w:rPr/>
+            </w:pPr>
+            <w:r>
+              <w:rPr/>
+              <w:t>密码安全</w:t>
+            </w:r>
+          </w:p>
+        </w:tc>
+        <w:tc>
+          <w:tcPr>
+            <w:tcW w:w="2804" w:type="dxa"/>
+            <w:tcBorders/>
+            <w:vAlign w:val="center"/>
+          </w:tcPr>
+          <w:p>
+            <w:pPr>
+              <w:pStyle w:val="Style14"/>
+              <w:bidi w:val="0"/>
+              <w:spacing w:before="0" w:after="283"/>
+              <w:jc w:val="left"/>
+              <w:rPr/>
+            </w:pPr>
+            <w:r>
+              <w:rPr/>
+              <w:t>明文存储与比对</w:t>
+            </w:r>
+          </w:p>
+        </w:tc>
+        <w:tc>
+          <w:tcPr>
+            <w:tcW w:w="3851" w:type="dxa"/>
+            <w:tcBorders/>
+            <w:vAlign w:val="center"/>
+          </w:tcPr>
+          <w:p>
+            <w:pPr>
+              <w:pStyle w:val="Style14"/>
+              <w:bidi w:val="0"/>
+              <w:spacing w:before="0" w:after="283"/>
+              <w:jc w:val="left"/>
+              <w:rPr/>
+            </w:pPr>
+            <w:r>
+              <w:rPr/>
+              <w:t xml:space="preserve">BCrypt </w:t>
+            </w:r>
+            <w:r>
+              <w:rPr/>
+              <w:t xml:space="preserve">加盐 </w:t>
+            </w:r>
+            <w:r>
+              <w:rPr/>
+              <w:t>+ JWT</w:t>
+            </w:r>
+          </w:p>
+        </w:tc>
+        <w:tc>
+          <w:tcPr>
+            <w:tcW w:w="3619" w:type="dxa"/>
+            <w:tcBorders/>
+            <w:vAlign w:val="center"/>
+          </w:tcPr>
+          <w:p>
+            <w:pPr>
+              <w:pStyle w:val="Style14"/>
+              <w:bidi w:val="0"/>
+              <w:spacing w:before="0" w:after="283"/>
+              <w:jc w:val="left"/>
+              <w:rPr/>
+            </w:pPr>
+            <w:r>
+              <w:rPr/>
+              <w:t>明文密码属高危安全问题</w:t>
+            </w:r>
+          </w:p>
+        </w:tc>
+      </w:tr>
+      <w:tr>
+        <w:trPr/>
+        <w:tc>
+          <w:tcPr>
+            <w:tcW w:w="977" w:type="dxa"/>
+            <w:tcBorders/>
+            <w:vAlign w:val="center"/>
+          </w:tcPr>
+          <w:p>
+            <w:pPr>
+              <w:pStyle w:val="Style14"/>
+              <w:bidi w:val="0"/>
+              <w:spacing w:before="0" w:after="283"/>
+              <w:jc w:val="left"/>
+              <w:rPr/>
+            </w:pPr>
+            <w:r>
+              <w:rPr/>
+              <w:t xml:space="preserve">SQL </w:t>
+            </w:r>
+            <w:r>
+              <w:rPr/>
+              <w:t>安全</w:t>
+            </w:r>
+          </w:p>
+        </w:tc>
+        <w:tc>
+          <w:tcPr>
+            <w:tcW w:w="2804" w:type="dxa"/>
+            <w:tcBorders/>
+            <w:vAlign w:val="center"/>
+          </w:tcPr>
+          <w:p>
+            <w:pPr>
+              <w:pStyle w:val="Style14"/>
+              <w:bidi w:val="0"/>
+              <w:spacing w:before="0" w:after="283"/>
+              <w:jc w:val="left"/>
+              <w:rPr/>
+            </w:pPr>
+            <w:r>
+              <w:rPr/>
+              <w:t>存在字符串拼接</w:t>
+            </w:r>
+          </w:p>
+        </w:tc>
+        <w:tc>
+          <w:tcPr>
+            <w:tcW w:w="3851" w:type="dxa"/>
+            <w:tcBorders/>
+            <w:vAlign w:val="center"/>
+          </w:tcPr>
+          <w:p>
+            <w:pPr>
+              <w:pStyle w:val="Style14"/>
+              <w:bidi w:val="0"/>
+              <w:spacing w:before="0" w:after="283"/>
+              <w:jc w:val="left"/>
+              <w:rPr/>
+            </w:pPr>
+            <w:r>
+              <w:rPr/>
+              <w:t>全参数化查询</w:t>
+            </w:r>
+          </w:p>
+        </w:tc>
+        <w:tc>
+          <w:tcPr>
+            <w:tcW w:w="3619" w:type="dxa"/>
+            <w:tcBorders/>
+            <w:vAlign w:val="center"/>
+          </w:tcPr>
+          <w:p>
+            <w:pPr>
+              <w:pStyle w:val="Style14"/>
+              <w:bidi w:val="0"/>
+              <w:spacing w:before="0" w:after="283"/>
+              <w:jc w:val="left"/>
+              <w:rPr/>
+            </w:pPr>
+            <w:r>
+              <w:rPr/>
+              <w:t>存在注入风险</w:t>
+            </w:r>
+          </w:p>
+        </w:tc>
+      </w:tr>
+      <w:tr>
+        <w:trPr/>
+        <w:tc>
+          <w:tcPr>
+            <w:tcW w:w="977" w:type="dxa"/>
+            <w:tcBorders/>
+            <w:vAlign w:val="center"/>
+          </w:tcPr>
+          <w:p>
+            <w:pPr>
+              <w:pStyle w:val="Style14"/>
+              <w:bidi w:val="0"/>
+              <w:spacing w:before="0" w:after="283"/>
+              <w:jc w:val="left"/>
+              <w:rPr/>
+            </w:pPr>
+            <w:r>
+              <w:rPr/>
+              <w:t>分层</w:t>
+            </w:r>
+          </w:p>
+        </w:tc>
+        <w:tc>
+          <w:tcPr>
+            <w:tcW w:w="2804" w:type="dxa"/>
+            <w:tcBorders/>
+            <w:vAlign w:val="center"/>
+          </w:tcPr>
+          <w:p>
+            <w:pPr>
+              <w:pStyle w:val="Style14"/>
+              <w:bidi w:val="0"/>
+              <w:spacing w:before="0" w:after="283"/>
+              <w:jc w:val="left"/>
+              <w:rPr/>
+            </w:pPr>
+            <w:r>
+              <w:rPr/>
+              <w:t xml:space="preserve">界面直接调用 </w:t>
+            </w:r>
+            <w:r>
+              <w:rPr/>
+              <w:t>Dao</w:t>
+            </w:r>
+          </w:p>
+        </w:tc>
+        <w:tc>
+          <w:tcPr>
+            <w:tcW w:w="3851" w:type="dxa"/>
+            <w:tcBorders/>
+            <w:vAlign w:val="center"/>
+          </w:tcPr>
+          <w:p>
+            <w:pPr>
+              <w:pStyle w:val="Style14"/>
+              <w:bidi w:val="0"/>
+              <w:spacing w:before="0" w:after="283"/>
+              <w:jc w:val="left"/>
+              <w:rPr/>
+            </w:pPr>
+            <w:r>
+              <w:rPr/>
+              <w:t xml:space="preserve">Controller→Service→Mapper </w:t>
+            </w:r>
+            <w:r>
+              <w:rPr/>
+              <w:t>四层</w:t>
+            </w:r>
+          </w:p>
+        </w:tc>
+        <w:tc>
+          <w:tcPr>
+            <w:tcW w:w="3619" w:type="dxa"/>
+            <w:tcBorders/>
+            <w:vAlign w:val="center"/>
+          </w:tcPr>
+          <w:p>
+            <w:pPr>
+              <w:pStyle w:val="Style14"/>
+              <w:bidi w:val="0"/>
+              <w:spacing w:before="0" w:after="283"/>
+              <w:jc w:val="left"/>
+              <w:rPr/>
+            </w:pPr>
+            <w:r>
+              <w:rPr/>
+              <w:t>业务逻辑无法复用与测试</w:t>
+            </w:r>
+          </w:p>
+        </w:tc>
+      </w:tr>
+      <w:tr>
+        <w:trPr/>
+        <w:tc>
+          <w:tcPr>
+            <w:tcW w:w="977" w:type="dxa"/>
+            <w:tcBorders/>
+            <w:vAlign w:val="center"/>
+          </w:tcPr>
+          <w:p>
+            <w:pPr>
+              <w:pStyle w:val="Style14"/>
+              <w:bidi w:val="0"/>
+              <w:spacing w:before="0" w:after="283"/>
+              <w:jc w:val="left"/>
+              <w:rPr/>
+            </w:pPr>
+            <w:r>
+              <w:rPr/>
+              <w:t>测试</w:t>
+            </w:r>
+          </w:p>
+        </w:tc>
+        <w:tc>
+          <w:tcPr>
+            <w:tcW w:w="2804" w:type="dxa"/>
+            <w:tcBorders/>
+            <w:vAlign w:val="center"/>
+          </w:tcPr>
+          <w:p>
+            <w:pPr>
+              <w:pStyle w:val="Style14"/>
+              <w:bidi w:val="0"/>
+              <w:spacing w:before="0" w:after="283"/>
+              <w:jc w:val="left"/>
+              <w:rPr/>
+            </w:pPr>
+            <w:r>
+              <w:rPr/>
+              <w:t>无</w:t>
+            </w:r>
+          </w:p>
+        </w:tc>
+        <w:tc>
+          <w:tcPr>
+            <w:tcW w:w="3851" w:type="dxa"/>
+            <w:tcBorders/>
+            <w:vAlign w:val="center"/>
+          </w:tcPr>
+          <w:p>
+            <w:pPr>
+              <w:pStyle w:val="Style14"/>
+              <w:bidi w:val="0"/>
+              <w:spacing w:before="0" w:after="283"/>
+              <w:jc w:val="left"/>
+              <w:rPr/>
+            </w:pPr>
+            <w:r>
+              <w:rPr/>
+              <w:t xml:space="preserve">JUnit 5 </w:t>
+            </w:r>
+            <w:r>
+              <w:rPr/>
+              <w:t>全覆盖，交付前全通过</w:t>
+            </w:r>
+          </w:p>
+        </w:tc>
+        <w:tc>
+          <w:tcPr>
+            <w:tcW w:w="3619" w:type="dxa"/>
+            <w:tcBorders/>
+            <w:vAlign w:val="center"/>
+          </w:tcPr>
+          <w:p>
+            <w:pPr>
+              <w:pStyle w:val="Style14"/>
+              <w:bidi w:val="0"/>
+              <w:spacing w:before="0" w:after="283"/>
+              <w:jc w:val="left"/>
+              <w:rPr/>
+            </w:pPr>
+            <w:r>
+              <w:rPr/>
+              <w:t>无测试无法保证质量</w:t>
+            </w:r>
+          </w:p>
+        </w:tc>
+      </w:tr>
+      <w:tr>
+        <w:trPr/>
+        <w:tc>
+          <w:tcPr>
+            <w:tcW w:w="977" w:type="dxa"/>
+            <w:tcBorders/>
+            <w:vAlign w:val="center"/>
+          </w:tcPr>
+          <w:p>
+            <w:pPr>
+              <w:pStyle w:val="Style14"/>
+              <w:bidi w:val="0"/>
+              <w:spacing w:before="0" w:after="283"/>
+              <w:jc w:val="left"/>
+              <w:rPr/>
+            </w:pPr>
+            <w:r>
+              <w:rPr/>
+              <w:t>构建</w:t>
+            </w:r>
+          </w:p>
+        </w:tc>
+        <w:tc>
+          <w:tcPr>
+            <w:tcW w:w="2804" w:type="dxa"/>
+            <w:tcBorders/>
+            <w:vAlign w:val="center"/>
+          </w:tcPr>
+          <w:p>
+            <w:pPr>
+              <w:pStyle w:val="Style14"/>
+              <w:bidi w:val="0"/>
+              <w:spacing w:before="0" w:after="283"/>
+              <w:jc w:val="left"/>
+              <w:rPr/>
+            </w:pPr>
+            <w:r>
+              <w:rPr/>
+              <w:t xml:space="preserve">Eclipse </w:t>
+            </w:r>
+            <w:r>
+              <w:rPr/>
+              <w:t xml:space="preserve">手工配 </w:t>
+            </w:r>
+            <w:r>
+              <w:rPr/>
+              <w:t>jar</w:t>
+            </w:r>
+          </w:p>
+        </w:tc>
+        <w:tc>
+          <w:tcPr>
+            <w:tcW w:w="3851" w:type="dxa"/>
+            <w:tcBorders/>
+            <w:vAlign w:val="center"/>
+          </w:tcPr>
+          <w:p>
+            <w:pPr>
+              <w:pStyle w:val="Style14"/>
+              <w:bidi w:val="0"/>
+              <w:spacing w:before="0" w:after="283"/>
+              <w:jc w:val="left"/>
+              <w:rPr/>
+            </w:pPr>
+            <w:r>
+              <w:rPr/>
+              <w:t>Maven + Wrapper</w:t>
+            </w:r>
+          </w:p>
+        </w:tc>
+        <w:tc>
+          <w:tcPr>
+            <w:tcW w:w="3619" w:type="dxa"/>
+            <w:tcBorders/>
+            <w:vAlign w:val="center"/>
+          </w:tcPr>
+          <w:p>
+            <w:pPr>
+              <w:pStyle w:val="Style14"/>
+              <w:bidi w:val="0"/>
+              <w:spacing w:before="0" w:after="283"/>
+              <w:jc w:val="left"/>
+              <w:rPr/>
+            </w:pPr>
+            <w:r>
+              <w:rPr/>
+              <w:t>依赖不可复现，换机即失效</w:t>
+            </w:r>
+          </w:p>
+        </w:tc>
+      </w:tr>
+      <w:tr>
+        <w:trPr/>
+        <w:tc>
+          <w:tcPr>
+            <w:tcW w:w="977" w:type="dxa"/>
+            <w:tcBorders/>
+            <w:vAlign w:val="center"/>
+          </w:tcPr>
+          <w:p>
+            <w:pPr>
+              <w:pStyle w:val="Style14"/>
+              <w:bidi w:val="0"/>
+              <w:spacing w:before="0" w:after="283"/>
+              <w:jc w:val="left"/>
+              <w:rPr/>
+            </w:pPr>
+            <w:r>
+              <w:rPr/>
+              <w:t>版本控制</w:t>
+            </w:r>
+          </w:p>
+        </w:tc>
+        <w:tc>
+          <w:tcPr>
+            <w:tcW w:w="2804" w:type="dxa"/>
+            <w:tcBorders/>
+            <w:vAlign w:val="center"/>
+          </w:tcPr>
+          <w:p>
+            <w:pPr>
+              <w:pStyle w:val="Style14"/>
+              <w:bidi w:val="0"/>
+              <w:spacing w:before="0" w:after="283"/>
+              <w:jc w:val="left"/>
+              <w:rPr/>
+            </w:pPr>
+            <w:r>
+              <w:rPr/>
+              <w:t>无</w:t>
+            </w:r>
+          </w:p>
+        </w:tc>
+        <w:tc>
+          <w:tcPr>
+            <w:tcW w:w="3851" w:type="dxa"/>
+            <w:tcBorders/>
+            <w:vAlign w:val="center"/>
+          </w:tcPr>
+          <w:p>
+            <w:pPr>
+              <w:pStyle w:val="Style14"/>
+              <w:bidi w:val="0"/>
+              <w:spacing w:before="0" w:after="283"/>
+              <w:jc w:val="left"/>
+              <w:rPr/>
+            </w:pPr>
+            <w:r>
+              <w:rPr/>
+              <w:t>Git + Conventional Commits + GitHub</w:t>
+            </w:r>
+          </w:p>
+        </w:tc>
+        <w:tc>
+          <w:tcPr>
+            <w:tcW w:w="3619" w:type="dxa"/>
+            <w:tcBorders/>
+            <w:vAlign w:val="center"/>
+          </w:tcPr>
+          <w:p>
+            <w:pPr>
+              <w:pStyle w:val="Style14"/>
+              <w:bidi w:val="0"/>
+              <w:spacing w:before="0" w:after="283"/>
+              <w:jc w:val="left"/>
+              <w:rPr/>
+            </w:pPr>
+            <w:r>
+              <w:rPr/>
+              <w:t>无法追踪与回滚</w:t>
+            </w:r>
+          </w:p>
+        </w:tc>
+      </w:tr>
+      <w:tr>
+        <w:trPr/>
+        <w:tc>
+          <w:tcPr>
+            <w:tcW w:w="977" w:type="dxa"/>
+            <w:tcBorders/>
+            <w:vAlign w:val="center"/>
+          </w:tcPr>
+          <w:p>
+            <w:pPr>
+              <w:pStyle w:val="Style14"/>
+              <w:bidi w:val="0"/>
+              <w:spacing w:before="0" w:after="283"/>
+              <w:jc w:val="left"/>
+              <w:rPr/>
+            </w:pPr>
+            <w:r>
+              <w:rPr/>
+              <w:t>业务深度</w:t>
+            </w:r>
+          </w:p>
+        </w:tc>
+        <w:tc>
+          <w:tcPr>
+            <w:tcW w:w="2804" w:type="dxa"/>
+            <w:tcBorders/>
+            <w:vAlign w:val="center"/>
+          </w:tcPr>
+          <w:p>
+            <w:pPr>
+              <w:pStyle w:val="Style14"/>
+              <w:bidi w:val="0"/>
+              <w:spacing w:before="0" w:after="283"/>
+              <w:jc w:val="left"/>
+              <w:rPr/>
+            </w:pPr>
+            <w:r>
+              <w:rPr/>
+              <w:t xml:space="preserve">CRUD </w:t>
+            </w:r>
+            <w:r>
+              <w:rPr/>
+              <w:t>管理信息系统</w:t>
+            </w:r>
+          </w:p>
+        </w:tc>
+        <w:tc>
+          <w:tcPr>
+            <w:tcW w:w="3851" w:type="dxa"/>
+            <w:tcBorders/>
+            <w:vAlign w:val="center"/>
+          </w:tcPr>
+          <w:p>
+            <w:pPr>
+              <w:pStyle w:val="Style14"/>
+              <w:bidi w:val="0"/>
+              <w:spacing w:before="0" w:after="283"/>
+              <w:jc w:val="left"/>
+              <w:rPr/>
+            </w:pPr>
+            <w:r>
+              <w:rPr/>
+              <w:t>含推荐算法核心</w:t>
+            </w:r>
+          </w:p>
+        </w:tc>
+        <w:tc>
+          <w:tcPr>
+            <w:tcW w:w="3619" w:type="dxa"/>
+            <w:tcBorders/>
+            <w:vAlign w:val="center"/>
+          </w:tcPr>
+          <w:p>
+            <w:pPr>
+              <w:pStyle w:val="Style14"/>
+              <w:bidi w:val="0"/>
+              <w:spacing w:before="0" w:after="283"/>
+              <w:jc w:val="left"/>
+              <w:rPr/>
+            </w:pPr>
+            <w:r>
+              <w:rPr/>
+              <w:t>技术含量与区分度显著提升</w:t>
+            </w:r>
+          </w:p>
+        </w:tc>
+      </w:tr>
+    </w:tbl>
+    <w:p>
+      <w:pPr>
+        <w:pStyle w:val="BodyText"/>
+        <w:bidi w:val="0"/>
+        <w:jc w:val="left"/>
+        <w:rPr>
+          <w:b/>
+        </w:rPr>
+      </w:pPr>
+      <w:r>
+        <w:rPr>
+          <w:b/>
+        </w:rPr>
+        <w:t>结论：本项目在参考项目基础上进行了系统性重构与升级，改进必要且方向明确。</w:t>
+      </w:r>
+    </w:p>
+    <w:p>
+      <w:pPr>
+        <w:pStyle w:val="Style13"/>
+        <w:bidi w:val="0"/>
+        <w:jc w:val="left"/>
+        <w:rPr/>
+      </w:pPr>
+      <w:r>
+        <w:rPr/>
+      </w:r>
+    </w:p>
+    <w:p>
+      <w:pPr>
+        <w:pStyle w:val="Heading2"/>
+        <w:bidi w:val="0"/>
+        <w:jc w:val="left"/>
+        <w:rPr/>
+      </w:pPr>
+      <w:r>
+        <w:rPr/>
+        <w:t xml:space="preserve">4. </w:t>
+      </w:r>
+      <w:r>
+        <w:rPr/>
+        <w:t>结论与建议</w:t>
+      </w:r>
+    </w:p>
+    <w:p>
+      <w:pPr>
+        <w:pStyle w:val="Heading3"/>
+        <w:bidi w:val="0"/>
+        <w:jc w:val="left"/>
+        <w:rPr/>
+      </w:pPr>
+      <w:r>
+        <w:rPr/>
+        <w:t xml:space="preserve">4.1 </w:t>
+      </w:r>
+      <w:r>
+        <w:rPr/>
+        <w:t>可行性结论</w:t>
+      </w:r>
+    </w:p>
+    <w:p>
+      <w:pPr>
+        <w:pStyle w:val="BodyText"/>
+        <w:bidi w:val="0"/>
+        <w:jc w:val="left"/>
+        <w:rPr/>
+      </w:pPr>
+      <w:r>
+        <w:rPr/>
+        <w:t xml:space="preserve">技术、经济、操作、法律四个维度的可行性均成立， </w:t>
+      </w:r>
+      <w:r>
+        <w:rPr>
+          <w:b/>
+        </w:rPr>
+        <w:t>项目可行，建议立项实施</w:t>
+      </w:r>
+      <w:r>
+        <w:rPr/>
+        <w:t>。</w:t>
+      </w:r>
+    </w:p>
+    <w:p>
+      <w:pPr>
+        <w:pStyle w:val="Heading3"/>
+        <w:bidi w:val="0"/>
+        <w:jc w:val="left"/>
+        <w:rPr/>
+      </w:pPr>
+      <w:r>
+        <w:rPr/>
+        <w:t xml:space="preserve">4.2 </w:t>
+      </w:r>
+      <w:r>
+        <w:rPr/>
+        <w:t>实施建议</w:t>
       </w:r>
     </w:p>
     <w:p>
@@ -5312,6 +4360,179 @@
         </w:tabs>
         <w:bidi w:val="0"/>
         <w:ind w:hanging="283" w:left="709"/>
+        <w:jc w:val="left"/>
+        <w:rPr/>
+      </w:pPr>
+      <w:r>
+        <w:rPr>
+          <w:b/>
+        </w:rPr>
+        <w:t>严格遵循软件工程流程</w:t>
+      </w:r>
+      <w:r>
+        <w:rPr/>
+        <w:t xml:space="preserve">：依次产出可行性分析 → 需求规格 → 概要设计 → </w:t>
+      </w:r>
+    </w:p>
+    <w:p>
+      <w:pPr>
+        <w:pStyle w:val="BodyText"/>
+        <w:bidi w:val="0"/>
+        <w:jc w:val="left"/>
+        <w:rPr/>
+      </w:pPr>
+      <w:r>
+        <w:rPr/>
+        <w:t>详细设计 → 编码 → 测试 → 部署文档，每个阶段产出对应文档并纳入版本控制。</w:t>
+      </w:r>
+    </w:p>
+    <w:p>
+      <w:pPr>
+        <w:pStyle w:val="BodyText"/>
+        <w:numPr>
+          <w:ilvl w:val="0"/>
+          <w:numId w:val="12"/>
+        </w:numPr>
+        <w:tabs>
+          <w:tab w:val="clear" w:pos="1134"/>
+          <w:tab w:val="left" w:pos="709" w:leader="none"/>
+        </w:tabs>
+        <w:bidi w:val="0"/>
+        <w:ind w:hanging="283" w:left="709"/>
+        <w:jc w:val="left"/>
+        <w:rPr/>
+      </w:pPr>
+      <w:r>
+        <w:rPr>
+          <w:b/>
+        </w:rPr>
+        <w:t>测试驱动核心算法</w:t>
+      </w:r>
+      <w:r>
+        <w:rPr/>
+        <w:t xml:space="preserve">：推荐算法为核心竞争力，必须编写完整单元测试， </w:t>
+      </w:r>
+    </w:p>
+    <w:p>
+      <w:pPr>
+        <w:pStyle w:val="BodyText"/>
+        <w:bidi w:val="0"/>
+        <w:jc w:val="left"/>
+        <w:rPr/>
+      </w:pPr>
+      <w:r>
+        <w:rPr/>
+        <w:t>并输出离线评测指标作为效果证明。</w:t>
+      </w:r>
+    </w:p>
+    <w:p>
+      <w:pPr>
+        <w:pStyle w:val="BodyText"/>
+        <w:numPr>
+          <w:ilvl w:val="0"/>
+          <w:numId w:val="13"/>
+        </w:numPr>
+        <w:tabs>
+          <w:tab w:val="clear" w:pos="1134"/>
+          <w:tab w:val="left" w:pos="709" w:leader="none"/>
+        </w:tabs>
+        <w:bidi w:val="0"/>
+        <w:ind w:hanging="283" w:left="709"/>
+        <w:jc w:val="left"/>
+        <w:rPr/>
+      </w:pPr>
+      <w:r>
+        <w:rPr>
+          <w:b/>
+        </w:rPr>
+        <w:t>每改动一次即提交一次</w:t>
+      </w:r>
+      <w:r>
+        <w:rPr/>
+        <w:t xml:space="preserve">：遵循 </w:t>
+      </w:r>
+      <w:r>
+        <w:rPr/>
+        <w:t xml:space="preserve">`AGENTS.md` </w:t>
+      </w:r>
+      <w:r>
+        <w:rPr/>
+        <w:t xml:space="preserve">约定，保持 </w:t>
+      </w:r>
+      <w:r>
+        <w:rPr/>
+        <w:t xml:space="preserve">commit </w:t>
+      </w:r>
+      <w:r>
+        <w:rPr/>
+        <w:t xml:space="preserve">粒度清晰， </w:t>
+      </w:r>
+    </w:p>
+    <w:p>
+      <w:pPr>
+        <w:pStyle w:val="BodyText"/>
+        <w:bidi w:val="0"/>
+        <w:jc w:val="left"/>
+        <w:rPr/>
+      </w:pPr>
+      <w:r>
+        <w:rPr/>
+        <w:t>确保任意阶段均可回滚。</w:t>
+      </w:r>
+    </w:p>
+    <w:p>
+      <w:pPr>
+        <w:pStyle w:val="BodyText"/>
+        <w:numPr>
+          <w:ilvl w:val="0"/>
+          <w:numId w:val="14"/>
+        </w:numPr>
+        <w:tabs>
+          <w:tab w:val="clear" w:pos="1134"/>
+          <w:tab w:val="left" w:pos="709" w:leader="none"/>
+        </w:tabs>
+        <w:bidi w:val="0"/>
+        <w:ind w:hanging="283" w:left="709"/>
+        <w:jc w:val="left"/>
+        <w:rPr/>
+      </w:pPr>
+      <w:r>
+        <w:rPr>
+          <w:b/>
+        </w:rPr>
+        <w:t>分阶段推进</w:t>
+      </w:r>
+      <w:r>
+        <w:rPr/>
+        <w:t xml:space="preserve">：优先打通「数据库 → 后端骨架 → 算法 → 接口」主线， </w:t>
+      </w:r>
+    </w:p>
+    <w:p>
+      <w:pPr>
+        <w:pStyle w:val="BodyText"/>
+        <w:bidi w:val="0"/>
+        <w:jc w:val="left"/>
+        <w:rPr/>
+      </w:pPr>
+      <w:r>
+        <w:rPr/>
+        <w:t>再补全前端界面，避免并行推进导致主线断裂。</w:t>
+      </w:r>
+    </w:p>
+    <w:p>
+      <w:pPr>
+        <w:pStyle w:val="BodyText"/>
+        <w:numPr>
+          <w:ilvl w:val="0"/>
+          <w:numId w:val="15"/>
+        </w:numPr>
+        <w:tabs>
+          <w:tab w:val="clear" w:pos="1134"/>
+          <w:tab w:val="left" w:pos="709" w:leader="none"/>
+        </w:tabs>
+        <w:bidi w:val="0"/>
+        <w:ind w:hanging="283" w:left="709"/>
+        <w:jc w:val="left"/>
         <w:rPr/>
       </w:pPr>
       <w:r>
@@ -5322,14 +4543,15 @@
       </w:r>
       <w:r>
         <w:rPr/>
-        <w:t>：推荐引擎采用策略模式抽象，便于后续接入 内容推荐、矩阵分解等算法而不改动上层代码。</w:t>
+        <w:t xml:space="preserve">：推荐引擎采用策略模式抽象，便于后续接入 </w:t>
       </w:r>
     </w:p>
     <w:p>
       <w:pPr>
         <w:pStyle w:val="BodyText"/>
         <w:bidi w:val="0"/>
-        <w:spacing w:before="0" w:after="120"/>
+        <w:spacing w:before="0" w:after="283"/>
+        <w:jc w:val="left"/>
         <w:rPr/>
       </w:pPr>
       <w:r>
@@ -5340,11 +4562,11 @@
     <w:sectPr>
       <w:type w:val="nextPage"/>
       <w:pgSz w:w="11906" w:h="16838"/>
-      <w:pgMar w:left="1077" w:right="1077" w:gutter="0" w:header="0" w:top="1247" w:footer="0" w:bottom="1247"/>
+      <w:pgMar w:left="1134" w:right="567" w:gutter="0" w:header="0" w:top="567" w:footer="0" w:bottom="567"/>
       <w:pgNumType w:fmt="decimal"/>
       <w:formProt w:val="false"/>
       <w:textDirection w:val="lrTb"/>
-      <w:docGrid w:type="default" w:linePitch="600" w:charSpace="38911"/>
+      <w:docGrid w:type="default" w:linePitch="600" w:charSpace="36864"/>
     </w:sectPr>
   </w:body>
 </w:document>
@@ -6451,8 +5673,8 @@
   <w:abstractNum w:abstractNumId="9">
     <w:lvl w:ilvl="0">
       <w:start w:val="1"/>
-      <w:numFmt w:val="decimal"/>
-      <w:lvlText w:val="%1."/>
+      <w:numFmt w:val="bullet"/>
+      <w:lvlText w:val=""/>
       <w:lvlJc w:val="left"/>
       <w:pPr>
         <w:tabs>
@@ -6460,12 +5682,14 @@
         </w:tabs>
         <w:ind w:left="709" w:hanging="283"/>
       </w:pPr>
-      <w:rPr/>
+      <w:rPr>
+        <w:rFonts w:ascii="Symbol" w:hAnsi="Symbol" w:cs="Symbol" w:hint="default"/>
+      </w:rPr>
     </w:lvl>
     <w:lvl w:ilvl="1">
       <w:start w:val="1"/>
-      <w:numFmt w:val="decimal"/>
-      <w:lvlText w:val="%2."/>
+      <w:numFmt w:val="bullet"/>
+      <w:lvlText w:val=""/>
       <w:lvlJc w:val="left"/>
       <w:pPr>
         <w:tabs>
@@ -6473,12 +5697,14 @@
         </w:tabs>
         <w:ind w:left="1418" w:hanging="283"/>
       </w:pPr>
-      <w:rPr/>
+      <w:rPr>
+        <w:rFonts w:ascii="Symbol" w:hAnsi="Symbol" w:cs="Symbol" w:hint="default"/>
+      </w:rPr>
     </w:lvl>
     <w:lvl w:ilvl="2">
       <w:start w:val="1"/>
-      <w:numFmt w:val="decimal"/>
-      <w:lvlText w:val="%3."/>
+      <w:numFmt w:val="bullet"/>
+      <w:lvlText w:val=""/>
       <w:lvlJc w:val="left"/>
       <w:pPr>
         <w:tabs>
@@ -6486,12 +5712,14 @@
         </w:tabs>
         <w:ind w:left="2127" w:hanging="283"/>
       </w:pPr>
-      <w:rPr/>
+      <w:rPr>
+        <w:rFonts w:ascii="Symbol" w:hAnsi="Symbol" w:cs="Symbol" w:hint="default"/>
+      </w:rPr>
     </w:lvl>
     <w:lvl w:ilvl="3">
       <w:start w:val="1"/>
-      <w:numFmt w:val="decimal"/>
-      <w:lvlText w:val="%4."/>
+      <w:numFmt w:val="bullet"/>
+      <w:lvlText w:val=""/>
       <w:lvlJc w:val="left"/>
       <w:pPr>
         <w:tabs>
@@ -6499,12 +5727,14 @@
         </w:tabs>
         <w:ind w:left="2836" w:hanging="283"/>
       </w:pPr>
-      <w:rPr/>
+      <w:rPr>
+        <w:rFonts w:ascii="Symbol" w:hAnsi="Symbol" w:cs="Symbol" w:hint="default"/>
+      </w:rPr>
     </w:lvl>
     <w:lvl w:ilvl="4">
       <w:start w:val="1"/>
-      <w:numFmt w:val="decimal"/>
-      <w:lvlText w:val="%5."/>
+      <w:numFmt w:val="bullet"/>
+      <w:lvlText w:val=""/>
       <w:lvlJc w:val="left"/>
       <w:pPr>
         <w:tabs>
@@ -6512,12 +5742,14 @@
         </w:tabs>
         <w:ind w:left="3545" w:hanging="283"/>
       </w:pPr>
-      <w:rPr/>
+      <w:rPr>
+        <w:rFonts w:ascii="Symbol" w:hAnsi="Symbol" w:cs="Symbol" w:hint="default"/>
+      </w:rPr>
     </w:lvl>
     <w:lvl w:ilvl="5">
       <w:start w:val="1"/>
-      <w:numFmt w:val="decimal"/>
-      <w:lvlText w:val="%6."/>
+      <w:numFmt w:val="bullet"/>
+      <w:lvlText w:val=""/>
       <w:lvlJc w:val="left"/>
       <w:pPr>
         <w:tabs>
@@ -6525,12 +5757,14 @@
         </w:tabs>
         <w:ind w:left="4254" w:hanging="283"/>
       </w:pPr>
-      <w:rPr/>
+      <w:rPr>
+        <w:rFonts w:ascii="Symbol" w:hAnsi="Symbol" w:cs="Symbol" w:hint="default"/>
+      </w:rPr>
     </w:lvl>
     <w:lvl w:ilvl="6">
       <w:start w:val="1"/>
-      <w:numFmt w:val="decimal"/>
-      <w:lvlText w:val="%7."/>
+      <w:numFmt w:val="bullet"/>
+      <w:lvlText w:val=""/>
       <w:lvlJc w:val="left"/>
       <w:pPr>
         <w:tabs>
@@ -6538,12 +5772,14 @@
         </w:tabs>
         <w:ind w:left="4963" w:hanging="283"/>
       </w:pPr>
-      <w:rPr/>
+      <w:rPr>
+        <w:rFonts w:ascii="Symbol" w:hAnsi="Symbol" w:cs="Symbol" w:hint="default"/>
+      </w:rPr>
     </w:lvl>
     <w:lvl w:ilvl="7">
       <w:start w:val="1"/>
-      <w:numFmt w:val="decimal"/>
-      <w:lvlText w:val="%8."/>
+      <w:numFmt w:val="bullet"/>
+      <w:lvlText w:val=""/>
       <w:lvlJc w:val="left"/>
       <w:pPr>
         <w:tabs>
@@ -6551,12 +5787,14 @@
         </w:tabs>
         <w:ind w:left="5672" w:hanging="283"/>
       </w:pPr>
-      <w:rPr/>
+      <w:rPr>
+        <w:rFonts w:ascii="Symbol" w:hAnsi="Symbol" w:cs="Symbol" w:hint="default"/>
+      </w:rPr>
     </w:lvl>
     <w:lvl w:ilvl="8">
       <w:start w:val="1"/>
-      <w:numFmt w:val="decimal"/>
-      <w:lvlText w:val="%9."/>
+      <w:numFmt w:val="bullet"/>
+      <w:lvlText w:val=""/>
       <w:lvlJc w:val="left"/>
       <w:pPr>
         <w:tabs>
@@ -6564,14 +5802,16 @@
         </w:tabs>
         <w:ind w:left="6381" w:hanging="283"/>
       </w:pPr>
-      <w:rPr/>
+      <w:rPr>
+        <w:rFonts w:ascii="Symbol" w:hAnsi="Symbol" w:cs="Symbol" w:hint="default"/>
+      </w:rPr>
     </w:lvl>
   </w:abstractNum>
   <w:abstractNum w:abstractNumId="10">
     <w:lvl w:ilvl="0">
       <w:start w:val="1"/>
-      <w:numFmt w:val="decimal"/>
-      <w:lvlText w:val="%1."/>
+      <w:numFmt w:val="bullet"/>
+      <w:lvlText w:val=""/>
       <w:lvlJc w:val="left"/>
       <w:pPr>
         <w:tabs>
@@ -6579,12 +5819,14 @@
         </w:tabs>
         <w:ind w:left="709" w:hanging="283"/>
       </w:pPr>
-      <w:rPr/>
+      <w:rPr>
+        <w:rFonts w:ascii="Symbol" w:hAnsi="Symbol" w:cs="Symbol" w:hint="default"/>
+      </w:rPr>
     </w:lvl>
     <w:lvl w:ilvl="1">
       <w:start w:val="1"/>
-      <w:numFmt w:val="decimal"/>
-      <w:lvlText w:val="%2."/>
+      <w:numFmt w:val="bullet"/>
+      <w:lvlText w:val=""/>
       <w:lvlJc w:val="left"/>
       <w:pPr>
         <w:tabs>
@@ -6592,12 +5834,14 @@
         </w:tabs>
         <w:ind w:left="1418" w:hanging="283"/>
       </w:pPr>
-      <w:rPr/>
+      <w:rPr>
+        <w:rFonts w:ascii="Symbol" w:hAnsi="Symbol" w:cs="Symbol" w:hint="default"/>
+      </w:rPr>
     </w:lvl>
     <w:lvl w:ilvl="2">
       <w:start w:val="1"/>
-      <w:numFmt w:val="decimal"/>
-      <w:lvlText w:val="%3."/>
+      <w:numFmt w:val="bullet"/>
+      <w:lvlText w:val=""/>
       <w:lvlJc w:val="left"/>
       <w:pPr>
         <w:tabs>
@@ -6605,12 +5849,14 @@
         </w:tabs>
         <w:ind w:left="2127" w:hanging="283"/>
       </w:pPr>
-      <w:rPr/>
+      <w:rPr>
+        <w:rFonts w:ascii="Symbol" w:hAnsi="Symbol" w:cs="Symbol" w:hint="default"/>
+      </w:rPr>
     </w:lvl>
     <w:lvl w:ilvl="3">
       <w:start w:val="1"/>
-      <w:numFmt w:val="decimal"/>
-      <w:lvlText w:val="%4."/>
+      <w:numFmt w:val="bullet"/>
+      <w:lvlText w:val=""/>
       <w:lvlJc w:val="left"/>
       <w:pPr>
         <w:tabs>
@@ -6618,12 +5864,14 @@
         </w:tabs>
         <w:ind w:left="2836" w:hanging="283"/>
       </w:pPr>
-      <w:rPr/>
+      <w:rPr>
+        <w:rFonts w:ascii="Symbol" w:hAnsi="Symbol" w:cs="Symbol" w:hint="default"/>
+      </w:rPr>
     </w:lvl>
     <w:lvl w:ilvl="4">
       <w:start w:val="1"/>
-      <w:numFmt w:val="decimal"/>
-      <w:lvlText w:val="%5."/>
+      <w:numFmt w:val="bullet"/>
+      <w:lvlText w:val=""/>
       <w:lvlJc w:val="left"/>
       <w:pPr>
         <w:tabs>
@@ -6631,12 +5879,14 @@
         </w:tabs>
         <w:ind w:left="3545" w:hanging="283"/>
       </w:pPr>
-      <w:rPr/>
+      <w:rPr>
+        <w:rFonts w:ascii="Symbol" w:hAnsi="Symbol" w:cs="Symbol" w:hint="default"/>
+      </w:rPr>
     </w:lvl>
     <w:lvl w:ilvl="5">
       <w:start w:val="1"/>
-      <w:numFmt w:val="decimal"/>
-      <w:lvlText w:val="%6."/>
+      <w:numFmt w:val="bullet"/>
+      <w:lvlText w:val=""/>
       <w:lvlJc w:val="left"/>
       <w:pPr>
         <w:tabs>
@@ -6644,12 +5894,14 @@
         </w:tabs>
         <w:ind w:left="4254" w:hanging="283"/>
       </w:pPr>
-      <w:rPr/>
+      <w:rPr>
+        <w:rFonts w:ascii="Symbol" w:hAnsi="Symbol" w:cs="Symbol" w:hint="default"/>
+      </w:rPr>
     </w:lvl>
     <w:lvl w:ilvl="6">
       <w:start w:val="1"/>
-      <w:numFmt w:val="decimal"/>
-      <w:lvlText w:val="%7."/>
+      <w:numFmt w:val="bullet"/>
+      <w:lvlText w:val=""/>
       <w:lvlJc w:val="left"/>
       <w:pPr>
         <w:tabs>
@@ -6657,12 +5909,14 @@
         </w:tabs>
         <w:ind w:left="4963" w:hanging="283"/>
       </w:pPr>
-      <w:rPr/>
+      <w:rPr>
+        <w:rFonts w:ascii="Symbol" w:hAnsi="Symbol" w:cs="Symbol" w:hint="default"/>
+      </w:rPr>
     </w:lvl>
     <w:lvl w:ilvl="7">
       <w:start w:val="1"/>
-      <w:numFmt w:val="decimal"/>
-      <w:lvlText w:val="%8."/>
+      <w:numFmt w:val="bullet"/>
+      <w:lvlText w:val=""/>
       <w:lvlJc w:val="left"/>
       <w:pPr>
         <w:tabs>
@@ -6670,12 +5924,14 @@
         </w:tabs>
         <w:ind w:left="5672" w:hanging="283"/>
       </w:pPr>
-      <w:rPr/>
+      <w:rPr>
+        <w:rFonts w:ascii="Symbol" w:hAnsi="Symbol" w:cs="Symbol" w:hint="default"/>
+      </w:rPr>
     </w:lvl>
     <w:lvl w:ilvl="8">
       <w:start w:val="1"/>
-      <w:numFmt w:val="decimal"/>
-      <w:lvlText w:val="%9."/>
+      <w:numFmt w:val="bullet"/>
+      <w:lvlText w:val=""/>
       <w:lvlJc w:val="left"/>
       <w:pPr>
         <w:tabs>
@@ -6683,7 +5939,9 @@
         </w:tabs>
         <w:ind w:left="6381" w:hanging="283"/>
       </w:pPr>
-      <w:rPr/>
+      <w:rPr>
+        <w:rFonts w:ascii="Symbol" w:hAnsi="Symbol" w:cs="Symbol" w:hint="default"/>
+      </w:rPr>
     </w:lvl>
   </w:abstractNum>
   <w:abstractNum w:abstractNumId="11">
@@ -6806,6 +6064,482 @@
     </w:lvl>
   </w:abstractNum>
   <w:abstractNum w:abstractNumId="12">
+    <w:lvl w:ilvl="0">
+      <w:start w:val="1"/>
+      <w:numFmt w:val="decimal"/>
+      <w:lvlText w:val="%1."/>
+      <w:lvlJc w:val="left"/>
+      <w:pPr>
+        <w:tabs>
+          <w:tab w:val="num" w:pos="709"/>
+        </w:tabs>
+        <w:ind w:left="709" w:hanging="283"/>
+      </w:pPr>
+      <w:rPr/>
+    </w:lvl>
+    <w:lvl w:ilvl="1">
+      <w:start w:val="1"/>
+      <w:numFmt w:val="decimal"/>
+      <w:lvlText w:val="%2."/>
+      <w:lvlJc w:val="left"/>
+      <w:pPr>
+        <w:tabs>
+          <w:tab w:val="num" w:pos="1418"/>
+        </w:tabs>
+        <w:ind w:left="1418" w:hanging="283"/>
+      </w:pPr>
+      <w:rPr/>
+    </w:lvl>
+    <w:lvl w:ilvl="2">
+      <w:start w:val="1"/>
+      <w:numFmt w:val="decimal"/>
+      <w:lvlText w:val="%3."/>
+      <w:lvlJc w:val="left"/>
+      <w:pPr>
+        <w:tabs>
+          <w:tab w:val="num" w:pos="2127"/>
+        </w:tabs>
+        <w:ind w:left="2127" w:hanging="283"/>
+      </w:pPr>
+      <w:rPr/>
+    </w:lvl>
+    <w:lvl w:ilvl="3">
+      <w:start w:val="1"/>
+      <w:numFmt w:val="decimal"/>
+      <w:lvlText w:val="%4."/>
+      <w:lvlJc w:val="left"/>
+      <w:pPr>
+        <w:tabs>
+          <w:tab w:val="num" w:pos="2836"/>
+        </w:tabs>
+        <w:ind w:left="2836" w:hanging="283"/>
+      </w:pPr>
+      <w:rPr/>
+    </w:lvl>
+    <w:lvl w:ilvl="4">
+      <w:start w:val="1"/>
+      <w:numFmt w:val="decimal"/>
+      <w:lvlText w:val="%5."/>
+      <w:lvlJc w:val="left"/>
+      <w:pPr>
+        <w:tabs>
+          <w:tab w:val="num" w:pos="3545"/>
+        </w:tabs>
+        <w:ind w:left="3545" w:hanging="283"/>
+      </w:pPr>
+      <w:rPr/>
+    </w:lvl>
+    <w:lvl w:ilvl="5">
+      <w:start w:val="1"/>
+      <w:numFmt w:val="decimal"/>
+      <w:lvlText w:val="%6."/>
+      <w:lvlJc w:val="left"/>
+      <w:pPr>
+        <w:tabs>
+          <w:tab w:val="num" w:pos="4254"/>
+        </w:tabs>
+        <w:ind w:left="4254" w:hanging="283"/>
+      </w:pPr>
+      <w:rPr/>
+    </w:lvl>
+    <w:lvl w:ilvl="6">
+      <w:start w:val="1"/>
+      <w:numFmt w:val="decimal"/>
+      <w:lvlText w:val="%7."/>
+      <w:lvlJc w:val="left"/>
+      <w:pPr>
+        <w:tabs>
+          <w:tab w:val="num" w:pos="4963"/>
+        </w:tabs>
+        <w:ind w:left="4963" w:hanging="283"/>
+      </w:pPr>
+      <w:rPr/>
+    </w:lvl>
+    <w:lvl w:ilvl="7">
+      <w:start w:val="1"/>
+      <w:numFmt w:val="decimal"/>
+      <w:lvlText w:val="%8."/>
+      <w:lvlJc w:val="left"/>
+      <w:pPr>
+        <w:tabs>
+          <w:tab w:val="num" w:pos="5672"/>
+        </w:tabs>
+        <w:ind w:left="5672" w:hanging="283"/>
+      </w:pPr>
+      <w:rPr/>
+    </w:lvl>
+    <w:lvl w:ilvl="8">
+      <w:start w:val="1"/>
+      <w:numFmt w:val="decimal"/>
+      <w:lvlText w:val="%9."/>
+      <w:lvlJc w:val="left"/>
+      <w:pPr>
+        <w:tabs>
+          <w:tab w:val="num" w:pos="6381"/>
+        </w:tabs>
+        <w:ind w:left="6381" w:hanging="283"/>
+      </w:pPr>
+      <w:rPr/>
+    </w:lvl>
+  </w:abstractNum>
+  <w:abstractNum w:abstractNumId="13">
+    <w:lvl w:ilvl="0">
+      <w:start w:val="1"/>
+      <w:numFmt w:val="decimal"/>
+      <w:lvlText w:val="%1."/>
+      <w:lvlJc w:val="left"/>
+      <w:pPr>
+        <w:tabs>
+          <w:tab w:val="num" w:pos="709"/>
+        </w:tabs>
+        <w:ind w:left="709" w:hanging="283"/>
+      </w:pPr>
+      <w:rPr/>
+    </w:lvl>
+    <w:lvl w:ilvl="1">
+      <w:start w:val="1"/>
+      <w:numFmt w:val="decimal"/>
+      <w:lvlText w:val="%2."/>
+      <w:lvlJc w:val="left"/>
+      <w:pPr>
+        <w:tabs>
+          <w:tab w:val="num" w:pos="1418"/>
+        </w:tabs>
+        <w:ind w:left="1418" w:hanging="283"/>
+      </w:pPr>
+      <w:rPr/>
+    </w:lvl>
+    <w:lvl w:ilvl="2">
+      <w:start w:val="1"/>
+      <w:numFmt w:val="decimal"/>
+      <w:lvlText w:val="%3."/>
+      <w:lvlJc w:val="left"/>
+      <w:pPr>
+        <w:tabs>
+          <w:tab w:val="num" w:pos="2127"/>
+        </w:tabs>
+        <w:ind w:left="2127" w:hanging="283"/>
+      </w:pPr>
+      <w:rPr/>
+    </w:lvl>
+    <w:lvl w:ilvl="3">
+      <w:start w:val="1"/>
+      <w:numFmt w:val="decimal"/>
+      <w:lvlText w:val="%4."/>
+      <w:lvlJc w:val="left"/>
+      <w:pPr>
+        <w:tabs>
+          <w:tab w:val="num" w:pos="2836"/>
+        </w:tabs>
+        <w:ind w:left="2836" w:hanging="283"/>
+      </w:pPr>
+      <w:rPr/>
+    </w:lvl>
+    <w:lvl w:ilvl="4">
+      <w:start w:val="1"/>
+      <w:numFmt w:val="decimal"/>
+      <w:lvlText w:val="%5."/>
+      <w:lvlJc w:val="left"/>
+      <w:pPr>
+        <w:tabs>
+          <w:tab w:val="num" w:pos="3545"/>
+        </w:tabs>
+        <w:ind w:left="3545" w:hanging="283"/>
+      </w:pPr>
+      <w:rPr/>
+    </w:lvl>
+    <w:lvl w:ilvl="5">
+      <w:start w:val="1"/>
+      <w:numFmt w:val="decimal"/>
+      <w:lvlText w:val="%6."/>
+      <w:lvlJc w:val="left"/>
+      <w:pPr>
+        <w:tabs>
+          <w:tab w:val="num" w:pos="4254"/>
+        </w:tabs>
+        <w:ind w:left="4254" w:hanging="283"/>
+      </w:pPr>
+      <w:rPr/>
+    </w:lvl>
+    <w:lvl w:ilvl="6">
+      <w:start w:val="1"/>
+      <w:numFmt w:val="decimal"/>
+      <w:lvlText w:val="%7."/>
+      <w:lvlJc w:val="left"/>
+      <w:pPr>
+        <w:tabs>
+          <w:tab w:val="num" w:pos="4963"/>
+        </w:tabs>
+        <w:ind w:left="4963" w:hanging="283"/>
+      </w:pPr>
+      <w:rPr/>
+    </w:lvl>
+    <w:lvl w:ilvl="7">
+      <w:start w:val="1"/>
+      <w:numFmt w:val="decimal"/>
+      <w:lvlText w:val="%8."/>
+      <w:lvlJc w:val="left"/>
+      <w:pPr>
+        <w:tabs>
+          <w:tab w:val="num" w:pos="5672"/>
+        </w:tabs>
+        <w:ind w:left="5672" w:hanging="283"/>
+      </w:pPr>
+      <w:rPr/>
+    </w:lvl>
+    <w:lvl w:ilvl="8">
+      <w:start w:val="1"/>
+      <w:numFmt w:val="decimal"/>
+      <w:lvlText w:val="%9."/>
+      <w:lvlJc w:val="left"/>
+      <w:pPr>
+        <w:tabs>
+          <w:tab w:val="num" w:pos="6381"/>
+        </w:tabs>
+        <w:ind w:left="6381" w:hanging="283"/>
+      </w:pPr>
+      <w:rPr/>
+    </w:lvl>
+  </w:abstractNum>
+  <w:abstractNum w:abstractNumId="14">
+    <w:lvl w:ilvl="0">
+      <w:start w:val="1"/>
+      <w:numFmt w:val="decimal"/>
+      <w:lvlText w:val="%1."/>
+      <w:lvlJc w:val="left"/>
+      <w:pPr>
+        <w:tabs>
+          <w:tab w:val="num" w:pos="709"/>
+        </w:tabs>
+        <w:ind w:left="709" w:hanging="283"/>
+      </w:pPr>
+      <w:rPr/>
+    </w:lvl>
+    <w:lvl w:ilvl="1">
+      <w:start w:val="1"/>
+      <w:numFmt w:val="decimal"/>
+      <w:lvlText w:val="%2."/>
+      <w:lvlJc w:val="left"/>
+      <w:pPr>
+        <w:tabs>
+          <w:tab w:val="num" w:pos="1418"/>
+        </w:tabs>
+        <w:ind w:left="1418" w:hanging="283"/>
+      </w:pPr>
+      <w:rPr/>
+    </w:lvl>
+    <w:lvl w:ilvl="2">
+      <w:start w:val="1"/>
+      <w:numFmt w:val="decimal"/>
+      <w:lvlText w:val="%3."/>
+      <w:lvlJc w:val="left"/>
+      <w:pPr>
+        <w:tabs>
+          <w:tab w:val="num" w:pos="2127"/>
+        </w:tabs>
+        <w:ind w:left="2127" w:hanging="283"/>
+      </w:pPr>
+      <w:rPr/>
+    </w:lvl>
+    <w:lvl w:ilvl="3">
+      <w:start w:val="1"/>
+      <w:numFmt w:val="decimal"/>
+      <w:lvlText w:val="%4."/>
+      <w:lvlJc w:val="left"/>
+      <w:pPr>
+        <w:tabs>
+          <w:tab w:val="num" w:pos="2836"/>
+        </w:tabs>
+        <w:ind w:left="2836" w:hanging="283"/>
+      </w:pPr>
+      <w:rPr/>
+    </w:lvl>
+    <w:lvl w:ilvl="4">
+      <w:start w:val="1"/>
+      <w:numFmt w:val="decimal"/>
+      <w:lvlText w:val="%5."/>
+      <w:lvlJc w:val="left"/>
+      <w:pPr>
+        <w:tabs>
+          <w:tab w:val="num" w:pos="3545"/>
+        </w:tabs>
+        <w:ind w:left="3545" w:hanging="283"/>
+      </w:pPr>
+      <w:rPr/>
+    </w:lvl>
+    <w:lvl w:ilvl="5">
+      <w:start w:val="1"/>
+      <w:numFmt w:val="decimal"/>
+      <w:lvlText w:val="%6."/>
+      <w:lvlJc w:val="left"/>
+      <w:pPr>
+        <w:tabs>
+          <w:tab w:val="num" w:pos="4254"/>
+        </w:tabs>
+        <w:ind w:left="4254" w:hanging="283"/>
+      </w:pPr>
+      <w:rPr/>
+    </w:lvl>
+    <w:lvl w:ilvl="6">
+      <w:start w:val="1"/>
+      <w:numFmt w:val="decimal"/>
+      <w:lvlText w:val="%7."/>
+      <w:lvlJc w:val="left"/>
+      <w:pPr>
+        <w:tabs>
+          <w:tab w:val="num" w:pos="4963"/>
+        </w:tabs>
+        <w:ind w:left="4963" w:hanging="283"/>
+      </w:pPr>
+      <w:rPr/>
+    </w:lvl>
+    <w:lvl w:ilvl="7">
+      <w:start w:val="1"/>
+      <w:numFmt w:val="decimal"/>
+      <w:lvlText w:val="%8."/>
+      <w:lvlJc w:val="left"/>
+      <w:pPr>
+        <w:tabs>
+          <w:tab w:val="num" w:pos="5672"/>
+        </w:tabs>
+        <w:ind w:left="5672" w:hanging="283"/>
+      </w:pPr>
+      <w:rPr/>
+    </w:lvl>
+    <w:lvl w:ilvl="8">
+      <w:start w:val="1"/>
+      <w:numFmt w:val="decimal"/>
+      <w:lvlText w:val="%9."/>
+      <w:lvlJc w:val="left"/>
+      <w:pPr>
+        <w:tabs>
+          <w:tab w:val="num" w:pos="6381"/>
+        </w:tabs>
+        <w:ind w:left="6381" w:hanging="283"/>
+      </w:pPr>
+      <w:rPr/>
+    </w:lvl>
+  </w:abstractNum>
+  <w:abstractNum w:abstractNumId="15">
+    <w:lvl w:ilvl="0">
+      <w:start w:val="1"/>
+      <w:numFmt w:val="decimal"/>
+      <w:lvlText w:val="%1."/>
+      <w:lvlJc w:val="left"/>
+      <w:pPr>
+        <w:tabs>
+          <w:tab w:val="num" w:pos="709"/>
+        </w:tabs>
+        <w:ind w:left="709" w:hanging="283"/>
+      </w:pPr>
+      <w:rPr/>
+    </w:lvl>
+    <w:lvl w:ilvl="1">
+      <w:start w:val="1"/>
+      <w:numFmt w:val="decimal"/>
+      <w:lvlText w:val="%2."/>
+      <w:lvlJc w:val="left"/>
+      <w:pPr>
+        <w:tabs>
+          <w:tab w:val="num" w:pos="1418"/>
+        </w:tabs>
+        <w:ind w:left="1418" w:hanging="283"/>
+      </w:pPr>
+      <w:rPr/>
+    </w:lvl>
+    <w:lvl w:ilvl="2">
+      <w:start w:val="1"/>
+      <w:numFmt w:val="decimal"/>
+      <w:lvlText w:val="%3."/>
+      <w:lvlJc w:val="left"/>
+      <w:pPr>
+        <w:tabs>
+          <w:tab w:val="num" w:pos="2127"/>
+        </w:tabs>
+        <w:ind w:left="2127" w:hanging="283"/>
+      </w:pPr>
+      <w:rPr/>
+    </w:lvl>
+    <w:lvl w:ilvl="3">
+      <w:start w:val="1"/>
+      <w:numFmt w:val="decimal"/>
+      <w:lvlText w:val="%4."/>
+      <w:lvlJc w:val="left"/>
+      <w:pPr>
+        <w:tabs>
+          <w:tab w:val="num" w:pos="2836"/>
+        </w:tabs>
+        <w:ind w:left="2836" w:hanging="283"/>
+      </w:pPr>
+      <w:rPr/>
+    </w:lvl>
+    <w:lvl w:ilvl="4">
+      <w:start w:val="1"/>
+      <w:numFmt w:val="decimal"/>
+      <w:lvlText w:val="%5."/>
+      <w:lvlJc w:val="left"/>
+      <w:pPr>
+        <w:tabs>
+          <w:tab w:val="num" w:pos="3545"/>
+        </w:tabs>
+        <w:ind w:left="3545" w:hanging="283"/>
+      </w:pPr>
+      <w:rPr/>
+    </w:lvl>
+    <w:lvl w:ilvl="5">
+      <w:start w:val="1"/>
+      <w:numFmt w:val="decimal"/>
+      <w:lvlText w:val="%6."/>
+      <w:lvlJc w:val="left"/>
+      <w:pPr>
+        <w:tabs>
+          <w:tab w:val="num" w:pos="4254"/>
+        </w:tabs>
+        <w:ind w:left="4254" w:hanging="283"/>
+      </w:pPr>
+      <w:rPr/>
+    </w:lvl>
+    <w:lvl w:ilvl="6">
+      <w:start w:val="1"/>
+      <w:numFmt w:val="decimal"/>
+      <w:lvlText w:val="%7."/>
+      <w:lvlJc w:val="left"/>
+      <w:pPr>
+        <w:tabs>
+          <w:tab w:val="num" w:pos="4963"/>
+        </w:tabs>
+        <w:ind w:left="4963" w:hanging="283"/>
+      </w:pPr>
+      <w:rPr/>
+    </w:lvl>
+    <w:lvl w:ilvl="7">
+      <w:start w:val="1"/>
+      <w:numFmt w:val="decimal"/>
+      <w:lvlText w:val="%8."/>
+      <w:lvlJc w:val="left"/>
+      <w:pPr>
+        <w:tabs>
+          <w:tab w:val="num" w:pos="5672"/>
+        </w:tabs>
+        <w:ind w:left="5672" w:hanging="283"/>
+      </w:pPr>
+      <w:rPr/>
+    </w:lvl>
+    <w:lvl w:ilvl="8">
+      <w:start w:val="1"/>
+      <w:numFmt w:val="decimal"/>
+      <w:lvlText w:val="%9."/>
+      <w:lvlJc w:val="left"/>
+      <w:pPr>
+        <w:tabs>
+          <w:tab w:val="num" w:pos="6381"/>
+        </w:tabs>
+        <w:ind w:left="6381" w:hanging="283"/>
+      </w:pPr>
+      <w:rPr/>
+    </w:lvl>
+  </w:abstractNum>
+  <w:abstractNum w:abstractNumId="16">
     <w:lvl w:ilvl="0">
       <w:start w:val="1"/>
       <w:numFmt w:val="none"/>
@@ -6965,6 +6699,18 @@
   <w:num w:numId="12">
     <w:abstractNumId w:val="12"/>
   </w:num>
+  <w:num w:numId="13">
+    <w:abstractNumId w:val="13"/>
+  </w:num>
+  <w:num w:numId="14">
+    <w:abstractNumId w:val="14"/>
+  </w:num>
+  <w:num w:numId="15">
+    <w:abstractNumId w:val="15"/>
+  </w:num>
+  <w:num w:numId="16">
+    <w:abstractNumId w:val="16"/>
+  </w:num>
 </w:numbering>
 </file>
 
@@ -6991,13 +6737,13 @@
     <w:pPr>
       <w:widowControl w:val="false"/>
       <w:bidi w:val="0"/>
-      <w:spacing w:lineRule="auto" w:line="372"/>
+      <w:spacing w:lineRule="auto" w:line="384"/>
     </w:pPr>
     <w:rPr>
-      <w:rFonts w:ascii="Microsoft YaHei;SimSun" w:hAnsi="Microsoft YaHei;SimSun" w:eastAsia="Microsoft YaHei;SimSun" w:cs="Microsoft YaHei;SimSun"/>
-      <w:color w:val="000000"/>
-      <w:sz w:val="21"/>
-      <w:szCs w:val="21"/>
+      <w:rFonts w:ascii="Microsoft YaHei;SimSun;sans-serif" w:hAnsi="Microsoft YaHei;SimSun;sans-serif" w:eastAsia="Microsoft YaHei;SimSun;sans-serif" w:cs="Microsoft YaHei;SimSun;sans-serif"/>
+      <w:color w:val="24292F"/>
+      <w:sz w:val="22"/>
+      <w:szCs w:val="22"/>
       <w:lang w:val="en-US" w:eastAsia="zh-CN" w:bidi="hi-IN"/>
     </w:rPr>
   </w:style>
@@ -7007,15 +6753,15 @@
     <w:next w:val="BodyText"/>
     <w:qFormat/>
     <w:pPr>
-      <w:spacing w:before="120" w:after="240"/>
-      <w:ind w:left="120" w:right="120"/>
+      <w:pBdr>
+        <w:bottom w:val="single" w:sz="12" w:space="6" w:color="D0D7DE"/>
+      </w:pBdr>
     </w:pPr>
     <w:rPr>
       <w:b/>
       <w:bCs/>
-      <w:color w:val="1A1A1A"/>
-      <w:sz w:val="38"/>
-      <w:szCs w:val="38"/>
+      <w:sz w:val="40"/>
+      <w:szCs w:val="40"/>
     </w:rPr>
   </w:style>
   <w:style w:type="paragraph" w:styleId="Heading2">
@@ -7024,15 +6770,16 @@
     <w:next w:val="BodyText"/>
     <w:qFormat/>
     <w:pPr>
-      <w:spacing w:before="320" w:after="160"/>
-      <w:ind w:left="320" w:right="320"/>
+      <w:pBdr>
+        <w:bottom w:val="single" w:sz="2" w:space="4" w:color="D8DEE4"/>
+      </w:pBdr>
+      <w:spacing w:before="440" w:after="120"/>
       <w:outlineLvl w:val="1"/>
     </w:pPr>
     <w:rPr>
       <w:rFonts w:ascii="Liberation Serif" w:hAnsi="Liberation Serif" w:eastAsia="新宋体" w:cs="Lucida Sans"/>
       <w:b/>
       <w:bCs/>
-      <w:color w:val="1A1A1A"/>
       <w:sz w:val="30"/>
       <w:szCs w:val="30"/>
     </w:rPr>
@@ -7043,15 +6790,13 @@
     <w:next w:val="BodyText"/>
     <w:qFormat/>
     <w:pPr>
-      <w:spacing w:before="240" w:after="120"/>
-      <w:ind w:left="240" w:right="240"/>
+      <w:spacing w:before="320" w:after="120"/>
       <w:outlineLvl w:val="2"/>
     </w:pPr>
     <w:rPr>
       <w:rFonts w:ascii="Liberation Serif" w:hAnsi="Liberation Serif" w:eastAsia="新宋体" w:cs="Lucida Sans"/>
       <w:b/>
       <w:bCs/>
-      <w:color w:val="1A1A1A"/>
       <w:sz w:val="26"/>
       <w:szCs w:val="26"/>
     </w:rPr>
@@ -7062,8 +6807,7 @@
     <w:next w:val="BodyText"/>
     <w:qFormat/>
     <w:pPr>
-      <w:spacing w:before="200" w:after="100"/>
-      <w:ind w:left="200" w:right="200"/>
+      <w:spacing w:before="120" w:after="120"/>
       <w:outlineLvl w:val="3"/>
     </w:pPr>
     <w:rPr>
@@ -7080,16 +6824,15 @@
     <w:next w:val="BodyText"/>
     <w:qFormat/>
     <w:pPr>
-      <w:spacing w:before="160" w:after="80"/>
-      <w:ind w:left="160" w:right="160"/>
+      <w:spacing w:before="120" w:after="60"/>
       <w:outlineLvl w:val="4"/>
     </w:pPr>
     <w:rPr>
       <w:rFonts w:ascii="Liberation Serif" w:hAnsi="Liberation Serif" w:eastAsia="新宋体" w:cs="Lucida Sans"/>
       <w:b/>
       <w:bCs/>
-      <w:sz w:val="21"/>
-      <w:szCs w:val="21"/>
+      <w:sz w:val="23"/>
+      <w:szCs w:val="23"/>
     </w:rPr>
   </w:style>
   <w:style w:type="paragraph" w:styleId="Heading6">
@@ -7098,16 +6841,15 @@
     <w:next w:val="BodyText"/>
     <w:qFormat/>
     <w:pPr>
-      <w:spacing w:before="160" w:after="80"/>
-      <w:ind w:left="160" w:right="160"/>
+      <w:spacing w:before="60" w:after="60"/>
       <w:outlineLvl w:val="5"/>
     </w:pPr>
     <w:rPr>
       <w:rFonts w:ascii="Liberation Serif" w:hAnsi="Liberation Serif" w:eastAsia="新宋体" w:cs="Lucida Sans"/>
       <w:b/>
       <w:bCs/>
-      <w:sz w:val="21"/>
-      <w:szCs w:val="21"/>
+      <w:sz w:val="23"/>
+      <w:szCs w:val="23"/>
     </w:rPr>
   </w:style>
   <w:style w:type="character" w:styleId="EndnoteReference">
@@ -7137,7 +6879,7 @@
     <w:rPr>
       <w:strike w:val="false"/>
       <w:dstrike w:val="false"/>
-      <w:color w:val="1F4E79"/>
+      <w:color w:val="0969DA"/>
       <w:u w:val="none"/>
       <w:effect w:val="none"/>
     </w:rPr>
@@ -7146,9 +6888,10 @@
     <w:name w:val="源文本"/>
     <w:qFormat/>
     <w:rPr>
-      <w:rFonts w:ascii="Consolas;Courier New" w:hAnsi="Consolas;Courier New" w:eastAsia="Consolas;Courier New" w:cs="Consolas;Courier New"/>
-      <w:sz w:val="18"/>
-      <w:szCs w:val="18"/>
+      <w:rFonts w:ascii="Consolas;Courier New;monospace" w:hAnsi="Consolas;Courier New;monospace" w:eastAsia="Consolas;Courier New;monospace" w:cs="Consolas;Courier New;monospace"/>
+      <w:sz w:val="19"/>
+      <w:szCs w:val="19"/>
+      <w:shd w:fill="F2F3F5" w:val="clear"/>
     </w:rPr>
   </w:style>
   <w:style w:type="character" w:styleId="Style11">
@@ -7168,7 +6911,7 @@
     <w:rPr>
       <w:strike w:val="false"/>
       <w:dstrike w:val="false"/>
-      <w:color w:val="1F4E79"/>
+      <w:color w:val="0969DA"/>
       <w:u w:val="none"/>
       <w:effect w:val="none"/>
     </w:rPr>
@@ -7203,7 +6946,10 @@
     <w:pPr>
       <w:jc w:val="left"/>
     </w:pPr>
-    <w:rPr/>
+    <w:rPr>
+      <w:sz w:val="20"/>
+      <w:szCs w:val="20"/>
+    </w:rPr>
   </w:style>
   <w:style w:type="paragraph" w:styleId="Style15">
     <w:name w:val="索引"/>
@@ -7244,8 +6990,7 @@
     <w:name w:val="Body Text"/>
     <w:basedOn w:val="Normal"/>
     <w:pPr>
-      <w:spacing w:before="0" w:after="120"/>
-      <w:jc w:val="both"/>
+      <w:spacing w:before="0" w:after="283"/>
     </w:pPr>
     <w:rPr/>
   </w:style>
@@ -7270,19 +7015,18 @@
     <w:qFormat/>
     <w:pPr>
       <w:pBdr>
-        <w:top w:val="single" w:sz="6" w:space="5" w:color="C8CCD2"/>
-        <w:left w:val="single" w:sz="6" w:space="5" w:color="C8CCD2"/>
-        <w:bottom w:val="single" w:sz="6" w:space="5" w:color="C8CCD2"/>
-        <w:right w:val="single" w:sz="6" w:space="5" w:color="C8CCD2"/>
+        <w:top w:val="single" w:sz="2" w:space="8" w:color="D8DEE4"/>
+        <w:left w:val="single" w:sz="2" w:space="8" w:color="D8DEE4"/>
+        <w:bottom w:val="single" w:sz="2" w:space="8" w:color="D8DEE4"/>
+        <w:right w:val="single" w:sz="2" w:space="8" w:color="D8DEE4"/>
       </w:pBdr>
-      <w:shd w:fill="F5F6F8" w:val="clear"/>
-      <w:spacing w:lineRule="auto" w:line="300" w:before="100" w:after="160"/>
-      <w:ind w:left="100" w:right="100"/>
+      <w:shd w:fill="F6F8FA" w:val="clear"/>
+      <w:spacing w:before="0" w:after="0"/>
     </w:pPr>
     <w:rPr>
-      <w:rFonts w:ascii="Consolas;Courier New" w:hAnsi="Consolas;Courier New" w:eastAsia="Consolas;Courier New" w:cs="Consolas;Courier New"/>
-      <w:sz w:val="16"/>
-      <w:szCs w:val="16"/>
+      <w:rFonts w:ascii="Liberation Mono" w:hAnsi="Liberation Mono" w:eastAsia="新宋体" w:cs="Liberation Mono"/>
+      <w:sz w:val="19"/>
+      <w:szCs w:val="19"/>
     </w:rPr>
   </w:style>
   <w:style w:type="paragraph" w:styleId="Style18">
@@ -7291,13 +7035,14 @@
     <w:qFormat/>
     <w:pPr>
       <w:pBdr>
-        <w:left w:val="single" w:sz="18" w:space="8" w:color="B7C3CF"/>
+        <w:left w:val="single" w:sz="18" w:space="10" w:color="FF7A45"/>
       </w:pBdr>
-      <w:spacing w:before="80" w:after="160"/>
-      <w:ind w:hanging="0" w:left="200" w:right="80"/>
+      <w:shd w:fill="FFF8F5" w:val="clear"/>
+      <w:spacing w:before="160" w:after="160"/>
+      <w:ind w:hanging="0" w:left="160" w:right="160"/>
     </w:pPr>
     <w:rPr>
-      <w:color w:val="333333"/>
+      <w:color w:val="555555"/>
     </w:rPr>
   </w:style>
   <w:style w:type="paragraph" w:styleId="Style19">
@@ -7306,12 +7051,14 @@
     <w:qFormat/>
     <w:pPr>
       <w:suppressLineNumbers/>
-      <w:shd w:fill="DCE6F1" w:val="clear"/>
+      <w:shd w:fill="EEF1F4" w:val="clear"/>
       <w:jc w:val="left"/>
     </w:pPr>
     <w:rPr>
       <w:b/>
       <w:bCs/>
+      <w:sz w:val="20"/>
+      <w:szCs w:val="20"/>
     </w:rPr>
   </w:style>
 </w:styles>
